--- a/zaini_case_audit_output/outputs/word/01_تقرير_الفحص_الأولي.docx
+++ b/zaini_case_audit_output/outputs/word/01_تقرير_الفحص_الأولي.docx
@@ -66,7 +66,7 @@
         <w:bidi/>
       </w:pPr>
       <w:r>
-        <w:t>تاريخ التشغيل: 2026-06-14T07:16:34.008104</w:t>
+        <w:t>تاريخ التشغيل: 2026-06-15T02:54:32.423344</w:t>
       </w:r>
     </w:p>
     <w:p>
@@ -299,7 +299,7 @@
           <w:b w:val="0"/>
           <w:i w:val="0"/>
         </w:rPr>
-        <w:t>أرقام قضايا: 42824717(102)</w:t>
+        <w:t>أرقام قضايا: 42824717(88)</w:t>
       </w:r>
     </w:p>
     <w:p>
@@ -312,7 +312,7 @@
           <w:b w:val="0"/>
           <w:i w:val="0"/>
         </w:rPr>
-        <w:t>صكوك معروفة (من قائمة التكليف) ظهرت آلياً: 4530241622(47)، 4431025114(7)، 4630548401(4)، 4530828230(3)</w:t>
+        <w:t>صكوك معروفة (من قائمة التكليف) ظهرت آلياً: 4530241622(44)، 4431025114(7)، 4630548401(4)، 4530828230(3)</w:t>
       </w:r>
     </w:p>
     <w:p>
@@ -325,7 +325,7 @@
           <w:b w:val="0"/>
           <w:i w:val="0"/>
         </w:rPr>
-        <w:t>أرقام طويلة أخرى (مؤشرات صكوك/سجلات تحتاج مراجعة): 42824717(102)، 1008017301(84)، 1017092733(52)، 4530241622(47)، 1007056847(46)، 4030196102(37)، 1098908278(33)، 38391575(32)، 1064274077(32)، 43281449(31)، 4030169102(30)، 3855849(30)، 144442(29)، 2824717(29)، 33286392(25)، 401024501240718(23)، 3218883(21)، 599139(19)، 599140(19)، 229014721194320022(18)</w:t>
+        <w:t>أرقام طويلة أخرى (مؤشرات صكوك/سجلات تحتاج مراجعة): 42824717(88)، 1008017301(68)، 4530241622(44)، 1017092733(38)، 4030196102(37)، 38391575(32)، 1037108001(31)، 7486507001(31)، 1007056847(31)، 43281449(31)، 4030169102(30)، 3855849(30)، 244441(29)، 3372907101(29)، 7174282(29)، 33286392(25)، 401024501240718(23)، 3218883(21)، 599139(19)، 599140(19)</w:t>
       </w:r>
     </w:p>
     <w:p>
@@ -575,7 +575,7 @@
         <w:bidi/>
       </w:pPr>
       <w:r>
-        <w:t>368,757,931 ريال (تكرار 13)</w:t>
+        <w:t>368,757,931 ريال (تكرار 6)</w:t>
       </w:r>
     </w:p>
     <w:p>
@@ -605,7 +605,7 @@
         <w:bidi/>
       </w:pPr>
       <w:r>
-        <w:t>331,882,138 ريال (تكرار 11)</w:t>
+        <w:t>331,882,138 ريال (تكرار 4)</w:t>
       </w:r>
     </w:p>
     <w:p>
@@ -668,7 +668,7 @@
           <w:b w:val="0"/>
           <w:i w:val="0"/>
         </w:rPr>
-        <w:t>هجرية: 1445/03/13(17)، 22/10/1444(17)، 26/11/1431(17)، 4/3/1432(17)، 10/2/1434(16)، 1431/09/20(16)، 26/7/1434(16)، 1/1/1445(15)، 1/12/1442(15)، 10/11/1444(15)، 11/4/1437(15)، 12/05/1438(15)، 12/5/1438(15)، 1445-01-01(15)، 16/10/1431(15)، 18/11/1393(15)، 2/12/1432(15)، 20/09/1431(15)، 25/07/1432(15)، 8/6/1433(15)</w:t>
+        <w:t>هجرية: 22/10/1444(17)، 26/11/1431(17)، 4/3/1432(17)، 10/2/1434(16)، 1431/09/20(16)، 26/7/1434(16)، 1/1/1445(15)، 1/12/1442(15)، 10/11/1444(15)، 11/4/1437(15)، 12/05/1438(15)، 12/5/1438(15)، 1445-01-01(15)، 16/10/1431(15)، 18/11/1393(15)، 2/12/1432(15)، 20/09/1431(15)، 25/07/1432(15)، 8/6/1433(15)، 01/08/1444(14)</w:t>
       </w:r>
     </w:p>
     <w:p>
@@ -681,7 +681,7 @@
           <w:b w:val="0"/>
           <w:i w:val="0"/>
         </w:rPr>
-        <w:t>ميلادية: 2013/09/30(12)، 2011/12/15(11)، 2012/12/1(11)، 2012/12/15(11)، 2013/06/26(11)، 03-11-2010(10)، 2010/11/03(10)، 2013/05/02(10)، 2014/01/20(10)، 2014/02/26(10)، 2016/05/03(10)، 2016/06/26(10)، 2017/01/26(10)، 2017/06/08(10)، 2024-1-25(10)، 2024/1/23(10)، 2014/01/01(8)، 2014/2/26(8)، 2018/05/28(8)، 2024/01/16(8)</w:t>
+        <w:t>ميلادية: 2013/09/30(12)، 2013/06/26(11)، 03-11-2010(10)، 2010/11/03(10)، 2013/05/02(10)، 2014/01/20(10)، 2014/02/26(10)، 2016/05/03(10)، 2016/06/26(10)، 2017/01/26(10)، 2017/06/08(10)، 2024-1-25(10)، 2024/1/23(10)، 2014/01/01(8)، 2014/2/26(8)، 2024/01/16(8)، 2024/1/21(8)، 06/08 - 2016(7)، 2023/09/20(6)، 2010/08/30(4)</w:t>
       </w:r>
     </w:p>
     <w:p>
@@ -914,7 +914,7 @@
               <w:bidi/>
             </w:pPr>
             <w:r>
-              <w:t>حكم نهائي بإبراء ذمة الشيخ من تنفيذ عاتقة ـ 13-04-1447</w:t>
+              <w:t>طلب النقض على صك الاستئناف الثانية</w:t>
             </w:r>
           </w:p>
         </w:tc>
@@ -956,7 +956,7 @@
               <w:bidi/>
             </w:pPr>
             <w:r>
-              <w:t>عدنان زيني؛ أسامة زيني؛ عاتقة الحرازي</w:t>
+              <w:t>عدنان زيني؛ أسامة زيني؛ أحمد زيني (المورّث)</w:t>
             </w:r>
           </w:p>
         </w:tc>
@@ -1378,64 +1378,6 @@
               <w:bidi/>
             </w:pPr>
             <w:r>
-              <w:t>ملف مؤقت tmp</w:t>
-            </w:r>
-          </w:p>
-        </w:tc>
-        <w:tc>
-          <w:tcPr>
-            <w:tcW w:type="dxa" w:w="2160"/>
-          </w:tcPr>
-          <w:p>
-            <w:pPr>
-              <w:jc w:val="right"/>
-              <w:bidi/>
-            </w:pPr>
-            <w:r>
-              <w:t>حكم / صك</w:t>
-            </w:r>
-          </w:p>
-        </w:tc>
-        <w:tc>
-          <w:tcPr>
-            <w:tcW w:type="dxa" w:w="2160"/>
-          </w:tcPr>
-          <w:p>
-            <w:pPr>
-              <w:jc w:val="right"/>
-              <w:bidi/>
-            </w:pPr>
-            <w:r>
-              <w:t>12</w:t>
-            </w:r>
-          </w:p>
-        </w:tc>
-        <w:tc>
-          <w:tcPr>
-            <w:tcW w:type="dxa" w:w="2160"/>
-          </w:tcPr>
-          <w:p>
-            <w:pPr>
-              <w:jc w:val="right"/>
-              <w:bidi/>
-            </w:pPr>
-            <w:r>
-              <w:t>عدنان زيني؛ أسامة زيني؛ أحمد زيني (المورّث)؛ عاتقة الحرازي</w:t>
-            </w:r>
-          </w:p>
-        </w:tc>
-      </w:tr>
-      <w:tr>
-        <w:tc>
-          <w:tcPr>
-            <w:tcW w:type="dxa" w:w="2160"/>
-          </w:tcPr>
-          <w:p>
-            <w:pPr>
-              <w:jc w:val="right"/>
-              <w:bidi/>
-            </w:pPr>
-            <w:r>
               <w:t>صك حكم ابتدائي ضد الشيخ اسامة زيني في القضية رقم 42824717 في 01-01-1445 هـ.pdf</w:t>
             </w:r>
           </w:p>
@@ -1479,122 +1421,6 @@
             </w:pPr>
             <w:r>
               <w:t>عدنان زيني؛ أسامة زيني؛ أحمد زيني (المورّث)؛ عاتقة الحرازي</w:t>
-            </w:r>
-          </w:p>
-        </w:tc>
-      </w:tr>
-      <w:tr>
-        <w:tc>
-          <w:tcPr>
-            <w:tcW w:type="dxa" w:w="2160"/>
-          </w:tcPr>
-          <w:p>
-            <w:pPr>
-              <w:jc w:val="right"/>
-              <w:bidi/>
-            </w:pPr>
-            <w:r>
-              <w:t>صك حكم نهائي ضد الشيخ اسامة زيني ـ دعوى 42824717 - 13-03-1445 هـ.pdf</w:t>
-            </w:r>
-          </w:p>
-        </w:tc>
-        <w:tc>
-          <w:tcPr>
-            <w:tcW w:type="dxa" w:w="2160"/>
-          </w:tcPr>
-          <w:p>
-            <w:pPr>
-              <w:jc w:val="right"/>
-              <w:bidi/>
-            </w:pPr>
-            <w:r>
-              <w:t>حكم / صك</w:t>
-            </w:r>
-          </w:p>
-        </w:tc>
-        <w:tc>
-          <w:tcPr>
-            <w:tcW w:type="dxa" w:w="2160"/>
-          </w:tcPr>
-          <w:p>
-            <w:pPr>
-              <w:jc w:val="right"/>
-              <w:bidi/>
-            </w:pPr>
-            <w:r>
-              <w:t>11</w:t>
-            </w:r>
-          </w:p>
-        </w:tc>
-        <w:tc>
-          <w:tcPr>
-            <w:tcW w:type="dxa" w:w="2160"/>
-          </w:tcPr>
-          <w:p>
-            <w:pPr>
-              <w:jc w:val="right"/>
-              <w:bidi/>
-            </w:pPr>
-            <w:r>
-              <w:t>عدنان زيني؛ أسامة زيني؛ عاتقة الحرازي</w:t>
-            </w:r>
-          </w:p>
-        </w:tc>
-      </w:tr>
-      <w:tr>
-        <w:tc>
-          <w:tcPr>
-            <w:tcW w:type="dxa" w:w="2160"/>
-          </w:tcPr>
-          <w:p>
-            <w:pPr>
-              <w:jc w:val="right"/>
-              <w:bidi/>
-            </w:pPr>
-            <w:r>
-              <w:t>صك حكم نهائي الشيخ اسامة زيني ـ دعوى 42824717 - 25-08-1445 هـ رفض الالتماس.pdf</w:t>
-            </w:r>
-          </w:p>
-        </w:tc>
-        <w:tc>
-          <w:tcPr>
-            <w:tcW w:type="dxa" w:w="2160"/>
-          </w:tcPr>
-          <w:p>
-            <w:pPr>
-              <w:jc w:val="right"/>
-              <w:bidi/>
-            </w:pPr>
-            <w:r>
-              <w:t>حكم / صك</w:t>
-            </w:r>
-          </w:p>
-        </w:tc>
-        <w:tc>
-          <w:tcPr>
-            <w:tcW w:type="dxa" w:w="2160"/>
-          </w:tcPr>
-          <w:p>
-            <w:pPr>
-              <w:jc w:val="right"/>
-              <w:bidi/>
-            </w:pPr>
-            <w:r>
-              <w:t>11</w:t>
-            </w:r>
-          </w:p>
-        </w:tc>
-        <w:tc>
-          <w:tcPr>
-            <w:tcW w:type="dxa" w:w="2160"/>
-          </w:tcPr>
-          <w:p>
-            <w:pPr>
-              <w:jc w:val="right"/>
-              <w:bidi/>
-            </w:pPr>
-            <w:r>
-              <w:t>عدنان زيني؛ أسامة زيني؛ عاتقة الحرازي</w:t>
             </w:r>
           </w:p>
         </w:tc>
@@ -1726,7 +1552,7 @@
               <w:bidi/>
             </w:pPr>
             <w:r>
-              <w:t>طلب النقض على صك الاستئناف الثانية</w:t>
+              <w:t>حكم نهائي بإبراء ذمة الشيخ من تنفيذ عاتقة ـ 13-04-1447</w:t>
             </w:r>
           </w:p>
         </w:tc>
@@ -1768,7 +1594,7 @@
               <w:bidi/>
             </w:pPr>
             <w:r>
-              <w:t>عدنان زيني؛ أسامة زيني؛ أحمد زيني (المورّث)</w:t>
+              <w:t>عدنان زيني؛ أسامة زيني؛ عاتقة الحرازي</w:t>
             </w:r>
           </w:p>
         </w:tc>
@@ -1900,7 +1726,7 @@
               <w:bidi/>
             </w:pPr>
             <w:r>
-              <w:t>صك حكم نهائي ـ الاستئناف الثانية ـ نسخة</w:t>
+              <w:t>ملف مؤقت tmp</w:t>
             </w:r>
           </w:p>
         </w:tc>
@@ -1942,7 +1768,7 @@
               <w:bidi/>
             </w:pPr>
             <w:r>
-              <w:t>عدنان زيني؛ أسامة زيني؛ عاتقة الحرازي</w:t>
+              <w:t>عدنان زيني؛ أسامة زيني؛ أحمد زيني (المورّث)؛ عاتقة الحرازي</w:t>
             </w:r>
           </w:p>
         </w:tc>
@@ -2001,6 +1827,180 @@
             </w:pPr>
             <w:r>
               <w:t>عدنان زيني؛ أسامة زيني؛ أحمد زيني (المورّث)</w:t>
+            </w:r>
+          </w:p>
+        </w:tc>
+      </w:tr>
+      <w:tr>
+        <w:tc>
+          <w:tcPr>
+            <w:tcW w:type="dxa" w:w="2160"/>
+          </w:tcPr>
+          <w:p>
+            <w:pPr>
+              <w:jc w:val="right"/>
+              <w:bidi/>
+            </w:pPr>
+            <w:r>
+              <w:t>تفاصيل التقديم ـ موقع توارد</w:t>
+            </w:r>
+          </w:p>
+        </w:tc>
+        <w:tc>
+          <w:tcPr>
+            <w:tcW w:type="dxa" w:w="2160"/>
+          </w:tcPr>
+          <w:p>
+            <w:pPr>
+              <w:jc w:val="right"/>
+              <w:bidi/>
+            </w:pPr>
+            <w:r>
+              <w:t>عقد / اتفاقية</w:t>
+            </w:r>
+          </w:p>
+        </w:tc>
+        <w:tc>
+          <w:tcPr>
+            <w:tcW w:type="dxa" w:w="2160"/>
+          </w:tcPr>
+          <w:p>
+            <w:pPr>
+              <w:jc w:val="right"/>
+              <w:bidi/>
+            </w:pPr>
+            <w:r>
+              <w:t>11</w:t>
+            </w:r>
+          </w:p>
+        </w:tc>
+        <w:tc>
+          <w:tcPr>
+            <w:tcW w:type="dxa" w:w="2160"/>
+          </w:tcPr>
+          <w:p>
+            <w:pPr>
+              <w:jc w:val="right"/>
+              <w:bidi/>
+            </w:pPr>
+            <w:r>
+              <w:t>عدنان زيني؛ أسامة زيني؛ أحمد زيني (المورّث)</w:t>
+            </w:r>
+          </w:p>
+        </w:tc>
+      </w:tr>
+      <w:tr>
+        <w:tc>
+          <w:tcPr>
+            <w:tcW w:type="dxa" w:w="2160"/>
+          </w:tcPr>
+          <w:p>
+            <w:pPr>
+              <w:jc w:val="right"/>
+              <w:bidi/>
+            </w:pPr>
+            <w:r>
+              <w:t>صورة التقديم (pdf)</w:t>
+            </w:r>
+          </w:p>
+        </w:tc>
+        <w:tc>
+          <w:tcPr>
+            <w:tcW w:type="dxa" w:w="2160"/>
+          </w:tcPr>
+          <w:p>
+            <w:pPr>
+              <w:jc w:val="right"/>
+              <w:bidi/>
+            </w:pPr>
+            <w:r>
+              <w:t>عقد / اتفاقية</w:t>
+            </w:r>
+          </w:p>
+        </w:tc>
+        <w:tc>
+          <w:tcPr>
+            <w:tcW w:type="dxa" w:w="2160"/>
+          </w:tcPr>
+          <w:p>
+            <w:pPr>
+              <w:jc w:val="right"/>
+              <w:bidi/>
+            </w:pPr>
+            <w:r>
+              <w:t>11</w:t>
+            </w:r>
+          </w:p>
+        </w:tc>
+        <w:tc>
+          <w:tcPr>
+            <w:tcW w:type="dxa" w:w="2160"/>
+          </w:tcPr>
+          <w:p>
+            <w:pPr>
+              <w:jc w:val="right"/>
+              <w:bidi/>
+            </w:pPr>
+            <w:r>
+              <w:t>عدنان زيني؛ أسامة زيني؛ أحمد زيني (المورّث)</w:t>
+            </w:r>
+          </w:p>
+        </w:tc>
+      </w:tr>
+      <w:tr>
+        <w:tc>
+          <w:tcPr>
+            <w:tcW w:type="dxa" w:w="2160"/>
+          </w:tcPr>
+          <w:p>
+            <w:pPr>
+              <w:jc w:val="right"/>
+              <w:bidi/>
+            </w:pPr>
+            <w:r>
+              <w:t>مذكرة إلحاقية على قضية 42824717 ـ التماس ـ تناقض الحكم - 28-01-2026.pdf</w:t>
+            </w:r>
+          </w:p>
+        </w:tc>
+        <w:tc>
+          <w:tcPr>
+            <w:tcW w:type="dxa" w:w="2160"/>
+          </w:tcPr>
+          <w:p>
+            <w:pPr>
+              <w:jc w:val="right"/>
+              <w:bidi/>
+            </w:pPr>
+            <w:r>
+              <w:t>حكم / صك</w:t>
+            </w:r>
+          </w:p>
+        </w:tc>
+        <w:tc>
+          <w:tcPr>
+            <w:tcW w:type="dxa" w:w="2160"/>
+          </w:tcPr>
+          <w:p>
+            <w:pPr>
+              <w:jc w:val="right"/>
+              <w:bidi/>
+            </w:pPr>
+            <w:r>
+              <w:t>10</w:t>
+            </w:r>
+          </w:p>
+        </w:tc>
+        <w:tc>
+          <w:tcPr>
+            <w:tcW w:type="dxa" w:w="2160"/>
+          </w:tcPr>
+          <w:p>
+            <w:pPr>
+              <w:jc w:val="right"/>
+              <w:bidi/>
+            </w:pPr>
+            <w:r>
+              <w:t>عدنان زيني؛ أسامة زيني</w:t>
             </w:r>
           </w:p>
         </w:tc>
@@ -2249,64 +2249,6 @@
               <w:bidi/>
             </w:pPr>
             <w:r/>
-          </w:p>
-        </w:tc>
-        <w:tc>
-          <w:tcPr>
-            <w:tcW w:type="dxa" w:w="2160"/>
-          </w:tcPr>
-          <w:p>
-            <w:pPr>
-              <w:jc w:val="right"/>
-              <w:bidi/>
-            </w:pPr>
-            <w:r>
-              <w:t>صك حكم نهائي ضد الشيخ اسامة زيني ـ دعوى 42824717 - 13-03-1445 هـ.pdf</w:t>
-            </w:r>
-          </w:p>
-        </w:tc>
-        <w:tc>
-          <w:tcPr>
-            <w:tcW w:type="dxa" w:w="2160"/>
-          </w:tcPr>
-          <w:p>
-            <w:pPr>
-              <w:jc w:val="right"/>
-              <w:bidi/>
-            </w:pPr>
-            <w:r>
-              <w:t>يحتاج تحقق رسمي</w:t>
-            </w:r>
-          </w:p>
-        </w:tc>
-      </w:tr>
-      <w:tr>
-        <w:tc>
-          <w:tcPr>
-            <w:tcW w:type="dxa" w:w="2160"/>
-          </w:tcPr>
-          <w:p>
-            <w:pPr>
-              <w:jc w:val="right"/>
-              <w:bidi/>
-            </w:pPr>
-            <w:r>
-              <w:t>إشارة إلى المادة (250)</w:t>
-            </w:r>
-          </w:p>
-        </w:tc>
-        <w:tc>
-          <w:tcPr>
-            <w:tcW w:type="dxa" w:w="2160"/>
-          </w:tcPr>
-          <w:p>
-            <w:pPr>
-              <w:jc w:val="right"/>
-              <w:bidi/>
-            </w:pPr>
-            <w:r>
-              <w:t>250</w:t>
-            </w:r>
           </w:p>
         </w:tc>
         <w:tc>
@@ -4307,7 +4249,7 @@
               <w:bidi/>
             </w:pPr>
             <w:r>
-              <w:t>إشارة إلى المادة (69)</w:t>
+              <w:t>إشارة إلى المادة (3)</w:t>
             </w:r>
           </w:p>
         </w:tc>
@@ -4321,7 +4263,7 @@
               <w:bidi/>
             </w:pPr>
             <w:r>
-              <w:t>69</w:t>
+              <w:t>3</w:t>
             </w:r>
           </w:p>
         </w:tc>
@@ -4335,7 +4277,123 @@
               <w:bidi/>
             </w:pPr>
             <w:r>
-              <w:t>حكم نهائي بإبراء ذمة الشيخ من تنفيذ عاتقة ـ 13-04-1447</w:t>
+              <w:t>طلب النقض على صك الاستئناف الثانية</w:t>
+            </w:r>
+          </w:p>
+        </w:tc>
+        <w:tc>
+          <w:tcPr>
+            <w:tcW w:type="dxa" w:w="2160"/>
+          </w:tcPr>
+          <w:p>
+            <w:pPr>
+              <w:jc w:val="right"/>
+              <w:bidi/>
+            </w:pPr>
+            <w:r>
+              <w:t>يحتاج تحقق رسمي</w:t>
+            </w:r>
+          </w:p>
+        </w:tc>
+      </w:tr>
+      <w:tr>
+        <w:tc>
+          <w:tcPr>
+            <w:tcW w:type="dxa" w:w="2160"/>
+          </w:tcPr>
+          <w:p>
+            <w:pPr>
+              <w:jc w:val="right"/>
+              <w:bidi/>
+            </w:pPr>
+            <w:r>
+              <w:t>إشارة إلى المادة (21)</w:t>
+            </w:r>
+          </w:p>
+        </w:tc>
+        <w:tc>
+          <w:tcPr>
+            <w:tcW w:type="dxa" w:w="2160"/>
+          </w:tcPr>
+          <w:p>
+            <w:pPr>
+              <w:jc w:val="right"/>
+              <w:bidi/>
+            </w:pPr>
+            <w:r>
+              <w:t>21</w:t>
+            </w:r>
+          </w:p>
+        </w:tc>
+        <w:tc>
+          <w:tcPr>
+            <w:tcW w:type="dxa" w:w="2160"/>
+          </w:tcPr>
+          <w:p>
+            <w:pPr>
+              <w:jc w:val="right"/>
+              <w:bidi/>
+            </w:pPr>
+            <w:r>
+              <w:t>طلب النقض على صك الاستئناف الثانية</w:t>
+            </w:r>
+          </w:p>
+        </w:tc>
+        <w:tc>
+          <w:tcPr>
+            <w:tcW w:type="dxa" w:w="2160"/>
+          </w:tcPr>
+          <w:p>
+            <w:pPr>
+              <w:jc w:val="right"/>
+              <w:bidi/>
+            </w:pPr>
+            <w:r>
+              <w:t>يحتاج تحقق رسمي</w:t>
+            </w:r>
+          </w:p>
+        </w:tc>
+      </w:tr>
+      <w:tr>
+        <w:tc>
+          <w:tcPr>
+            <w:tcW w:type="dxa" w:w="2160"/>
+          </w:tcPr>
+          <w:p>
+            <w:pPr>
+              <w:jc w:val="right"/>
+              <w:bidi/>
+            </w:pPr>
+            <w:r>
+              <w:t>إشارة إلى المادة (85)</w:t>
+            </w:r>
+          </w:p>
+        </w:tc>
+        <w:tc>
+          <w:tcPr>
+            <w:tcW w:type="dxa" w:w="2160"/>
+          </w:tcPr>
+          <w:p>
+            <w:pPr>
+              <w:jc w:val="right"/>
+              <w:bidi/>
+            </w:pPr>
+            <w:r>
+              <w:t>85</w:t>
+            </w:r>
+          </w:p>
+        </w:tc>
+        <w:tc>
+          <w:tcPr>
+            <w:tcW w:type="dxa" w:w="2160"/>
+          </w:tcPr>
+          <w:p>
+            <w:pPr>
+              <w:jc w:val="right"/>
+              <w:bidi/>
+            </w:pPr>
+            <w:r>
+              <w:t>طلب النقض على صك الاستئناف الثانية</w:t>
             </w:r>
           </w:p>
         </w:tc>
@@ -4470,64 +4528,6 @@
           </w:p>
         </w:tc>
       </w:tr>
-      <w:tr>
-        <w:tc>
-          <w:tcPr>
-            <w:tcW w:type="dxa" w:w="2160"/>
-          </w:tcPr>
-          <w:p>
-            <w:pPr>
-              <w:jc w:val="right"/>
-              <w:bidi/>
-            </w:pPr>
-            <w:r>
-              <w:t>إشارة إلى المادة (185)</w:t>
-            </w:r>
-          </w:p>
-        </w:tc>
-        <w:tc>
-          <w:tcPr>
-            <w:tcW w:type="dxa" w:w="2160"/>
-          </w:tcPr>
-          <w:p>
-            <w:pPr>
-              <w:jc w:val="right"/>
-              <w:bidi/>
-            </w:pPr>
-            <w:r>
-              <w:t>185</w:t>
-            </w:r>
-          </w:p>
-        </w:tc>
-        <w:tc>
-          <w:tcPr>
-            <w:tcW w:type="dxa" w:w="2160"/>
-          </w:tcPr>
-          <w:p>
-            <w:pPr>
-              <w:jc w:val="right"/>
-              <w:bidi/>
-            </w:pPr>
-            <w:r>
-              <w:t>مذكرة التماس الحاقية في 8-8-1445 ـ على الحكم النهائي ـ دائرة الاستئناف الثانية ضد الشيخ اسامة زيني ـ 42824717.pdf</w:t>
-            </w:r>
-          </w:p>
-        </w:tc>
-        <w:tc>
-          <w:tcPr>
-            <w:tcW w:type="dxa" w:w="2160"/>
-          </w:tcPr>
-          <w:p>
-            <w:pPr>
-              <w:jc w:val="right"/>
-              <w:bidi/>
-            </w:pPr>
-            <w:r>
-              <w:t>يحتاج تحقق رسمي</w:t>
-            </w:r>
-          </w:p>
-        </w:tc>
-      </w:tr>
     </w:tbl>
     <w:p>
       <w:pPr>
@@ -4563,7 +4563,7 @@
           <w:b w:val="0"/>
           <w:i w:val="0"/>
         </w:rPr>
-        <w:t>عدد المخرجات الآلية المرشّحة: 126 — انظر `outputs/excel/07_central_and_new_outputs.xlsx` و`outputs/csv/new_script_outputs.csv`.</w:t>
+        <w:t>عدد المخرجات الآلية المرشّحة: 112 — انظر `outputs/excel/07_central_and_new_outputs.xlsx` و`outputs/csv/new_script_outputs.csv`.</w:t>
       </w:r>
     </w:p>
     <w:p>

--- a/zaini_case_audit_output/outputs/word/01_تقرير_الفحص_الأولي.docx
+++ b/zaini_case_audit_output/outputs/word/01_تقرير_الفحص_الأولي.docx
@@ -66,7 +66,7 @@
         <w:bidi/>
       </w:pPr>
       <w:r>
-        <w:t>تاريخ التشغيل: 2026-06-15T02:54:32.423344</w:t>
+        <w:t>تاريخ التشغيل: 2026-06-15T05:07:02.444787</w:t>
       </w:r>
     </w:p>
     <w:p>
@@ -575,7 +575,7 @@
         <w:bidi/>
       </w:pPr>
       <w:r>
-        <w:t>368,757,931 ريال (تكرار 6)</w:t>
+        <w:t>368,757,931 ريال (تكرار 13)</w:t>
       </w:r>
     </w:p>
     <w:p>
@@ -605,7 +605,7 @@
         <w:bidi/>
       </w:pPr>
       <w:r>
-        <w:t>331,882,138 ريال (تكرار 4)</w:t>
+        <w:t>331,882,138 ريال (تكرار 11)</w:t>
       </w:r>
     </w:p>
     <w:p>
@@ -681,7 +681,7 @@
           <w:b w:val="0"/>
           <w:i w:val="0"/>
         </w:rPr>
-        <w:t>ميلادية: 2013/09/30(12)، 2013/06/26(11)، 03-11-2010(10)، 2010/11/03(10)، 2013/05/02(10)، 2014/01/20(10)، 2014/02/26(10)، 2016/05/03(10)، 2016/06/26(10)، 2017/01/26(10)، 2017/06/08(10)، 2024-1-25(10)، 2024/1/23(10)، 2014/01/01(8)، 2014/2/26(8)، 2024/01/16(8)، 2024/1/21(8)، 06/08 - 2016(7)، 2023/09/20(6)، 2010/08/30(4)</w:t>
+        <w:t>ميلادية: 2013/09/30(12)، 2011/12/15(11)، 2012/12/1(11)، 2012/12/15(11)، 2013/06/26(11)، 03-11-2010(10)، 2010/11/03(10)، 2013/05/02(10)، 2014/01/20(10)، 2014/02/26(10)، 2016/05/03(10)، 2016/06/26(10)، 2017/01/26(10)، 2017/06/08(10)، 2024-1-25(10)، 2024/1/23(10)، 2014/01/01(8)، 2014/2/26(8)، 2018/05/28(8)، 2024/01/16(8)</w:t>
       </w:r>
     </w:p>
     <w:p>
@@ -1378,6 +1378,64 @@
               <w:bidi/>
             </w:pPr>
             <w:r>
+              <w:t>ملف مؤقت tmp</w:t>
+            </w:r>
+          </w:p>
+        </w:tc>
+        <w:tc>
+          <w:tcPr>
+            <w:tcW w:type="dxa" w:w="2160"/>
+          </w:tcPr>
+          <w:p>
+            <w:pPr>
+              <w:jc w:val="right"/>
+              <w:bidi/>
+            </w:pPr>
+            <w:r>
+              <w:t>حكم / صك</w:t>
+            </w:r>
+          </w:p>
+        </w:tc>
+        <w:tc>
+          <w:tcPr>
+            <w:tcW w:type="dxa" w:w="2160"/>
+          </w:tcPr>
+          <w:p>
+            <w:pPr>
+              <w:jc w:val="right"/>
+              <w:bidi/>
+            </w:pPr>
+            <w:r>
+              <w:t>12</w:t>
+            </w:r>
+          </w:p>
+        </w:tc>
+        <w:tc>
+          <w:tcPr>
+            <w:tcW w:type="dxa" w:w="2160"/>
+          </w:tcPr>
+          <w:p>
+            <w:pPr>
+              <w:jc w:val="right"/>
+              <w:bidi/>
+            </w:pPr>
+            <w:r>
+              <w:t>عدنان زيني؛ أسامة زيني؛ أحمد زيني (المورّث)؛ عاتقة الحرازي</w:t>
+            </w:r>
+          </w:p>
+        </w:tc>
+      </w:tr>
+      <w:tr>
+        <w:tc>
+          <w:tcPr>
+            <w:tcW w:type="dxa" w:w="2160"/>
+          </w:tcPr>
+          <w:p>
+            <w:pPr>
+              <w:jc w:val="right"/>
+              <w:bidi/>
+            </w:pPr>
+            <w:r>
               <w:t>صك حكم ابتدائي ضد الشيخ اسامة زيني في القضية رقم 42824717 في 01-01-1445 هـ.pdf</w:t>
             </w:r>
           </w:p>
@@ -1669,64 +1727,6 @@
             </w:pPr>
             <w:r>
               <w:t>التماس ضد الحكم ـ نسخة أولى</w:t>
-            </w:r>
-          </w:p>
-        </w:tc>
-        <w:tc>
-          <w:tcPr>
-            <w:tcW w:type="dxa" w:w="2160"/>
-          </w:tcPr>
-          <w:p>
-            <w:pPr>
-              <w:jc w:val="right"/>
-              <w:bidi/>
-            </w:pPr>
-            <w:r>
-              <w:t>حكم / صك</w:t>
-            </w:r>
-          </w:p>
-        </w:tc>
-        <w:tc>
-          <w:tcPr>
-            <w:tcW w:type="dxa" w:w="2160"/>
-          </w:tcPr>
-          <w:p>
-            <w:pPr>
-              <w:jc w:val="right"/>
-              <w:bidi/>
-            </w:pPr>
-            <w:r>
-              <w:t>11</w:t>
-            </w:r>
-          </w:p>
-        </w:tc>
-        <w:tc>
-          <w:tcPr>
-            <w:tcW w:type="dxa" w:w="2160"/>
-          </w:tcPr>
-          <w:p>
-            <w:pPr>
-              <w:jc w:val="right"/>
-              <w:bidi/>
-            </w:pPr>
-            <w:r>
-              <w:t>عدنان زيني؛ أسامة زيني؛ أحمد زيني (المورّث)؛ عاتقة الحرازي</w:t>
-            </w:r>
-          </w:p>
-        </w:tc>
-      </w:tr>
-      <w:tr>
-        <w:tc>
-          <w:tcPr>
-            <w:tcW w:type="dxa" w:w="2160"/>
-          </w:tcPr>
-          <w:p>
-            <w:pPr>
-              <w:jc w:val="right"/>
-              <w:bidi/>
-            </w:pPr>
-            <w:r>
-              <w:t>ملف مؤقت tmp</w:t>
             </w:r>
           </w:p>
         </w:tc>

--- a/zaini_case_audit_output/outputs/word/01_تقرير_الفحص_الأولي.docx
+++ b/zaini_case_audit_output/outputs/word/01_تقرير_الفحص_الأولي.docx
@@ -66,7 +66,7 @@
         <w:bidi/>
       </w:pPr>
       <w:r>
-        <w:t>تاريخ التشغيل: 2026-06-15T05:07:02.444787</w:t>
+        <w:t>تاريخ التشغيل: 2026-06-15T05:25:13.849218</w:t>
       </w:r>
     </w:p>
     <w:p>
@@ -299,7 +299,7 @@
           <w:b w:val="0"/>
           <w:i w:val="0"/>
         </w:rPr>
-        <w:t>أرقام قضايا: 42824717(88)</w:t>
+        <w:t>أرقام قضايا: 42824717(101)</w:t>
       </w:r>
     </w:p>
     <w:p>
@@ -312,7 +312,7 @@
           <w:b w:val="0"/>
           <w:i w:val="0"/>
         </w:rPr>
-        <w:t>صكوك معروفة (من قائمة التكليف) ظهرت آلياً: 4530241622(44)، 4431025114(7)، 4630548401(4)، 4530828230(3)</w:t>
+        <w:t>صكوك معروفة (من قائمة التكليف) ظهرت آلياً: 4530241622(47)، 4431025114(7)، 4630548401(4)، 4530828230(3)</w:t>
       </w:r>
     </w:p>
     <w:p>
@@ -325,7 +325,7 @@
           <w:b w:val="0"/>
           <w:i w:val="0"/>
         </w:rPr>
-        <w:t>أرقام طويلة أخرى (مؤشرات صكوك/سجلات تحتاج مراجعة): 42824717(88)، 1008017301(68)، 4530241622(44)، 1017092733(38)، 4030196102(37)، 38391575(32)، 1037108001(31)، 7486507001(31)، 1007056847(31)، 43281449(31)، 4030169102(30)، 3855849(30)، 244441(29)، 3372907101(29)، 7174282(29)، 33286392(25)، 401024501240718(23)، 3218883(21)، 599139(19)، 599140(19)</w:t>
+        <w:t>أرقام طويلة أخرى (مؤشرات صكوك/سجلات تحتاج مراجعة): 42824717(101)، 1008017301(69)، 4530241622(47)، 1017092733(38)، 4030196102(37)، 38391575(32)، 1007056847(31)، 43281449(31)، 1037108001(30)، 3855849(30)، 4030169102(29)، 144442(28)، 2824717(28)، 33286392(25)، 401024501240718(23)، 3218883(21)، 599139(19)، 599140(19)، 1098908278(19)، 229014721194320022(18)</w:t>
       </w:r>
     </w:p>
     <w:p>
@@ -535,16 +535,6 @@
         <w:bidi/>
       </w:pPr>
       <w:r>
-        <w:t>1,037,259,019 ريال (تكرار 1)</w:t>
-      </w:r>
-    </w:p>
-    <w:p>
-      <w:pPr>
-        <w:pStyle w:val="ListBullet"/>
-        <w:jc w:val="right"/>
-        <w:bidi/>
-      </w:pPr>
-      <w:r>
         <w:t>884,943,025 ريال (تكرار 1)</w:t>
       </w:r>
     </w:p>
@@ -605,7 +595,7 @@
         <w:bidi/>
       </w:pPr>
       <w:r>
-        <w:t>331,882,138 ريال (تكرار 11)</w:t>
+        <w:t>331,882,138 ريال (تكرار 1)</w:t>
       </w:r>
     </w:p>
     <w:p>
@@ -635,7 +625,7 @@
         <w:bidi/>
       </w:pPr>
       <w:r>
-        <w:t>172,613,467 ريال (تكرار 2)</w:t>
+        <w:t>172,613,467 ريال (تكرار 1)</w:t>
       </w:r>
     </w:p>
     <w:p>
@@ -646,6 +636,16 @@
       </w:pPr>
       <w:r>
         <w:t>172,613,466 ريال (تكرار 1)</w:t>
+      </w:r>
+    </w:p>
+    <w:p>
+      <w:pPr>
+        <w:pStyle w:val="ListBullet"/>
+        <w:jc w:val="right"/>
+        <w:bidi/>
+      </w:pPr>
+      <w:r>
+        <w:t>140,000,000 ريال (تكرار 1)</w:t>
       </w:r>
     </w:p>
     <w:p>
@@ -681,7 +681,7 @@
           <w:b w:val="0"/>
           <w:i w:val="0"/>
         </w:rPr>
-        <w:t>ميلادية: 2013/09/30(12)، 2011/12/15(11)، 2012/12/1(11)، 2012/12/15(11)، 2013/06/26(11)، 03-11-2010(10)، 2010/11/03(10)، 2013/05/02(10)، 2014/01/20(10)، 2014/02/26(10)، 2016/05/03(10)، 2016/06/26(10)، 2017/01/26(10)، 2017/06/08(10)، 2024-1-25(10)، 2024/1/23(10)، 2014/01/01(8)، 2014/2/26(8)، 2018/05/28(8)، 2024/01/16(8)</w:t>
+        <w:t>ميلادية: 2013/09/30(12)، 2012/12/15(11)، 2013/06/26(11)، 03-11-2010(10)، 2010/11/03(10)، 2013/05/02(10)، 2014/01/20(10)، 2014/02/26(10)، 2016/05/03(10)، 2016/06/26(10)، 2017/01/26(10)، 2017/06/08(10)، 2024-1-25(10)، 2024/1/23(10)، 2014/01/01(8)، 2014/2/26(8)، 2018/05/28(8)، 2024/01/16(8)، 2024/1/21(8)، 2023/09/20(6)</w:t>
       </w:r>
     </w:p>
     <w:p>
@@ -899,6 +899,64 @@
             </w:pPr>
             <w:r>
               <w:t>عدنان زيني؛ أسامة زيني؛ أحمد زيني (المورّث)؛ عاتقة الحرازي</w:t>
+            </w:r>
+          </w:p>
+        </w:tc>
+      </w:tr>
+      <w:tr>
+        <w:tc>
+          <w:tcPr>
+            <w:tcW w:type="dxa" w:w="2160"/>
+          </w:tcPr>
+          <w:p>
+            <w:pPr>
+              <w:jc w:val="right"/>
+              <w:bidi/>
+            </w:pPr>
+            <w:r>
+              <w:t>حكم نهائي بإبراء ذمة الشيخ من تنفيذ عاتقة ـ 13-04-1447</w:t>
+            </w:r>
+          </w:p>
+        </w:tc>
+        <w:tc>
+          <w:tcPr>
+            <w:tcW w:type="dxa" w:w="2160"/>
+          </w:tcPr>
+          <w:p>
+            <w:pPr>
+              <w:jc w:val="right"/>
+              <w:bidi/>
+            </w:pPr>
+            <w:r>
+              <w:t>حكم / صك</w:t>
+            </w:r>
+          </w:p>
+        </w:tc>
+        <w:tc>
+          <w:tcPr>
+            <w:tcW w:type="dxa" w:w="2160"/>
+          </w:tcPr>
+          <w:p>
+            <w:pPr>
+              <w:jc w:val="right"/>
+              <w:bidi/>
+            </w:pPr>
+            <w:r>
+              <w:t>12</w:t>
+            </w:r>
+          </w:p>
+        </w:tc>
+        <w:tc>
+          <w:tcPr>
+            <w:tcW w:type="dxa" w:w="2160"/>
+          </w:tcPr>
+          <w:p>
+            <w:pPr>
+              <w:jc w:val="right"/>
+              <w:bidi/>
+            </w:pPr>
+            <w:r>
+              <w:t>عدنان زيني؛ أسامة زيني؛ عاتقة الحرازي</w:t>
             </w:r>
           </w:p>
         </w:tc>
@@ -1494,6 +1552,122 @@
               <w:bidi/>
             </w:pPr>
             <w:r>
+              <w:t>صك حكم نهائي ضد الشيخ اسامة زيني ـ دعوى 42824717 - 13-03-1445 هـ.pdf</w:t>
+            </w:r>
+          </w:p>
+        </w:tc>
+        <w:tc>
+          <w:tcPr>
+            <w:tcW w:type="dxa" w:w="2160"/>
+          </w:tcPr>
+          <w:p>
+            <w:pPr>
+              <w:jc w:val="right"/>
+              <w:bidi/>
+            </w:pPr>
+            <w:r>
+              <w:t>حكم / صك</w:t>
+            </w:r>
+          </w:p>
+        </w:tc>
+        <w:tc>
+          <w:tcPr>
+            <w:tcW w:type="dxa" w:w="2160"/>
+          </w:tcPr>
+          <w:p>
+            <w:pPr>
+              <w:jc w:val="right"/>
+              <w:bidi/>
+            </w:pPr>
+            <w:r>
+              <w:t>11</w:t>
+            </w:r>
+          </w:p>
+        </w:tc>
+        <w:tc>
+          <w:tcPr>
+            <w:tcW w:type="dxa" w:w="2160"/>
+          </w:tcPr>
+          <w:p>
+            <w:pPr>
+              <w:jc w:val="right"/>
+              <w:bidi/>
+            </w:pPr>
+            <w:r>
+              <w:t>عدنان زيني؛ أسامة زيني؛ عاتقة الحرازي</w:t>
+            </w:r>
+          </w:p>
+        </w:tc>
+      </w:tr>
+      <w:tr>
+        <w:tc>
+          <w:tcPr>
+            <w:tcW w:type="dxa" w:w="2160"/>
+          </w:tcPr>
+          <w:p>
+            <w:pPr>
+              <w:jc w:val="right"/>
+              <w:bidi/>
+            </w:pPr>
+            <w:r>
+              <w:t>صك حكم نهائي الشيخ اسامة زيني ـ دعوى 42824717 - 25-08-1445 هـ رفض الالتماس.pdf</w:t>
+            </w:r>
+          </w:p>
+        </w:tc>
+        <w:tc>
+          <w:tcPr>
+            <w:tcW w:type="dxa" w:w="2160"/>
+          </w:tcPr>
+          <w:p>
+            <w:pPr>
+              <w:jc w:val="right"/>
+              <w:bidi/>
+            </w:pPr>
+            <w:r>
+              <w:t>حكم / صك</w:t>
+            </w:r>
+          </w:p>
+        </w:tc>
+        <w:tc>
+          <w:tcPr>
+            <w:tcW w:type="dxa" w:w="2160"/>
+          </w:tcPr>
+          <w:p>
+            <w:pPr>
+              <w:jc w:val="right"/>
+              <w:bidi/>
+            </w:pPr>
+            <w:r>
+              <w:t>11</w:t>
+            </w:r>
+          </w:p>
+        </w:tc>
+        <w:tc>
+          <w:tcPr>
+            <w:tcW w:type="dxa" w:w="2160"/>
+          </w:tcPr>
+          <w:p>
+            <w:pPr>
+              <w:jc w:val="right"/>
+              <w:bidi/>
+            </w:pPr>
+            <w:r>
+              <w:t>عدنان زيني؛ أسامة زيني؛ عاتقة الحرازي</w:t>
+            </w:r>
+          </w:p>
+        </w:tc>
+      </w:tr>
+      <w:tr>
+        <w:tc>
+          <w:tcPr>
+            <w:tcW w:type="dxa" w:w="2160"/>
+          </w:tcPr>
+          <w:p>
+            <w:pPr>
+              <w:jc w:val="right"/>
+              <w:bidi/>
+            </w:pPr>
+            <w:r>
               <w:t>صك حكم نهائي الاستئناف الثانية رفض الالتماس ـ 42824717 - 18-06-1446 هـ.pdf</w:t>
             </w:r>
           </w:p>
@@ -1595,64 +1769,6 @@
             </w:pPr>
             <w:r>
               <w:t>أسامة زيني؛ أحمد زيني (المورّث)؛ عاتقة الحرازي</w:t>
-            </w:r>
-          </w:p>
-        </w:tc>
-      </w:tr>
-      <w:tr>
-        <w:tc>
-          <w:tcPr>
-            <w:tcW w:type="dxa" w:w="2160"/>
-          </w:tcPr>
-          <w:p>
-            <w:pPr>
-              <w:jc w:val="right"/>
-              <w:bidi/>
-            </w:pPr>
-            <w:r>
-              <w:t>حكم نهائي بإبراء ذمة الشيخ من تنفيذ عاتقة ـ 13-04-1447</w:t>
-            </w:r>
-          </w:p>
-        </w:tc>
-        <w:tc>
-          <w:tcPr>
-            <w:tcW w:type="dxa" w:w="2160"/>
-          </w:tcPr>
-          <w:p>
-            <w:pPr>
-              <w:jc w:val="right"/>
-              <w:bidi/>
-            </w:pPr>
-            <w:r>
-              <w:t>حكم / صك</w:t>
-            </w:r>
-          </w:p>
-        </w:tc>
-        <w:tc>
-          <w:tcPr>
-            <w:tcW w:type="dxa" w:w="2160"/>
-          </w:tcPr>
-          <w:p>
-            <w:pPr>
-              <w:jc w:val="right"/>
-              <w:bidi/>
-            </w:pPr>
-            <w:r>
-              <w:t>11</w:t>
-            </w:r>
-          </w:p>
-        </w:tc>
-        <w:tc>
-          <w:tcPr>
-            <w:tcW w:type="dxa" w:w="2160"/>
-          </w:tcPr>
-          <w:p>
-            <w:pPr>
-              <w:jc w:val="right"/>
-              <w:bidi/>
-            </w:pPr>
-            <w:r>
-              <w:t>عدنان زيني؛ أسامة زيني؛ عاتقة الحرازي</w:t>
             </w:r>
           </w:p>
         </w:tc>
@@ -1784,6 +1900,64 @@
               <w:bidi/>
             </w:pPr>
             <w:r>
+              <w:t>صك حكم نهائي ـ الاستئناف الثانية ـ نسخة</w:t>
+            </w:r>
+          </w:p>
+        </w:tc>
+        <w:tc>
+          <w:tcPr>
+            <w:tcW w:type="dxa" w:w="2160"/>
+          </w:tcPr>
+          <w:p>
+            <w:pPr>
+              <w:jc w:val="right"/>
+              <w:bidi/>
+            </w:pPr>
+            <w:r>
+              <w:t>حكم / صك</w:t>
+            </w:r>
+          </w:p>
+        </w:tc>
+        <w:tc>
+          <w:tcPr>
+            <w:tcW w:type="dxa" w:w="2160"/>
+          </w:tcPr>
+          <w:p>
+            <w:pPr>
+              <w:jc w:val="right"/>
+              <w:bidi/>
+            </w:pPr>
+            <w:r>
+              <w:t>11</w:t>
+            </w:r>
+          </w:p>
+        </w:tc>
+        <w:tc>
+          <w:tcPr>
+            <w:tcW w:type="dxa" w:w="2160"/>
+          </w:tcPr>
+          <w:p>
+            <w:pPr>
+              <w:jc w:val="right"/>
+              <w:bidi/>
+            </w:pPr>
+            <w:r>
+              <w:t>عدنان زيني؛ أسامة زيني؛ عاتقة الحرازي</w:t>
+            </w:r>
+          </w:p>
+        </w:tc>
+      </w:tr>
+      <w:tr>
+        <w:tc>
+          <w:tcPr>
+            <w:tcW w:type="dxa" w:w="2160"/>
+          </w:tcPr>
+          <w:p>
+            <w:pPr>
+              <w:jc w:val="right"/>
+              <w:bidi/>
+            </w:pPr>
+            <w:r>
               <w:t>تفاصيل التقديم ـ صدرت للمجلس الأعلى</w:t>
             </w:r>
           </w:p>
@@ -1827,180 +2001,6 @@
             </w:pPr>
             <w:r>
               <w:t>عدنان زيني؛ أسامة زيني؛ أحمد زيني (المورّث)</w:t>
-            </w:r>
-          </w:p>
-        </w:tc>
-      </w:tr>
-      <w:tr>
-        <w:tc>
-          <w:tcPr>
-            <w:tcW w:type="dxa" w:w="2160"/>
-          </w:tcPr>
-          <w:p>
-            <w:pPr>
-              <w:jc w:val="right"/>
-              <w:bidi/>
-            </w:pPr>
-            <w:r>
-              <w:t>تفاصيل التقديم ـ موقع توارد</w:t>
-            </w:r>
-          </w:p>
-        </w:tc>
-        <w:tc>
-          <w:tcPr>
-            <w:tcW w:type="dxa" w:w="2160"/>
-          </w:tcPr>
-          <w:p>
-            <w:pPr>
-              <w:jc w:val="right"/>
-              <w:bidi/>
-            </w:pPr>
-            <w:r>
-              <w:t>عقد / اتفاقية</w:t>
-            </w:r>
-          </w:p>
-        </w:tc>
-        <w:tc>
-          <w:tcPr>
-            <w:tcW w:type="dxa" w:w="2160"/>
-          </w:tcPr>
-          <w:p>
-            <w:pPr>
-              <w:jc w:val="right"/>
-              <w:bidi/>
-            </w:pPr>
-            <w:r>
-              <w:t>11</w:t>
-            </w:r>
-          </w:p>
-        </w:tc>
-        <w:tc>
-          <w:tcPr>
-            <w:tcW w:type="dxa" w:w="2160"/>
-          </w:tcPr>
-          <w:p>
-            <w:pPr>
-              <w:jc w:val="right"/>
-              <w:bidi/>
-            </w:pPr>
-            <w:r>
-              <w:t>عدنان زيني؛ أسامة زيني؛ أحمد زيني (المورّث)</w:t>
-            </w:r>
-          </w:p>
-        </w:tc>
-      </w:tr>
-      <w:tr>
-        <w:tc>
-          <w:tcPr>
-            <w:tcW w:type="dxa" w:w="2160"/>
-          </w:tcPr>
-          <w:p>
-            <w:pPr>
-              <w:jc w:val="right"/>
-              <w:bidi/>
-            </w:pPr>
-            <w:r>
-              <w:t>صورة التقديم (pdf)</w:t>
-            </w:r>
-          </w:p>
-        </w:tc>
-        <w:tc>
-          <w:tcPr>
-            <w:tcW w:type="dxa" w:w="2160"/>
-          </w:tcPr>
-          <w:p>
-            <w:pPr>
-              <w:jc w:val="right"/>
-              <w:bidi/>
-            </w:pPr>
-            <w:r>
-              <w:t>عقد / اتفاقية</w:t>
-            </w:r>
-          </w:p>
-        </w:tc>
-        <w:tc>
-          <w:tcPr>
-            <w:tcW w:type="dxa" w:w="2160"/>
-          </w:tcPr>
-          <w:p>
-            <w:pPr>
-              <w:jc w:val="right"/>
-              <w:bidi/>
-            </w:pPr>
-            <w:r>
-              <w:t>11</w:t>
-            </w:r>
-          </w:p>
-        </w:tc>
-        <w:tc>
-          <w:tcPr>
-            <w:tcW w:type="dxa" w:w="2160"/>
-          </w:tcPr>
-          <w:p>
-            <w:pPr>
-              <w:jc w:val="right"/>
-              <w:bidi/>
-            </w:pPr>
-            <w:r>
-              <w:t>عدنان زيني؛ أسامة زيني؛ أحمد زيني (المورّث)</w:t>
-            </w:r>
-          </w:p>
-        </w:tc>
-      </w:tr>
-      <w:tr>
-        <w:tc>
-          <w:tcPr>
-            <w:tcW w:type="dxa" w:w="2160"/>
-          </w:tcPr>
-          <w:p>
-            <w:pPr>
-              <w:jc w:val="right"/>
-              <w:bidi/>
-            </w:pPr>
-            <w:r>
-              <w:t>مذكرة إلحاقية على قضية 42824717 ـ التماس ـ تناقض الحكم - 28-01-2026.pdf</w:t>
-            </w:r>
-          </w:p>
-        </w:tc>
-        <w:tc>
-          <w:tcPr>
-            <w:tcW w:type="dxa" w:w="2160"/>
-          </w:tcPr>
-          <w:p>
-            <w:pPr>
-              <w:jc w:val="right"/>
-              <w:bidi/>
-            </w:pPr>
-            <w:r>
-              <w:t>حكم / صك</w:t>
-            </w:r>
-          </w:p>
-        </w:tc>
-        <w:tc>
-          <w:tcPr>
-            <w:tcW w:type="dxa" w:w="2160"/>
-          </w:tcPr>
-          <w:p>
-            <w:pPr>
-              <w:jc w:val="right"/>
-              <w:bidi/>
-            </w:pPr>
-            <w:r>
-              <w:t>10</w:t>
-            </w:r>
-          </w:p>
-        </w:tc>
-        <w:tc>
-          <w:tcPr>
-            <w:tcW w:type="dxa" w:w="2160"/>
-          </w:tcPr>
-          <w:p>
-            <w:pPr>
-              <w:jc w:val="right"/>
-              <w:bidi/>
-            </w:pPr>
-            <w:r>
-              <w:t>عدنان زيني؛ أسامة زيني</w:t>
             </w:r>
           </w:p>
         </w:tc>
@@ -3207,64 +3207,6 @@
               <w:bidi/>
             </w:pPr>
             <w:r>
-              <w:t>إشارة إلى المادة (129)</w:t>
-            </w:r>
-          </w:p>
-        </w:tc>
-        <w:tc>
-          <w:tcPr>
-            <w:tcW w:type="dxa" w:w="2160"/>
-          </w:tcPr>
-          <w:p>
-            <w:pPr>
-              <w:jc w:val="right"/>
-              <w:bidi/>
-            </w:pPr>
-            <w:r>
-              <w:t>129</w:t>
-            </w:r>
-          </w:p>
-        </w:tc>
-        <w:tc>
-          <w:tcPr>
-            <w:tcW w:type="dxa" w:w="2160"/>
-          </w:tcPr>
-          <w:p>
-            <w:pPr>
-              <w:jc w:val="right"/>
-              <w:bidi/>
-            </w:pPr>
-            <w:r>
-              <w:t>حكم برفض الولاية على الشيخ أحمد زيني من القاضي اللحيدان ـ 08-06-1433هـ.pdf</w:t>
-            </w:r>
-          </w:p>
-        </w:tc>
-        <w:tc>
-          <w:tcPr>
-            <w:tcW w:type="dxa" w:w="2160"/>
-          </w:tcPr>
-          <w:p>
-            <w:pPr>
-              <w:jc w:val="right"/>
-              <w:bidi/>
-            </w:pPr>
-            <w:r>
-              <w:t>يحتاج تحقق رسمي</w:t>
-            </w:r>
-          </w:p>
-        </w:tc>
-      </w:tr>
-      <w:tr>
-        <w:tc>
-          <w:tcPr>
-            <w:tcW w:type="dxa" w:w="2160"/>
-          </w:tcPr>
-          <w:p>
-            <w:pPr>
-              <w:jc w:val="right"/>
-              <w:bidi/>
-            </w:pPr>
-            <w:r>
               <w:t>إشارة إلى المادة (239)</w:t>
             </w:r>
           </w:p>
@@ -4423,7 +4365,7 @@
               <w:bidi/>
             </w:pPr>
             <w:r>
-              <w:t>إشارة إلى المادة (230)</w:t>
+              <w:t>إشارة إلى المادة (47)</w:t>
             </w:r>
           </w:p>
         </w:tc>
@@ -4437,7 +4379,7 @@
               <w:bidi/>
             </w:pPr>
             <w:r>
-              <w:t>230</w:t>
+              <w:t>47</w:t>
             </w:r>
           </w:p>
         </w:tc>
@@ -4451,7 +4393,7 @@
               <w:bidi/>
             </w:pPr>
             <w:r>
-              <w:t>طلب النقض من المحكمة العليا على صك حكم نهائي ضد الشيخ اسامة زيني ـ 42824717 - 25-02-1446هـ تم الرفض.pdf</w:t>
+              <w:t>مذكرة التماس الحاقية في 8-8-1445 ـ على الحكم النهائي ـ دائرة الاستئناف الثانية ضد الشيخ اسامة زيني ـ 42824717.pdf</w:t>
             </w:r>
           </w:p>
         </w:tc>
@@ -4481,7 +4423,7 @@
               <w:bidi/>
             </w:pPr>
             <w:r>
-              <w:t>إشارة إلى المادة (47)</w:t>
+              <w:t>إشارة إلى المادة (69)</w:t>
             </w:r>
           </w:p>
         </w:tc>
@@ -4495,7 +4437,65 @@
               <w:bidi/>
             </w:pPr>
             <w:r>
-              <w:t>47</w:t>
+              <w:t>69</w:t>
+            </w:r>
+          </w:p>
+        </w:tc>
+        <w:tc>
+          <w:tcPr>
+            <w:tcW w:type="dxa" w:w="2160"/>
+          </w:tcPr>
+          <w:p>
+            <w:pPr>
+              <w:jc w:val="right"/>
+              <w:bidi/>
+            </w:pPr>
+            <w:r>
+              <w:t>مذكرة التماس الحاقية في 8-8-1445 ـ على الحكم النهائي ـ دائرة الاستئناف الثانية ضد الشيخ اسامة زيني ـ 42824717.pdf</w:t>
+            </w:r>
+          </w:p>
+        </w:tc>
+        <w:tc>
+          <w:tcPr>
+            <w:tcW w:type="dxa" w:w="2160"/>
+          </w:tcPr>
+          <w:p>
+            <w:pPr>
+              <w:jc w:val="right"/>
+              <w:bidi/>
+            </w:pPr>
+            <w:r>
+              <w:t>يحتاج تحقق رسمي</w:t>
+            </w:r>
+          </w:p>
+        </w:tc>
+      </w:tr>
+      <w:tr>
+        <w:tc>
+          <w:tcPr>
+            <w:tcW w:type="dxa" w:w="2160"/>
+          </w:tcPr>
+          <w:p>
+            <w:pPr>
+              <w:jc w:val="right"/>
+              <w:bidi/>
+            </w:pPr>
+            <w:r>
+              <w:t>إشارة إلى المادة (185)</w:t>
+            </w:r>
+          </w:p>
+        </w:tc>
+        <w:tc>
+          <w:tcPr>
+            <w:tcW w:type="dxa" w:w="2160"/>
+          </w:tcPr>
+          <w:p>
+            <w:pPr>
+              <w:jc w:val="right"/>
+              <w:bidi/>
+            </w:pPr>
+            <w:r>
+              <w:t>185</w:t>
             </w:r>
           </w:p>
         </w:tc>
@@ -4563,7 +4563,7 @@
           <w:b w:val="0"/>
           <w:i w:val="0"/>
         </w:rPr>
-        <w:t>عدد المخرجات الآلية المرشّحة: 112 — انظر `outputs/excel/07_central_and_new_outputs.xlsx` و`outputs/csv/new_script_outputs.csv`.</w:t>
+        <w:t>عدد المخرجات الآلية المرشّحة: 122 — انظر `outputs/excel/07_central_and_new_outputs.xlsx` و`outputs/csv/new_script_outputs.csv`.</w:t>
       </w:r>
     </w:p>
     <w:p>

--- a/zaini_case_audit_output/outputs/word/01_تقرير_الفحص_الأولي.docx
+++ b/zaini_case_audit_output/outputs/word/01_تقرير_الفحص_الأولي.docx
@@ -66,7 +66,7 @@
         <w:bidi/>
       </w:pPr>
       <w:r>
-        <w:t>تاريخ التشغيل: 2026-06-15T05:25:13.849218</w:t>
+        <w:t>تاريخ التشغيل: 2026-06-15T05:41:27.385751</w:t>
       </w:r>
     </w:p>
     <w:p>

--- a/zaini_case_audit_output/outputs/word/01_تقرير_الفحص_الأولي.docx
+++ b/zaini_case_audit_output/outputs/word/01_تقرير_الفحص_الأولي.docx
@@ -66,7 +66,7 @@
         <w:bidi/>
       </w:pPr>
       <w:r>
-        <w:t>تاريخ التشغيل: 2026-06-15T05:41:27.385751</w:t>
+        <w:t>تاريخ التشغيل: 2026-06-15T09:43:56.265500</w:t>
       </w:r>
     </w:p>
     <w:p>
@@ -156,7 +156,7 @@
         <w:bidi/>
       </w:pPr>
       <w:r>
-        <w:t>حكم / صك: 43</w:t>
+        <w:t>حكم / صك: 44</w:t>
       </w:r>
     </w:p>
     <w:p>
@@ -226,7 +226,7 @@
         <w:bidi/>
       </w:pPr>
       <w:r>
-        <w:t>مستند مالي: 7</w:t>
+        <w:t>مستند مالي: 6</w:t>
       </w:r>
     </w:p>
     <w:p>
@@ -299,7 +299,7 @@
           <w:b w:val="0"/>
           <w:i w:val="0"/>
         </w:rPr>
-        <w:t>أرقام قضايا: 42824717(101)</w:t>
+        <w:t>أرقام قضايا: 42824717(88)</w:t>
       </w:r>
     </w:p>
     <w:p>
@@ -312,7 +312,7 @@
           <w:b w:val="0"/>
           <w:i w:val="0"/>
         </w:rPr>
-        <w:t>صكوك معروفة (من قائمة التكليف) ظهرت آلياً: 4530241622(47)، 4431025114(7)، 4630548401(4)، 4530828230(3)</w:t>
+        <w:t>صكوك معروفة (من قائمة التكليف) ظهرت آلياً: 4530241622(44)، 4431025114(7)، 4630548401(5)، 4530828230(3)</w:t>
       </w:r>
     </w:p>
     <w:p>
@@ -325,7 +325,7 @@
           <w:b w:val="0"/>
           <w:i w:val="0"/>
         </w:rPr>
-        <w:t>أرقام طويلة أخرى (مؤشرات صكوك/سجلات تحتاج مراجعة): 42824717(101)، 1008017301(69)، 4530241622(47)، 1017092733(38)، 4030196102(37)، 38391575(32)، 1007056847(31)، 43281449(31)، 1037108001(30)، 3855849(30)، 4030169102(29)، 144442(28)، 2824717(28)، 33286392(25)، 401024501240718(23)، 3218883(21)، 599139(19)، 599140(19)، 1098908278(19)، 229014721194320022(18)</w:t>
+        <w:t>أرقام طويلة أخرى (مؤشرات صكوك/سجلات تحتاج مراجعة): 42824717(88)، 1008017301(70)، 4530241622(44)، 1017092733(36)، 4030196102(36)، 1007056847(32)، 38391575(31)، 43281449(30)، 3855849(29)، 4030169102(28)، 33286392(24)، 401024501240718(23)، 3218883(20)، 1098908278(19)، 599139(18)، 599140(18)، 96779270(18)، 1064274077(18)، 229014721194320022(17)، 401024501215577(17)</w:t>
       </w:r>
     </w:p>
     <w:p>
@@ -355,7 +355,7 @@
         <w:bidi/>
       </w:pPr>
       <w:r>
-        <w:t>أحمد زيني (المورّث): 104</w:t>
+        <w:t>أحمد زيني (المورّث): 123</w:t>
       </w:r>
     </w:p>
     <w:p>
@@ -385,7 +385,7 @@
         <w:bidi/>
       </w:pPr>
       <w:r>
-        <w:t>(طرف/وكيل) القاضي الزايدي: 23</w:t>
+        <w:t>(طرف/وكيل) محمد الثعلي (وكيل): 33</w:t>
       </w:r>
     </w:p>
     <w:p>
@@ -395,7 +395,7 @@
         <w:bidi/>
       </w:pPr>
       <w:r>
-        <w:t>(طرف/وكيل) محمد الثعلي (وكيل): 19</w:t>
+        <w:t>(طرف/وكيل) القاضي الزايدي: 22</w:t>
       </w:r>
     </w:p>
     <w:p>
@@ -405,7 +405,7 @@
         <w:bidi/>
       </w:pPr>
       <w:r>
-        <w:t>(طرف/وكيل) المحامي الشهري: 15</w:t>
+        <w:t>(طرف/وكيل) تركي بن رابح المطيري (وكيل): 18</w:t>
       </w:r>
     </w:p>
     <w:p>
@@ -415,7 +415,7 @@
         <w:bidi/>
       </w:pPr>
       <w:r>
-        <w:t>(طرف/وكيل) د. محمد البنا: 11</w:t>
+        <w:t>(طرف/وكيل) المحامي الشهري: 16</w:t>
       </w:r>
     </w:p>
     <w:p>
@@ -425,7 +425,7 @@
         <w:bidi/>
       </w:pPr>
       <w:r>
-        <w:t>(طرف/وكيل) القاضي اللحيدان: 7</w:t>
+        <w:t>(طرف/وكيل) القاضي اللحيدان: 11</w:t>
       </w:r>
     </w:p>
     <w:p>
@@ -435,7 +435,7 @@
         <w:bidi/>
       </w:pPr>
       <w:r>
-        <w:t>(طرف/وكيل) تركي بن رابح المطيري (وكيل): 4</w:t>
+        <w:t>(طرف/وكيل) د. محمد البنا: 10</w:t>
       </w:r>
     </w:p>
     <w:p>
@@ -545,6 +545,16 @@
         <w:bidi/>
       </w:pPr>
       <w:r>
+        <w:t>478,757,110 ريال (تكرار 1)</w:t>
+      </w:r>
+    </w:p>
+    <w:p>
+      <w:pPr>
+        <w:pStyle w:val="ListBullet"/>
+        <w:jc w:val="right"/>
+        <w:bidi/>
+      </w:pPr>
+      <w:r>
         <w:t>372,426,828 ريال (تكرار 1)</w:t>
       </w:r>
     </w:p>
@@ -565,7 +575,7 @@
         <w:bidi/>
       </w:pPr>
       <w:r>
-        <w:t>368,757,931 ريال (تكرار 13)</w:t>
+        <w:t>368,757,931 ريال (تكرار 15)</w:t>
       </w:r>
     </w:p>
     <w:p>
@@ -585,6 +595,16 @@
         <w:bidi/>
       </w:pPr>
       <w:r>
+        <w:t>367,757,931 ريال (تكرار 2)</w:t>
+      </w:r>
+    </w:p>
+    <w:p>
+      <w:pPr>
+        <w:pStyle w:val="ListBullet"/>
+        <w:jc w:val="right"/>
+        <w:bidi/>
+      </w:pPr>
+      <w:r>
         <w:t>335,184,145 ريال (تكرار 1)</w:t>
       </w:r>
     </w:p>
@@ -595,7 +615,7 @@
         <w:bidi/>
       </w:pPr>
       <w:r>
-        <w:t>331,882,138 ريال (تكرار 1)</w:t>
+        <w:t>331,882,138 ريال (تكرار 4)</w:t>
       </w:r>
     </w:p>
     <w:p>
@@ -630,26 +650,6 @@
     </w:p>
     <w:p>
       <w:pPr>
-        <w:pStyle w:val="ListBullet"/>
-        <w:jc w:val="right"/>
-        <w:bidi/>
-      </w:pPr>
-      <w:r>
-        <w:t>172,613,466 ريال (تكرار 1)</w:t>
-      </w:r>
-    </w:p>
-    <w:p>
-      <w:pPr>
-        <w:pStyle w:val="ListBullet"/>
-        <w:jc w:val="right"/>
-        <w:bidi/>
-      </w:pPr>
-      <w:r>
-        <w:t>140,000,000 ريال (تكرار 1)</w:t>
-      </w:r>
-    </w:p>
-    <w:p>
-      <w:pPr>
         <w:pStyle w:val="Heading2"/>
         <w:jc w:val="right"/>
         <w:bidi/>
@@ -668,7 +668,7 @@
           <w:b w:val="0"/>
           <w:i w:val="0"/>
         </w:rPr>
-        <w:t>هجرية: 22/10/1444(17)، 26/11/1431(17)، 4/3/1432(17)، 10/2/1434(16)، 1431/09/20(16)، 26/7/1434(16)، 1/1/1445(15)، 1/12/1442(15)، 10/11/1444(15)، 11/4/1437(15)، 12/05/1438(15)، 12/5/1438(15)، 1445-01-01(15)، 16/10/1431(15)، 18/11/1393(15)، 2/12/1432(15)، 20/09/1431(15)، 25/07/1432(15)، 8/6/1433(15)، 01/08/1444(14)</w:t>
+        <w:t>هجرية: 26/7/1434(15)، 4/3/1432(15)، 18/11/1393(14)، 08/04/1445(14)، 1445/04/08(14)، 26/11/1431(14)، 1445-02-20(13)، 20/09/1431(13)، 8/6/1433(13)، 1445-4-7(13)، 1445-3-13(13)، 1445/03/16(13)، 16/03/1445(13)، 1445/03/20(13)، 1446/03/20(13)، 1431/09/20(13)، 1445-03-04(12)، 1434/11/24(12)، 10/2/1434(12)، 12/5/1438(12)</w:t>
       </w:r>
     </w:p>
     <w:p>
@@ -681,7 +681,7 @@
           <w:b w:val="0"/>
           <w:i w:val="0"/>
         </w:rPr>
-        <w:t>ميلادية: 2013/09/30(12)، 2012/12/15(11)، 2013/06/26(11)، 03-11-2010(10)، 2010/11/03(10)، 2013/05/02(10)، 2014/01/20(10)، 2014/02/26(10)، 2016/05/03(10)، 2016/06/26(10)، 2017/01/26(10)، 2017/06/08(10)، 2024-1-25(10)، 2024/1/23(10)، 2014/01/01(8)، 2014/2/26(8)، 2018/05/28(8)، 2024/01/16(8)، 2024/1/21(8)، 2023/09/20(6)</w:t>
+        <w:t>ميلادية: 2013/09/30(12)، 2012/12/15(11)، 2013/06/26(11)، 03-11-2010(10)، 2010/11/03(10)، 2013/05/02(10)، 2014/01/20(10)، 2014/02/26(10)، 2016/05/03(10)، 2016/06/26(10)، 2017/01/26(10)، 2017/06/08(10)، 2024-1-25(10)، 2024/1/23(10)، 2014/01/01(8)، 2014/2/26(8)، 2018/05/28(8)، 2024/01/16(8)، 2024/1/21(8)، 2012/10/07(5)</w:t>
       </w:r>
     </w:p>
     <w:p>
@@ -701,7 +701,7 @@
         <w:bidi/>
       </w:pPr>
       <w:r>
-        <w:t>المحكمة التجارية بجدة: 73</w:t>
+        <w:t>المحكمة التجارية بجدة: 92</w:t>
       </w:r>
     </w:p>
     <w:p>
@@ -711,7 +711,17 @@
         <w:bidi/>
       </w:pPr>
       <w:r>
-        <w:t>محكمة الاستئناف / دائرة الاستئناف: 60</w:t>
+        <w:t>محكمة الاستئناف / دائرة الاستئناف: 65</w:t>
+      </w:r>
+    </w:p>
+    <w:p>
+      <w:pPr>
+        <w:pStyle w:val="ListBullet"/>
+        <w:jc w:val="right"/>
+        <w:bidi/>
+      </w:pPr>
+      <w:r>
+        <w:t>المحكمة العامة بجدة: 51</w:t>
       </w:r>
     </w:p>
     <w:p>
@@ -731,7 +741,7 @@
         <w:bidi/>
       </w:pPr>
       <w:r>
-        <w:t>المحكمة العامة بجدة: 34</w:t>
+        <w:t>المحكمة العليا: 36</w:t>
       </w:r>
     </w:p>
     <w:p>
@@ -741,17 +751,7 @@
         <w:bidi/>
       </w:pPr>
       <w:r>
-        <w:t>المحكمة العليا: 32</w:t>
-      </w:r>
-    </w:p>
-    <w:p>
-      <w:pPr>
-        <w:pStyle w:val="ListBullet"/>
-        <w:jc w:val="right"/>
-        <w:bidi/>
-      </w:pPr>
-      <w:r>
-        <w:t>الدائرة الأولى التجارية: 9</w:t>
+        <w:t>الدائرة الأولى التجارية: 22</w:t>
       </w:r>
     </w:p>
     <w:p>
@@ -899,64 +899,6 @@
             </w:pPr>
             <w:r>
               <w:t>عدنان زيني؛ أسامة زيني؛ أحمد زيني (المورّث)؛ عاتقة الحرازي</w:t>
-            </w:r>
-          </w:p>
-        </w:tc>
-      </w:tr>
-      <w:tr>
-        <w:tc>
-          <w:tcPr>
-            <w:tcW w:type="dxa" w:w="2160"/>
-          </w:tcPr>
-          <w:p>
-            <w:pPr>
-              <w:jc w:val="right"/>
-              <w:bidi/>
-            </w:pPr>
-            <w:r>
-              <w:t>حكم نهائي بإبراء ذمة الشيخ من تنفيذ عاتقة ـ 13-04-1447</w:t>
-            </w:r>
-          </w:p>
-        </w:tc>
-        <w:tc>
-          <w:tcPr>
-            <w:tcW w:type="dxa" w:w="2160"/>
-          </w:tcPr>
-          <w:p>
-            <w:pPr>
-              <w:jc w:val="right"/>
-              <w:bidi/>
-            </w:pPr>
-            <w:r>
-              <w:t>حكم / صك</w:t>
-            </w:r>
-          </w:p>
-        </w:tc>
-        <w:tc>
-          <w:tcPr>
-            <w:tcW w:type="dxa" w:w="2160"/>
-          </w:tcPr>
-          <w:p>
-            <w:pPr>
-              <w:jc w:val="right"/>
-              <w:bidi/>
-            </w:pPr>
-            <w:r>
-              <w:t>12</w:t>
-            </w:r>
-          </w:p>
-        </w:tc>
-        <w:tc>
-          <w:tcPr>
-            <w:tcW w:type="dxa" w:w="2160"/>
-          </w:tcPr>
-          <w:p>
-            <w:pPr>
-              <w:jc w:val="right"/>
-              <w:bidi/>
-            </w:pPr>
-            <w:r>
-              <w:t>عدنان زيني؛ أسامة زيني؛ عاتقة الحرازي</w:t>
             </w:r>
           </w:p>
         </w:tc>
@@ -1552,122 +1494,6 @@
               <w:bidi/>
             </w:pPr>
             <w:r>
-              <w:t>صك حكم نهائي ضد الشيخ اسامة زيني ـ دعوى 42824717 - 13-03-1445 هـ.pdf</w:t>
-            </w:r>
-          </w:p>
-        </w:tc>
-        <w:tc>
-          <w:tcPr>
-            <w:tcW w:type="dxa" w:w="2160"/>
-          </w:tcPr>
-          <w:p>
-            <w:pPr>
-              <w:jc w:val="right"/>
-              <w:bidi/>
-            </w:pPr>
-            <w:r>
-              <w:t>حكم / صك</w:t>
-            </w:r>
-          </w:p>
-        </w:tc>
-        <w:tc>
-          <w:tcPr>
-            <w:tcW w:type="dxa" w:w="2160"/>
-          </w:tcPr>
-          <w:p>
-            <w:pPr>
-              <w:jc w:val="right"/>
-              <w:bidi/>
-            </w:pPr>
-            <w:r>
-              <w:t>11</w:t>
-            </w:r>
-          </w:p>
-        </w:tc>
-        <w:tc>
-          <w:tcPr>
-            <w:tcW w:type="dxa" w:w="2160"/>
-          </w:tcPr>
-          <w:p>
-            <w:pPr>
-              <w:jc w:val="right"/>
-              <w:bidi/>
-            </w:pPr>
-            <w:r>
-              <w:t>عدنان زيني؛ أسامة زيني؛ عاتقة الحرازي</w:t>
-            </w:r>
-          </w:p>
-        </w:tc>
-      </w:tr>
-      <w:tr>
-        <w:tc>
-          <w:tcPr>
-            <w:tcW w:type="dxa" w:w="2160"/>
-          </w:tcPr>
-          <w:p>
-            <w:pPr>
-              <w:jc w:val="right"/>
-              <w:bidi/>
-            </w:pPr>
-            <w:r>
-              <w:t>صك حكم نهائي الشيخ اسامة زيني ـ دعوى 42824717 - 25-08-1445 هـ رفض الالتماس.pdf</w:t>
-            </w:r>
-          </w:p>
-        </w:tc>
-        <w:tc>
-          <w:tcPr>
-            <w:tcW w:type="dxa" w:w="2160"/>
-          </w:tcPr>
-          <w:p>
-            <w:pPr>
-              <w:jc w:val="right"/>
-              <w:bidi/>
-            </w:pPr>
-            <w:r>
-              <w:t>حكم / صك</w:t>
-            </w:r>
-          </w:p>
-        </w:tc>
-        <w:tc>
-          <w:tcPr>
-            <w:tcW w:type="dxa" w:w="2160"/>
-          </w:tcPr>
-          <w:p>
-            <w:pPr>
-              <w:jc w:val="right"/>
-              <w:bidi/>
-            </w:pPr>
-            <w:r>
-              <w:t>11</w:t>
-            </w:r>
-          </w:p>
-        </w:tc>
-        <w:tc>
-          <w:tcPr>
-            <w:tcW w:type="dxa" w:w="2160"/>
-          </w:tcPr>
-          <w:p>
-            <w:pPr>
-              <w:jc w:val="right"/>
-              <w:bidi/>
-            </w:pPr>
-            <w:r>
-              <w:t>عدنان زيني؛ أسامة زيني؛ عاتقة الحرازي</w:t>
-            </w:r>
-          </w:p>
-        </w:tc>
-      </w:tr>
-      <w:tr>
-        <w:tc>
-          <w:tcPr>
-            <w:tcW w:type="dxa" w:w="2160"/>
-          </w:tcPr>
-          <w:p>
-            <w:pPr>
-              <w:jc w:val="right"/>
-              <w:bidi/>
-            </w:pPr>
-            <w:r>
               <w:t>صك حكم نهائي الاستئناف الثانية رفض الالتماس ـ 42824717 - 18-06-1446 هـ.pdf</w:t>
             </w:r>
           </w:p>
@@ -1769,6 +1595,64 @@
             </w:pPr>
             <w:r>
               <w:t>أسامة زيني؛ أحمد زيني (المورّث)؛ عاتقة الحرازي</w:t>
+            </w:r>
+          </w:p>
+        </w:tc>
+      </w:tr>
+      <w:tr>
+        <w:tc>
+          <w:tcPr>
+            <w:tcW w:type="dxa" w:w="2160"/>
+          </w:tcPr>
+          <w:p>
+            <w:pPr>
+              <w:jc w:val="right"/>
+              <w:bidi/>
+            </w:pPr>
+            <w:r>
+              <w:t>حكم نهائي بإبراء ذمة الشيخ من تنفيذ عاتقة ـ 13-04-1447</w:t>
+            </w:r>
+          </w:p>
+        </w:tc>
+        <w:tc>
+          <w:tcPr>
+            <w:tcW w:type="dxa" w:w="2160"/>
+          </w:tcPr>
+          <w:p>
+            <w:pPr>
+              <w:jc w:val="right"/>
+              <w:bidi/>
+            </w:pPr>
+            <w:r>
+              <w:t>حكم / صك</w:t>
+            </w:r>
+          </w:p>
+        </w:tc>
+        <w:tc>
+          <w:tcPr>
+            <w:tcW w:type="dxa" w:w="2160"/>
+          </w:tcPr>
+          <w:p>
+            <w:pPr>
+              <w:jc w:val="right"/>
+              <w:bidi/>
+            </w:pPr>
+            <w:r>
+              <w:t>11</w:t>
+            </w:r>
+          </w:p>
+        </w:tc>
+        <w:tc>
+          <w:tcPr>
+            <w:tcW w:type="dxa" w:w="2160"/>
+          </w:tcPr>
+          <w:p>
+            <w:pPr>
+              <w:jc w:val="right"/>
+              <w:bidi/>
+            </w:pPr>
+            <w:r>
+              <w:t>عدنان زيني؛ أسامة زيني؛ أحمد زيني (المورّث)؛ عاتقة الحرازي</w:t>
             </w:r>
           </w:p>
         </w:tc>
@@ -1900,64 +1784,6 @@
               <w:bidi/>
             </w:pPr>
             <w:r>
-              <w:t>صك حكم نهائي ـ الاستئناف الثانية ـ نسخة</w:t>
-            </w:r>
-          </w:p>
-        </w:tc>
-        <w:tc>
-          <w:tcPr>
-            <w:tcW w:type="dxa" w:w="2160"/>
-          </w:tcPr>
-          <w:p>
-            <w:pPr>
-              <w:jc w:val="right"/>
-              <w:bidi/>
-            </w:pPr>
-            <w:r>
-              <w:t>حكم / صك</w:t>
-            </w:r>
-          </w:p>
-        </w:tc>
-        <w:tc>
-          <w:tcPr>
-            <w:tcW w:type="dxa" w:w="2160"/>
-          </w:tcPr>
-          <w:p>
-            <w:pPr>
-              <w:jc w:val="right"/>
-              <w:bidi/>
-            </w:pPr>
-            <w:r>
-              <w:t>11</w:t>
-            </w:r>
-          </w:p>
-        </w:tc>
-        <w:tc>
-          <w:tcPr>
-            <w:tcW w:type="dxa" w:w="2160"/>
-          </w:tcPr>
-          <w:p>
-            <w:pPr>
-              <w:jc w:val="right"/>
-              <w:bidi/>
-            </w:pPr>
-            <w:r>
-              <w:t>عدنان زيني؛ أسامة زيني؛ عاتقة الحرازي</w:t>
-            </w:r>
-          </w:p>
-        </w:tc>
-      </w:tr>
-      <w:tr>
-        <w:tc>
-          <w:tcPr>
-            <w:tcW w:type="dxa" w:w="2160"/>
-          </w:tcPr>
-          <w:p>
-            <w:pPr>
-              <w:jc w:val="right"/>
-              <w:bidi/>
-            </w:pPr>
-            <w:r>
               <w:t>تفاصيل التقديم ـ صدرت للمجلس الأعلى</w:t>
             </w:r>
           </w:p>
@@ -2001,6 +1827,180 @@
             </w:pPr>
             <w:r>
               <w:t>عدنان زيني؛ أسامة زيني؛ أحمد زيني (المورّث)</w:t>
+            </w:r>
+          </w:p>
+        </w:tc>
+      </w:tr>
+      <w:tr>
+        <w:tc>
+          <w:tcPr>
+            <w:tcW w:type="dxa" w:w="2160"/>
+          </w:tcPr>
+          <w:p>
+            <w:pPr>
+              <w:jc w:val="right"/>
+              <w:bidi/>
+            </w:pPr>
+            <w:r>
+              <w:t>تفاصيل التقديم ـ موقع توارد</w:t>
+            </w:r>
+          </w:p>
+        </w:tc>
+        <w:tc>
+          <w:tcPr>
+            <w:tcW w:type="dxa" w:w="2160"/>
+          </w:tcPr>
+          <w:p>
+            <w:pPr>
+              <w:jc w:val="right"/>
+              <w:bidi/>
+            </w:pPr>
+            <w:r>
+              <w:t>عقد / اتفاقية</w:t>
+            </w:r>
+          </w:p>
+        </w:tc>
+        <w:tc>
+          <w:tcPr>
+            <w:tcW w:type="dxa" w:w="2160"/>
+          </w:tcPr>
+          <w:p>
+            <w:pPr>
+              <w:jc w:val="right"/>
+              <w:bidi/>
+            </w:pPr>
+            <w:r>
+              <w:t>11</w:t>
+            </w:r>
+          </w:p>
+        </w:tc>
+        <w:tc>
+          <w:tcPr>
+            <w:tcW w:type="dxa" w:w="2160"/>
+          </w:tcPr>
+          <w:p>
+            <w:pPr>
+              <w:jc w:val="right"/>
+              <w:bidi/>
+            </w:pPr>
+            <w:r>
+              <w:t>عدنان زيني؛ أسامة زيني؛ أحمد زيني (المورّث)</w:t>
+            </w:r>
+          </w:p>
+        </w:tc>
+      </w:tr>
+      <w:tr>
+        <w:tc>
+          <w:tcPr>
+            <w:tcW w:type="dxa" w:w="2160"/>
+          </w:tcPr>
+          <w:p>
+            <w:pPr>
+              <w:jc w:val="right"/>
+              <w:bidi/>
+            </w:pPr>
+            <w:r>
+              <w:t>صورة التقديم (pdf)</w:t>
+            </w:r>
+          </w:p>
+        </w:tc>
+        <w:tc>
+          <w:tcPr>
+            <w:tcW w:type="dxa" w:w="2160"/>
+          </w:tcPr>
+          <w:p>
+            <w:pPr>
+              <w:jc w:val="right"/>
+              <w:bidi/>
+            </w:pPr>
+            <w:r>
+              <w:t>عقد / اتفاقية</w:t>
+            </w:r>
+          </w:p>
+        </w:tc>
+        <w:tc>
+          <w:tcPr>
+            <w:tcW w:type="dxa" w:w="2160"/>
+          </w:tcPr>
+          <w:p>
+            <w:pPr>
+              <w:jc w:val="right"/>
+              <w:bidi/>
+            </w:pPr>
+            <w:r>
+              <w:t>11</w:t>
+            </w:r>
+          </w:p>
+        </w:tc>
+        <w:tc>
+          <w:tcPr>
+            <w:tcW w:type="dxa" w:w="2160"/>
+          </w:tcPr>
+          <w:p>
+            <w:pPr>
+              <w:jc w:val="right"/>
+              <w:bidi/>
+            </w:pPr>
+            <w:r>
+              <w:t>عدنان زيني؛ أسامة زيني؛ أحمد زيني (المورّث)</w:t>
+            </w:r>
+          </w:p>
+        </w:tc>
+      </w:tr>
+      <w:tr>
+        <w:tc>
+          <w:tcPr>
+            <w:tcW w:type="dxa" w:w="2160"/>
+          </w:tcPr>
+          <w:p>
+            <w:pPr>
+              <w:jc w:val="right"/>
+              <w:bidi/>
+            </w:pPr>
+            <w:r>
+              <w:t>حكم نهائي بنقض حكم ابراء ذمة الشيخ أسامة من طلب تنفيذ الوالدة عاتقة الحرازي - 22-07-1447 ـ 4771864931.pdf</w:t>
+            </w:r>
+          </w:p>
+        </w:tc>
+        <w:tc>
+          <w:tcPr>
+            <w:tcW w:type="dxa" w:w="2160"/>
+          </w:tcPr>
+          <w:p>
+            <w:pPr>
+              <w:jc w:val="right"/>
+              <w:bidi/>
+            </w:pPr>
+            <w:r>
+              <w:t>حكم / صك</w:t>
+            </w:r>
+          </w:p>
+        </w:tc>
+        <w:tc>
+          <w:tcPr>
+            <w:tcW w:type="dxa" w:w="2160"/>
+          </w:tcPr>
+          <w:p>
+            <w:pPr>
+              <w:jc w:val="right"/>
+              <w:bidi/>
+            </w:pPr>
+            <w:r>
+              <w:t>10</w:t>
+            </w:r>
+          </w:p>
+        </w:tc>
+        <w:tc>
+          <w:tcPr>
+            <w:tcW w:type="dxa" w:w="2160"/>
+          </w:tcPr>
+          <w:p>
+            <w:pPr>
+              <w:jc w:val="right"/>
+              <w:bidi/>
+            </w:pPr>
+            <w:r>
+              <w:t>عدنان زيني؛ أسامة زيني؛ أحمد زيني (المورّث)؛ عاتقة الحرازي</w:t>
             </w:r>
           </w:p>
         </w:tc>
@@ -2235,7 +2235,7 @@
               <w:bidi/>
             </w:pPr>
             <w:r>
-              <w:t>نظام التنفيذ</w:t>
+              <w:t>نظام المرافعات الشرعية</w:t>
             </w:r>
           </w:p>
         </w:tc>
@@ -2291,7 +2291,7 @@
               <w:bidi/>
             </w:pPr>
             <w:r>
-              <w:t>نظام المرافعات الشرعية</w:t>
+              <w:t>نظام المحاكم التجارية</w:t>
             </w:r>
           </w:p>
         </w:tc>
@@ -2317,7 +2317,63 @@
               <w:bidi/>
             </w:pPr>
             <w:r>
-              <w:t>صك حكم نهائي الاستئناف الثانية رفض الالتماس ـ 42824717 - 18-06-1446 هـ.pdf</w:t>
+              <w:t>صك حكم نهائي ضد الشيخ اسامة زيني ـ دعوى 42824717 - 13-03-1445 هـ.pdf</w:t>
+            </w:r>
+          </w:p>
+        </w:tc>
+        <w:tc>
+          <w:tcPr>
+            <w:tcW w:type="dxa" w:w="2160"/>
+          </w:tcPr>
+          <w:p>
+            <w:pPr>
+              <w:jc w:val="right"/>
+              <w:bidi/>
+            </w:pPr>
+            <w:r>
+              <w:t>يحتاج تحقق رسمي</w:t>
+            </w:r>
+          </w:p>
+        </w:tc>
+      </w:tr>
+      <w:tr>
+        <w:tc>
+          <w:tcPr>
+            <w:tcW w:type="dxa" w:w="2160"/>
+          </w:tcPr>
+          <w:p>
+            <w:pPr>
+              <w:jc w:val="right"/>
+              <w:bidi/>
+            </w:pPr>
+            <w:r>
+              <w:t>نظام الشركات</w:t>
+            </w:r>
+          </w:p>
+        </w:tc>
+        <w:tc>
+          <w:tcPr>
+            <w:tcW w:type="dxa" w:w="2160"/>
+          </w:tcPr>
+          <w:p>
+            <w:pPr>
+              <w:jc w:val="right"/>
+              <w:bidi/>
+            </w:pPr>
+            <w:r/>
+          </w:p>
+        </w:tc>
+        <w:tc>
+          <w:tcPr>
+            <w:tcW w:type="dxa" w:w="2160"/>
+          </w:tcPr>
+          <w:p>
+            <w:pPr>
+              <w:jc w:val="right"/>
+              <w:bidi/>
+            </w:pPr>
+            <w:r>
+              <w:t>صك حكم نهائي ضد الشيخ اسامة زيني ـ دعوى 42824717 - 13-03-1445 هـ.pdf</w:t>
             </w:r>
           </w:p>
         </w:tc>
@@ -2373,7 +2429,1625 @@
               <w:bidi/>
             </w:pPr>
             <w:r>
-              <w:t>صك حكم نهائي الاستئناف الثانية رفض الالتماس ـ 42824717 - 18-06-1446 هـ.pdf</w:t>
+              <w:t>صك حكم نهائي ضد الشيخ اسامة زيني ـ دعوى 42824717 - 13-03-1445 هـ.pdf</w:t>
+            </w:r>
+          </w:p>
+        </w:tc>
+        <w:tc>
+          <w:tcPr>
+            <w:tcW w:type="dxa" w:w="2160"/>
+          </w:tcPr>
+          <w:p>
+            <w:pPr>
+              <w:jc w:val="right"/>
+              <w:bidi/>
+            </w:pPr>
+            <w:r>
+              <w:t>يحتاج تحقق رسمي</w:t>
+            </w:r>
+          </w:p>
+        </w:tc>
+      </w:tr>
+      <w:tr>
+        <w:tc>
+          <w:tcPr>
+            <w:tcW w:type="dxa" w:w="2160"/>
+          </w:tcPr>
+          <w:p>
+            <w:pPr>
+              <w:jc w:val="right"/>
+              <w:bidi/>
+            </w:pPr>
+            <w:r>
+              <w:t>اللائحة التنفيذية</w:t>
+            </w:r>
+          </w:p>
+        </w:tc>
+        <w:tc>
+          <w:tcPr>
+            <w:tcW w:type="dxa" w:w="2160"/>
+          </w:tcPr>
+          <w:p>
+            <w:pPr>
+              <w:jc w:val="right"/>
+              <w:bidi/>
+            </w:pPr>
+            <w:r/>
+          </w:p>
+        </w:tc>
+        <w:tc>
+          <w:tcPr>
+            <w:tcW w:type="dxa" w:w="2160"/>
+          </w:tcPr>
+          <w:p>
+            <w:pPr>
+              <w:jc w:val="right"/>
+              <w:bidi/>
+            </w:pPr>
+            <w:r>
+              <w:t>صك حكم نهائي ضد الشيخ اسامة زيني ـ دعوى 42824717 - 13-03-1445 هـ.pdf</w:t>
+            </w:r>
+          </w:p>
+        </w:tc>
+        <w:tc>
+          <w:tcPr>
+            <w:tcW w:type="dxa" w:w="2160"/>
+          </w:tcPr>
+          <w:p>
+            <w:pPr>
+              <w:jc w:val="right"/>
+              <w:bidi/>
+            </w:pPr>
+            <w:r>
+              <w:t>يحتاج تحقق رسمي</w:t>
+            </w:r>
+          </w:p>
+        </w:tc>
+      </w:tr>
+      <w:tr>
+        <w:tc>
+          <w:tcPr>
+            <w:tcW w:type="dxa" w:w="2160"/>
+          </w:tcPr>
+          <w:p>
+            <w:pPr>
+              <w:jc w:val="right"/>
+              <w:bidi/>
+            </w:pPr>
+            <w:r>
+              <w:t>نظام الاثبات</w:t>
+            </w:r>
+          </w:p>
+        </w:tc>
+        <w:tc>
+          <w:tcPr>
+            <w:tcW w:type="dxa" w:w="2160"/>
+          </w:tcPr>
+          <w:p>
+            <w:pPr>
+              <w:jc w:val="right"/>
+              <w:bidi/>
+            </w:pPr>
+            <w:r/>
+          </w:p>
+        </w:tc>
+        <w:tc>
+          <w:tcPr>
+            <w:tcW w:type="dxa" w:w="2160"/>
+          </w:tcPr>
+          <w:p>
+            <w:pPr>
+              <w:jc w:val="right"/>
+              <w:bidi/>
+            </w:pPr>
+            <w:r>
+              <w:t>صك حكم نهائي ضد الشيخ اسامة زيني ـ دعوى 42824717 - 13-03-1445 هـ.pdf</w:t>
+            </w:r>
+          </w:p>
+        </w:tc>
+        <w:tc>
+          <w:tcPr>
+            <w:tcW w:type="dxa" w:w="2160"/>
+          </w:tcPr>
+          <w:p>
+            <w:pPr>
+              <w:jc w:val="right"/>
+              <w:bidi/>
+            </w:pPr>
+            <w:r>
+              <w:t>يحتاج تحقق رسمي</w:t>
+            </w:r>
+          </w:p>
+        </w:tc>
+      </w:tr>
+      <w:tr>
+        <w:tc>
+          <w:tcPr>
+            <w:tcW w:type="dxa" w:w="2160"/>
+          </w:tcPr>
+          <w:p>
+            <w:pPr>
+              <w:jc w:val="right"/>
+              <w:bidi/>
+            </w:pPr>
+            <w:r>
+              <w:t>نظام الإثبات</w:t>
+            </w:r>
+          </w:p>
+        </w:tc>
+        <w:tc>
+          <w:tcPr>
+            <w:tcW w:type="dxa" w:w="2160"/>
+          </w:tcPr>
+          <w:p>
+            <w:pPr>
+              <w:jc w:val="right"/>
+              <w:bidi/>
+            </w:pPr>
+            <w:r/>
+          </w:p>
+        </w:tc>
+        <w:tc>
+          <w:tcPr>
+            <w:tcW w:type="dxa" w:w="2160"/>
+          </w:tcPr>
+          <w:p>
+            <w:pPr>
+              <w:jc w:val="right"/>
+              <w:bidi/>
+            </w:pPr>
+            <w:r>
+              <w:t>صك حكم نهائي ضد الشيخ اسامة زيني ـ دعوى 42824717 - 13-03-1445 هـ.pdf</w:t>
+            </w:r>
+          </w:p>
+        </w:tc>
+        <w:tc>
+          <w:tcPr>
+            <w:tcW w:type="dxa" w:w="2160"/>
+          </w:tcPr>
+          <w:p>
+            <w:pPr>
+              <w:jc w:val="right"/>
+              <w:bidi/>
+            </w:pPr>
+            <w:r>
+              <w:t>يحتاج تحقق رسمي</w:t>
+            </w:r>
+          </w:p>
+        </w:tc>
+      </w:tr>
+      <w:tr>
+        <w:tc>
+          <w:tcPr>
+            <w:tcW w:type="dxa" w:w="2160"/>
+          </w:tcPr>
+          <w:p>
+            <w:pPr>
+              <w:jc w:val="right"/>
+              <w:bidi/>
+            </w:pPr>
+            <w:r>
+              <w:t>إشارة إلى المادة (1)</w:t>
+            </w:r>
+          </w:p>
+        </w:tc>
+        <w:tc>
+          <w:tcPr>
+            <w:tcW w:type="dxa" w:w="2160"/>
+          </w:tcPr>
+          <w:p>
+            <w:pPr>
+              <w:jc w:val="right"/>
+              <w:bidi/>
+            </w:pPr>
+            <w:r>
+              <w:t>1</w:t>
+            </w:r>
+          </w:p>
+        </w:tc>
+        <w:tc>
+          <w:tcPr>
+            <w:tcW w:type="dxa" w:w="2160"/>
+          </w:tcPr>
+          <w:p>
+            <w:pPr>
+              <w:jc w:val="right"/>
+              <w:bidi/>
+            </w:pPr>
+            <w:r>
+              <w:t>صك حكم نهائي ضد الشيخ اسامة زيني ـ دعوى 42824717 - 13-03-1445 هـ.pdf</w:t>
+            </w:r>
+          </w:p>
+        </w:tc>
+        <w:tc>
+          <w:tcPr>
+            <w:tcW w:type="dxa" w:w="2160"/>
+          </w:tcPr>
+          <w:p>
+            <w:pPr>
+              <w:jc w:val="right"/>
+              <w:bidi/>
+            </w:pPr>
+            <w:r>
+              <w:t>يحتاج تحقق رسمي</w:t>
+            </w:r>
+          </w:p>
+        </w:tc>
+      </w:tr>
+      <w:tr>
+        <w:tc>
+          <w:tcPr>
+            <w:tcW w:type="dxa" w:w="2160"/>
+          </w:tcPr>
+          <w:p>
+            <w:pPr>
+              <w:jc w:val="right"/>
+              <w:bidi/>
+            </w:pPr>
+            <w:r>
+              <w:t>إشارة إلى المادة (2)</w:t>
+            </w:r>
+          </w:p>
+        </w:tc>
+        <w:tc>
+          <w:tcPr>
+            <w:tcW w:type="dxa" w:w="2160"/>
+          </w:tcPr>
+          <w:p>
+            <w:pPr>
+              <w:jc w:val="right"/>
+              <w:bidi/>
+            </w:pPr>
+            <w:r>
+              <w:t>2</w:t>
+            </w:r>
+          </w:p>
+        </w:tc>
+        <w:tc>
+          <w:tcPr>
+            <w:tcW w:type="dxa" w:w="2160"/>
+          </w:tcPr>
+          <w:p>
+            <w:pPr>
+              <w:jc w:val="right"/>
+              <w:bidi/>
+            </w:pPr>
+            <w:r>
+              <w:t>صك حكم نهائي ضد الشيخ اسامة زيني ـ دعوى 42824717 - 13-03-1445 هـ.pdf</w:t>
+            </w:r>
+          </w:p>
+        </w:tc>
+        <w:tc>
+          <w:tcPr>
+            <w:tcW w:type="dxa" w:w="2160"/>
+          </w:tcPr>
+          <w:p>
+            <w:pPr>
+              <w:jc w:val="right"/>
+              <w:bidi/>
+            </w:pPr>
+            <w:r>
+              <w:t>يحتاج تحقق رسمي</w:t>
+            </w:r>
+          </w:p>
+        </w:tc>
+      </w:tr>
+      <w:tr>
+        <w:tc>
+          <w:tcPr>
+            <w:tcW w:type="dxa" w:w="2160"/>
+          </w:tcPr>
+          <w:p>
+            <w:pPr>
+              <w:jc w:val="right"/>
+              <w:bidi/>
+            </w:pPr>
+            <w:r>
+              <w:t>إشارة إلى المادة (8)</w:t>
+            </w:r>
+          </w:p>
+        </w:tc>
+        <w:tc>
+          <w:tcPr>
+            <w:tcW w:type="dxa" w:w="2160"/>
+          </w:tcPr>
+          <w:p>
+            <w:pPr>
+              <w:jc w:val="right"/>
+              <w:bidi/>
+            </w:pPr>
+            <w:r>
+              <w:t>8</w:t>
+            </w:r>
+          </w:p>
+        </w:tc>
+        <w:tc>
+          <w:tcPr>
+            <w:tcW w:type="dxa" w:w="2160"/>
+          </w:tcPr>
+          <w:p>
+            <w:pPr>
+              <w:jc w:val="right"/>
+              <w:bidi/>
+            </w:pPr>
+            <w:r>
+              <w:t>صك حكم نهائي ضد الشيخ اسامة زيني ـ دعوى 42824717 - 13-03-1445 هـ.pdf</w:t>
+            </w:r>
+          </w:p>
+        </w:tc>
+        <w:tc>
+          <w:tcPr>
+            <w:tcW w:type="dxa" w:w="2160"/>
+          </w:tcPr>
+          <w:p>
+            <w:pPr>
+              <w:jc w:val="right"/>
+              <w:bidi/>
+            </w:pPr>
+            <w:r>
+              <w:t>يحتاج تحقق رسمي</w:t>
+            </w:r>
+          </w:p>
+        </w:tc>
+      </w:tr>
+      <w:tr>
+        <w:tc>
+          <w:tcPr>
+            <w:tcW w:type="dxa" w:w="2160"/>
+          </w:tcPr>
+          <w:p>
+            <w:pPr>
+              <w:jc w:val="right"/>
+              <w:bidi/>
+            </w:pPr>
+            <w:r>
+              <w:t>إشارة إلى المادة (16)</w:t>
+            </w:r>
+          </w:p>
+        </w:tc>
+        <w:tc>
+          <w:tcPr>
+            <w:tcW w:type="dxa" w:w="2160"/>
+          </w:tcPr>
+          <w:p>
+            <w:pPr>
+              <w:jc w:val="right"/>
+              <w:bidi/>
+            </w:pPr>
+            <w:r>
+              <w:t>16</w:t>
+            </w:r>
+          </w:p>
+        </w:tc>
+        <w:tc>
+          <w:tcPr>
+            <w:tcW w:type="dxa" w:w="2160"/>
+          </w:tcPr>
+          <w:p>
+            <w:pPr>
+              <w:jc w:val="right"/>
+              <w:bidi/>
+            </w:pPr>
+            <w:r>
+              <w:t>صك حكم نهائي ضد الشيخ اسامة زيني ـ دعوى 42824717 - 13-03-1445 هـ.pdf</w:t>
+            </w:r>
+          </w:p>
+        </w:tc>
+        <w:tc>
+          <w:tcPr>
+            <w:tcW w:type="dxa" w:w="2160"/>
+          </w:tcPr>
+          <w:p>
+            <w:pPr>
+              <w:jc w:val="right"/>
+              <w:bidi/>
+            </w:pPr>
+            <w:r>
+              <w:t>يحتاج تحقق رسمي</w:t>
+            </w:r>
+          </w:p>
+        </w:tc>
+      </w:tr>
+      <w:tr>
+        <w:tc>
+          <w:tcPr>
+            <w:tcW w:type="dxa" w:w="2160"/>
+          </w:tcPr>
+          <w:p>
+            <w:pPr>
+              <w:jc w:val="right"/>
+              <w:bidi/>
+            </w:pPr>
+            <w:r>
+              <w:t>إشارة إلى المادة (19)</w:t>
+            </w:r>
+          </w:p>
+        </w:tc>
+        <w:tc>
+          <w:tcPr>
+            <w:tcW w:type="dxa" w:w="2160"/>
+          </w:tcPr>
+          <w:p>
+            <w:pPr>
+              <w:jc w:val="right"/>
+              <w:bidi/>
+            </w:pPr>
+            <w:r>
+              <w:t>19</w:t>
+            </w:r>
+          </w:p>
+        </w:tc>
+        <w:tc>
+          <w:tcPr>
+            <w:tcW w:type="dxa" w:w="2160"/>
+          </w:tcPr>
+          <w:p>
+            <w:pPr>
+              <w:jc w:val="right"/>
+              <w:bidi/>
+            </w:pPr>
+            <w:r>
+              <w:t>صك حكم نهائي ضد الشيخ اسامة زيني ـ دعوى 42824717 - 13-03-1445 هـ.pdf</w:t>
+            </w:r>
+          </w:p>
+        </w:tc>
+        <w:tc>
+          <w:tcPr>
+            <w:tcW w:type="dxa" w:w="2160"/>
+          </w:tcPr>
+          <w:p>
+            <w:pPr>
+              <w:jc w:val="right"/>
+              <w:bidi/>
+            </w:pPr>
+            <w:r>
+              <w:t>يحتاج تحقق رسمي</w:t>
+            </w:r>
+          </w:p>
+        </w:tc>
+      </w:tr>
+      <w:tr>
+        <w:tc>
+          <w:tcPr>
+            <w:tcW w:type="dxa" w:w="2160"/>
+          </w:tcPr>
+          <w:p>
+            <w:pPr>
+              <w:jc w:val="right"/>
+              <w:bidi/>
+            </w:pPr>
+            <w:r>
+              <w:t>إشارة إلى المادة (20)</w:t>
+            </w:r>
+          </w:p>
+        </w:tc>
+        <w:tc>
+          <w:tcPr>
+            <w:tcW w:type="dxa" w:w="2160"/>
+          </w:tcPr>
+          <w:p>
+            <w:pPr>
+              <w:jc w:val="right"/>
+              <w:bidi/>
+            </w:pPr>
+            <w:r>
+              <w:t>20</w:t>
+            </w:r>
+          </w:p>
+        </w:tc>
+        <w:tc>
+          <w:tcPr>
+            <w:tcW w:type="dxa" w:w="2160"/>
+          </w:tcPr>
+          <w:p>
+            <w:pPr>
+              <w:jc w:val="right"/>
+              <w:bidi/>
+            </w:pPr>
+            <w:r>
+              <w:t>صك حكم نهائي ضد الشيخ اسامة زيني ـ دعوى 42824717 - 13-03-1445 هـ.pdf</w:t>
+            </w:r>
+          </w:p>
+        </w:tc>
+        <w:tc>
+          <w:tcPr>
+            <w:tcW w:type="dxa" w:w="2160"/>
+          </w:tcPr>
+          <w:p>
+            <w:pPr>
+              <w:jc w:val="right"/>
+              <w:bidi/>
+            </w:pPr>
+            <w:r>
+              <w:t>يحتاج تحقق رسمي</w:t>
+            </w:r>
+          </w:p>
+        </w:tc>
+      </w:tr>
+      <w:tr>
+        <w:tc>
+          <w:tcPr>
+            <w:tcW w:type="dxa" w:w="2160"/>
+          </w:tcPr>
+          <w:p>
+            <w:pPr>
+              <w:jc w:val="right"/>
+              <w:bidi/>
+            </w:pPr>
+            <w:r>
+              <w:t>إشارة إلى المادة (21)</w:t>
+            </w:r>
+          </w:p>
+        </w:tc>
+        <w:tc>
+          <w:tcPr>
+            <w:tcW w:type="dxa" w:w="2160"/>
+          </w:tcPr>
+          <w:p>
+            <w:pPr>
+              <w:jc w:val="right"/>
+              <w:bidi/>
+            </w:pPr>
+            <w:r>
+              <w:t>21</w:t>
+            </w:r>
+          </w:p>
+        </w:tc>
+        <w:tc>
+          <w:tcPr>
+            <w:tcW w:type="dxa" w:w="2160"/>
+          </w:tcPr>
+          <w:p>
+            <w:pPr>
+              <w:jc w:val="right"/>
+              <w:bidi/>
+            </w:pPr>
+            <w:r>
+              <w:t>صك حكم نهائي ضد الشيخ اسامة زيني ـ دعوى 42824717 - 13-03-1445 هـ.pdf</w:t>
+            </w:r>
+          </w:p>
+        </w:tc>
+        <w:tc>
+          <w:tcPr>
+            <w:tcW w:type="dxa" w:w="2160"/>
+          </w:tcPr>
+          <w:p>
+            <w:pPr>
+              <w:jc w:val="right"/>
+              <w:bidi/>
+            </w:pPr>
+            <w:r>
+              <w:t>يحتاج تحقق رسمي</w:t>
+            </w:r>
+          </w:p>
+        </w:tc>
+      </w:tr>
+      <w:tr>
+        <w:tc>
+          <w:tcPr>
+            <w:tcW w:type="dxa" w:w="2160"/>
+          </w:tcPr>
+          <w:p>
+            <w:pPr>
+              <w:jc w:val="right"/>
+              <w:bidi/>
+            </w:pPr>
+            <w:r>
+              <w:t>إشارة إلى المادة (25)</w:t>
+            </w:r>
+          </w:p>
+        </w:tc>
+        <w:tc>
+          <w:tcPr>
+            <w:tcW w:type="dxa" w:w="2160"/>
+          </w:tcPr>
+          <w:p>
+            <w:pPr>
+              <w:jc w:val="right"/>
+              <w:bidi/>
+            </w:pPr>
+            <w:r>
+              <w:t>25</w:t>
+            </w:r>
+          </w:p>
+        </w:tc>
+        <w:tc>
+          <w:tcPr>
+            <w:tcW w:type="dxa" w:w="2160"/>
+          </w:tcPr>
+          <w:p>
+            <w:pPr>
+              <w:jc w:val="right"/>
+              <w:bidi/>
+            </w:pPr>
+            <w:r>
+              <w:t>صك حكم نهائي ضد الشيخ اسامة زيني ـ دعوى 42824717 - 13-03-1445 هـ.pdf</w:t>
+            </w:r>
+          </w:p>
+        </w:tc>
+        <w:tc>
+          <w:tcPr>
+            <w:tcW w:type="dxa" w:w="2160"/>
+          </w:tcPr>
+          <w:p>
+            <w:pPr>
+              <w:jc w:val="right"/>
+              <w:bidi/>
+            </w:pPr>
+            <w:r>
+              <w:t>يحتاج تحقق رسمي</w:t>
+            </w:r>
+          </w:p>
+        </w:tc>
+      </w:tr>
+      <w:tr>
+        <w:tc>
+          <w:tcPr>
+            <w:tcW w:type="dxa" w:w="2160"/>
+          </w:tcPr>
+          <w:p>
+            <w:pPr>
+              <w:jc w:val="right"/>
+              <w:bidi/>
+            </w:pPr>
+            <w:r>
+              <w:t>إشارة إلى المادة (26)</w:t>
+            </w:r>
+          </w:p>
+        </w:tc>
+        <w:tc>
+          <w:tcPr>
+            <w:tcW w:type="dxa" w:w="2160"/>
+          </w:tcPr>
+          <w:p>
+            <w:pPr>
+              <w:jc w:val="right"/>
+              <w:bidi/>
+            </w:pPr>
+            <w:r>
+              <w:t>26</w:t>
+            </w:r>
+          </w:p>
+        </w:tc>
+        <w:tc>
+          <w:tcPr>
+            <w:tcW w:type="dxa" w:w="2160"/>
+          </w:tcPr>
+          <w:p>
+            <w:pPr>
+              <w:jc w:val="right"/>
+              <w:bidi/>
+            </w:pPr>
+            <w:r>
+              <w:t>صك حكم نهائي ضد الشيخ اسامة زيني ـ دعوى 42824717 - 13-03-1445 هـ.pdf</w:t>
+            </w:r>
+          </w:p>
+        </w:tc>
+        <w:tc>
+          <w:tcPr>
+            <w:tcW w:type="dxa" w:w="2160"/>
+          </w:tcPr>
+          <w:p>
+            <w:pPr>
+              <w:jc w:val="right"/>
+              <w:bidi/>
+            </w:pPr>
+            <w:r>
+              <w:t>يحتاج تحقق رسمي</w:t>
+            </w:r>
+          </w:p>
+        </w:tc>
+      </w:tr>
+      <w:tr>
+        <w:tc>
+          <w:tcPr>
+            <w:tcW w:type="dxa" w:w="2160"/>
+          </w:tcPr>
+          <w:p>
+            <w:pPr>
+              <w:jc w:val="right"/>
+              <w:bidi/>
+            </w:pPr>
+            <w:r>
+              <w:t>إشارة إلى المادة (29)</w:t>
+            </w:r>
+          </w:p>
+        </w:tc>
+        <w:tc>
+          <w:tcPr>
+            <w:tcW w:type="dxa" w:w="2160"/>
+          </w:tcPr>
+          <w:p>
+            <w:pPr>
+              <w:jc w:val="right"/>
+              <w:bidi/>
+            </w:pPr>
+            <w:r>
+              <w:t>29</w:t>
+            </w:r>
+          </w:p>
+        </w:tc>
+        <w:tc>
+          <w:tcPr>
+            <w:tcW w:type="dxa" w:w="2160"/>
+          </w:tcPr>
+          <w:p>
+            <w:pPr>
+              <w:jc w:val="right"/>
+              <w:bidi/>
+            </w:pPr>
+            <w:r>
+              <w:t>صك حكم نهائي ضد الشيخ اسامة زيني ـ دعوى 42824717 - 13-03-1445 هـ.pdf</w:t>
+            </w:r>
+          </w:p>
+        </w:tc>
+        <w:tc>
+          <w:tcPr>
+            <w:tcW w:type="dxa" w:w="2160"/>
+          </w:tcPr>
+          <w:p>
+            <w:pPr>
+              <w:jc w:val="right"/>
+              <w:bidi/>
+            </w:pPr>
+            <w:r>
+              <w:t>يحتاج تحقق رسمي</w:t>
+            </w:r>
+          </w:p>
+        </w:tc>
+      </w:tr>
+      <w:tr>
+        <w:tc>
+          <w:tcPr>
+            <w:tcW w:type="dxa" w:w="2160"/>
+          </w:tcPr>
+          <w:p>
+            <w:pPr>
+              <w:jc w:val="right"/>
+              <w:bidi/>
+            </w:pPr>
+            <w:r>
+              <w:t>إشارة إلى المادة (40)</w:t>
+            </w:r>
+          </w:p>
+        </w:tc>
+        <w:tc>
+          <w:tcPr>
+            <w:tcW w:type="dxa" w:w="2160"/>
+          </w:tcPr>
+          <w:p>
+            <w:pPr>
+              <w:jc w:val="right"/>
+              <w:bidi/>
+            </w:pPr>
+            <w:r>
+              <w:t>40</w:t>
+            </w:r>
+          </w:p>
+        </w:tc>
+        <w:tc>
+          <w:tcPr>
+            <w:tcW w:type="dxa" w:w="2160"/>
+          </w:tcPr>
+          <w:p>
+            <w:pPr>
+              <w:jc w:val="right"/>
+              <w:bidi/>
+            </w:pPr>
+            <w:r>
+              <w:t>صك حكم نهائي ضد الشيخ اسامة زيني ـ دعوى 42824717 - 13-03-1445 هـ.pdf</w:t>
+            </w:r>
+          </w:p>
+        </w:tc>
+        <w:tc>
+          <w:tcPr>
+            <w:tcW w:type="dxa" w:w="2160"/>
+          </w:tcPr>
+          <w:p>
+            <w:pPr>
+              <w:jc w:val="right"/>
+              <w:bidi/>
+            </w:pPr>
+            <w:r>
+              <w:t>يحتاج تحقق رسمي</w:t>
+            </w:r>
+          </w:p>
+        </w:tc>
+      </w:tr>
+      <w:tr>
+        <w:tc>
+          <w:tcPr>
+            <w:tcW w:type="dxa" w:w="2160"/>
+          </w:tcPr>
+          <w:p>
+            <w:pPr>
+              <w:jc w:val="right"/>
+              <w:bidi/>
+            </w:pPr>
+            <w:r>
+              <w:t>إشارة إلى المادة (41)</w:t>
+            </w:r>
+          </w:p>
+        </w:tc>
+        <w:tc>
+          <w:tcPr>
+            <w:tcW w:type="dxa" w:w="2160"/>
+          </w:tcPr>
+          <w:p>
+            <w:pPr>
+              <w:jc w:val="right"/>
+              <w:bidi/>
+            </w:pPr>
+            <w:r>
+              <w:t>41</w:t>
+            </w:r>
+          </w:p>
+        </w:tc>
+        <w:tc>
+          <w:tcPr>
+            <w:tcW w:type="dxa" w:w="2160"/>
+          </w:tcPr>
+          <w:p>
+            <w:pPr>
+              <w:jc w:val="right"/>
+              <w:bidi/>
+            </w:pPr>
+            <w:r>
+              <w:t>صك حكم نهائي ضد الشيخ اسامة زيني ـ دعوى 42824717 - 13-03-1445 هـ.pdf</w:t>
+            </w:r>
+          </w:p>
+        </w:tc>
+        <w:tc>
+          <w:tcPr>
+            <w:tcW w:type="dxa" w:w="2160"/>
+          </w:tcPr>
+          <w:p>
+            <w:pPr>
+              <w:jc w:val="right"/>
+              <w:bidi/>
+            </w:pPr>
+            <w:r>
+              <w:t>يحتاج تحقق رسمي</w:t>
+            </w:r>
+          </w:p>
+        </w:tc>
+      </w:tr>
+      <w:tr>
+        <w:tc>
+          <w:tcPr>
+            <w:tcW w:type="dxa" w:w="2160"/>
+          </w:tcPr>
+          <w:p>
+            <w:pPr>
+              <w:jc w:val="right"/>
+              <w:bidi/>
+            </w:pPr>
+            <w:r>
+              <w:t>إشارة إلى المادة (66)</w:t>
+            </w:r>
+          </w:p>
+        </w:tc>
+        <w:tc>
+          <w:tcPr>
+            <w:tcW w:type="dxa" w:w="2160"/>
+          </w:tcPr>
+          <w:p>
+            <w:pPr>
+              <w:jc w:val="right"/>
+              <w:bidi/>
+            </w:pPr>
+            <w:r>
+              <w:t>66</w:t>
+            </w:r>
+          </w:p>
+        </w:tc>
+        <w:tc>
+          <w:tcPr>
+            <w:tcW w:type="dxa" w:w="2160"/>
+          </w:tcPr>
+          <w:p>
+            <w:pPr>
+              <w:jc w:val="right"/>
+              <w:bidi/>
+            </w:pPr>
+            <w:r>
+              <w:t>صك حكم نهائي ضد الشيخ اسامة زيني ـ دعوى 42824717 - 13-03-1445 هـ.pdf</w:t>
+            </w:r>
+          </w:p>
+        </w:tc>
+        <w:tc>
+          <w:tcPr>
+            <w:tcW w:type="dxa" w:w="2160"/>
+          </w:tcPr>
+          <w:p>
+            <w:pPr>
+              <w:jc w:val="right"/>
+              <w:bidi/>
+            </w:pPr>
+            <w:r>
+              <w:t>يحتاج تحقق رسمي</w:t>
+            </w:r>
+          </w:p>
+        </w:tc>
+      </w:tr>
+      <w:tr>
+        <w:tc>
+          <w:tcPr>
+            <w:tcW w:type="dxa" w:w="2160"/>
+          </w:tcPr>
+          <w:p>
+            <w:pPr>
+              <w:jc w:val="right"/>
+              <w:bidi/>
+            </w:pPr>
+            <w:r>
+              <w:t>إشارة إلى المادة (76)</w:t>
+            </w:r>
+          </w:p>
+        </w:tc>
+        <w:tc>
+          <w:tcPr>
+            <w:tcW w:type="dxa" w:w="2160"/>
+          </w:tcPr>
+          <w:p>
+            <w:pPr>
+              <w:jc w:val="right"/>
+              <w:bidi/>
+            </w:pPr>
+            <w:r>
+              <w:t>76</w:t>
+            </w:r>
+          </w:p>
+        </w:tc>
+        <w:tc>
+          <w:tcPr>
+            <w:tcW w:type="dxa" w:w="2160"/>
+          </w:tcPr>
+          <w:p>
+            <w:pPr>
+              <w:jc w:val="right"/>
+              <w:bidi/>
+            </w:pPr>
+            <w:r>
+              <w:t>صك حكم نهائي ضد الشيخ اسامة زيني ـ دعوى 42824717 - 13-03-1445 هـ.pdf</w:t>
+            </w:r>
+          </w:p>
+        </w:tc>
+        <w:tc>
+          <w:tcPr>
+            <w:tcW w:type="dxa" w:w="2160"/>
+          </w:tcPr>
+          <w:p>
+            <w:pPr>
+              <w:jc w:val="right"/>
+              <w:bidi/>
+            </w:pPr>
+            <w:r>
+              <w:t>يحتاج تحقق رسمي</w:t>
+            </w:r>
+          </w:p>
+        </w:tc>
+      </w:tr>
+      <w:tr>
+        <w:tc>
+          <w:tcPr>
+            <w:tcW w:type="dxa" w:w="2160"/>
+          </w:tcPr>
+          <w:p>
+            <w:pPr>
+              <w:jc w:val="right"/>
+              <w:bidi/>
+            </w:pPr>
+            <w:r>
+              <w:t>إشارة إلى المادة (78)</w:t>
+            </w:r>
+          </w:p>
+        </w:tc>
+        <w:tc>
+          <w:tcPr>
+            <w:tcW w:type="dxa" w:w="2160"/>
+          </w:tcPr>
+          <w:p>
+            <w:pPr>
+              <w:jc w:val="right"/>
+              <w:bidi/>
+            </w:pPr>
+            <w:r>
+              <w:t>78</w:t>
+            </w:r>
+          </w:p>
+        </w:tc>
+        <w:tc>
+          <w:tcPr>
+            <w:tcW w:type="dxa" w:w="2160"/>
+          </w:tcPr>
+          <w:p>
+            <w:pPr>
+              <w:jc w:val="right"/>
+              <w:bidi/>
+            </w:pPr>
+            <w:r>
+              <w:t>صك حكم نهائي ضد الشيخ اسامة زيني ـ دعوى 42824717 - 13-03-1445 هـ.pdf</w:t>
+            </w:r>
+          </w:p>
+        </w:tc>
+        <w:tc>
+          <w:tcPr>
+            <w:tcW w:type="dxa" w:w="2160"/>
+          </w:tcPr>
+          <w:p>
+            <w:pPr>
+              <w:jc w:val="right"/>
+              <w:bidi/>
+            </w:pPr>
+            <w:r>
+              <w:t>يحتاج تحقق رسمي</w:t>
+            </w:r>
+          </w:p>
+        </w:tc>
+      </w:tr>
+      <w:tr>
+        <w:tc>
+          <w:tcPr>
+            <w:tcW w:type="dxa" w:w="2160"/>
+          </w:tcPr>
+          <w:p>
+            <w:pPr>
+              <w:jc w:val="right"/>
+              <w:bidi/>
+            </w:pPr>
+            <w:r>
+              <w:t>إشارة إلى المادة (87)</w:t>
+            </w:r>
+          </w:p>
+        </w:tc>
+        <w:tc>
+          <w:tcPr>
+            <w:tcW w:type="dxa" w:w="2160"/>
+          </w:tcPr>
+          <w:p>
+            <w:pPr>
+              <w:jc w:val="right"/>
+              <w:bidi/>
+            </w:pPr>
+            <w:r>
+              <w:t>87</w:t>
+            </w:r>
+          </w:p>
+        </w:tc>
+        <w:tc>
+          <w:tcPr>
+            <w:tcW w:type="dxa" w:w="2160"/>
+          </w:tcPr>
+          <w:p>
+            <w:pPr>
+              <w:jc w:val="right"/>
+              <w:bidi/>
+            </w:pPr>
+            <w:r>
+              <w:t>صك حكم نهائي ضد الشيخ اسامة زيني ـ دعوى 42824717 - 13-03-1445 هـ.pdf</w:t>
+            </w:r>
+          </w:p>
+        </w:tc>
+        <w:tc>
+          <w:tcPr>
+            <w:tcW w:type="dxa" w:w="2160"/>
+          </w:tcPr>
+          <w:p>
+            <w:pPr>
+              <w:jc w:val="right"/>
+              <w:bidi/>
+            </w:pPr>
+            <w:r>
+              <w:t>يحتاج تحقق رسمي</w:t>
+            </w:r>
+          </w:p>
+        </w:tc>
+      </w:tr>
+      <w:tr>
+        <w:tc>
+          <w:tcPr>
+            <w:tcW w:type="dxa" w:w="2160"/>
+          </w:tcPr>
+          <w:p>
+            <w:pPr>
+              <w:jc w:val="right"/>
+              <w:bidi/>
+            </w:pPr>
+            <w:r>
+              <w:t>إشارة إلى المادة (93)</w:t>
+            </w:r>
+          </w:p>
+        </w:tc>
+        <w:tc>
+          <w:tcPr>
+            <w:tcW w:type="dxa" w:w="2160"/>
+          </w:tcPr>
+          <w:p>
+            <w:pPr>
+              <w:jc w:val="right"/>
+              <w:bidi/>
+            </w:pPr>
+            <w:r>
+              <w:t>93</w:t>
+            </w:r>
+          </w:p>
+        </w:tc>
+        <w:tc>
+          <w:tcPr>
+            <w:tcW w:type="dxa" w:w="2160"/>
+          </w:tcPr>
+          <w:p>
+            <w:pPr>
+              <w:jc w:val="right"/>
+              <w:bidi/>
+            </w:pPr>
+            <w:r>
+              <w:t>صك حكم نهائي ضد الشيخ اسامة زيني ـ دعوى 42824717 - 13-03-1445 هـ.pdf</w:t>
+            </w:r>
+          </w:p>
+        </w:tc>
+        <w:tc>
+          <w:tcPr>
+            <w:tcW w:type="dxa" w:w="2160"/>
+          </w:tcPr>
+          <w:p>
+            <w:pPr>
+              <w:jc w:val="right"/>
+              <w:bidi/>
+            </w:pPr>
+            <w:r>
+              <w:t>يحتاج تحقق رسمي</w:t>
+            </w:r>
+          </w:p>
+        </w:tc>
+      </w:tr>
+      <w:tr>
+        <w:tc>
+          <w:tcPr>
+            <w:tcW w:type="dxa" w:w="2160"/>
+          </w:tcPr>
+          <w:p>
+            <w:pPr>
+              <w:jc w:val="right"/>
+              <w:bidi/>
+            </w:pPr>
+            <w:r>
+              <w:t>إشارة إلى المادة (157)</w:t>
+            </w:r>
+          </w:p>
+        </w:tc>
+        <w:tc>
+          <w:tcPr>
+            <w:tcW w:type="dxa" w:w="2160"/>
+          </w:tcPr>
+          <w:p>
+            <w:pPr>
+              <w:jc w:val="right"/>
+              <w:bidi/>
+            </w:pPr>
+            <w:r>
+              <w:t>157</w:t>
+            </w:r>
+          </w:p>
+        </w:tc>
+        <w:tc>
+          <w:tcPr>
+            <w:tcW w:type="dxa" w:w="2160"/>
+          </w:tcPr>
+          <w:p>
+            <w:pPr>
+              <w:jc w:val="right"/>
+              <w:bidi/>
+            </w:pPr>
+            <w:r>
+              <w:t>صك حكم نهائي ضد الشيخ اسامة زيني ـ دعوى 42824717 - 13-03-1445 هـ.pdf</w:t>
+            </w:r>
+          </w:p>
+        </w:tc>
+        <w:tc>
+          <w:tcPr>
+            <w:tcW w:type="dxa" w:w="2160"/>
+          </w:tcPr>
+          <w:p>
+            <w:pPr>
+              <w:jc w:val="right"/>
+              <w:bidi/>
+            </w:pPr>
+            <w:r>
+              <w:t>يحتاج تحقق رسمي</w:t>
+            </w:r>
+          </w:p>
+        </w:tc>
+      </w:tr>
+      <w:tr>
+        <w:tc>
+          <w:tcPr>
+            <w:tcW w:type="dxa" w:w="2160"/>
+          </w:tcPr>
+          <w:p>
+            <w:pPr>
+              <w:jc w:val="right"/>
+              <w:bidi/>
+            </w:pPr>
+            <w:r>
+              <w:t>إشارة إلى المادة (158)</w:t>
+            </w:r>
+          </w:p>
+        </w:tc>
+        <w:tc>
+          <w:tcPr>
+            <w:tcW w:type="dxa" w:w="2160"/>
+          </w:tcPr>
+          <w:p>
+            <w:pPr>
+              <w:jc w:val="right"/>
+              <w:bidi/>
+            </w:pPr>
+            <w:r>
+              <w:t>158</w:t>
+            </w:r>
+          </w:p>
+        </w:tc>
+        <w:tc>
+          <w:tcPr>
+            <w:tcW w:type="dxa" w:w="2160"/>
+          </w:tcPr>
+          <w:p>
+            <w:pPr>
+              <w:jc w:val="right"/>
+              <w:bidi/>
+            </w:pPr>
+            <w:r>
+              <w:t>صك حكم نهائي ضد الشيخ اسامة زيني ـ دعوى 42824717 - 13-03-1445 هـ.pdf</w:t>
+            </w:r>
+          </w:p>
+        </w:tc>
+        <w:tc>
+          <w:tcPr>
+            <w:tcW w:type="dxa" w:w="2160"/>
+          </w:tcPr>
+          <w:p>
+            <w:pPr>
+              <w:jc w:val="right"/>
+              <w:bidi/>
+            </w:pPr>
+            <w:r>
+              <w:t>يحتاج تحقق رسمي</w:t>
+            </w:r>
+          </w:p>
+        </w:tc>
+      </w:tr>
+      <w:tr>
+        <w:tc>
+          <w:tcPr>
+            <w:tcW w:type="dxa" w:w="2160"/>
+          </w:tcPr>
+          <w:p>
+            <w:pPr>
+              <w:jc w:val="right"/>
+              <w:bidi/>
+            </w:pPr>
+            <w:r>
+              <w:t>إشارة إلى المادة (165)</w:t>
+            </w:r>
+          </w:p>
+        </w:tc>
+        <w:tc>
+          <w:tcPr>
+            <w:tcW w:type="dxa" w:w="2160"/>
+          </w:tcPr>
+          <w:p>
+            <w:pPr>
+              <w:jc w:val="right"/>
+              <w:bidi/>
+            </w:pPr>
+            <w:r>
+              <w:t>165</w:t>
+            </w:r>
+          </w:p>
+        </w:tc>
+        <w:tc>
+          <w:tcPr>
+            <w:tcW w:type="dxa" w:w="2160"/>
+          </w:tcPr>
+          <w:p>
+            <w:pPr>
+              <w:jc w:val="right"/>
+              <w:bidi/>
+            </w:pPr>
+            <w:r>
+              <w:t>صك حكم نهائي ضد الشيخ اسامة زيني ـ دعوى 42824717 - 13-03-1445 هـ.pdf</w:t>
+            </w:r>
+          </w:p>
+        </w:tc>
+        <w:tc>
+          <w:tcPr>
+            <w:tcW w:type="dxa" w:w="2160"/>
+          </w:tcPr>
+          <w:p>
+            <w:pPr>
+              <w:jc w:val="right"/>
+              <w:bidi/>
+            </w:pPr>
+            <w:r>
+              <w:t>يحتاج تحقق رسمي</w:t>
+            </w:r>
+          </w:p>
+        </w:tc>
+      </w:tr>
+      <w:tr>
+        <w:tc>
+          <w:tcPr>
+            <w:tcW w:type="dxa" w:w="2160"/>
+          </w:tcPr>
+          <w:p>
+            <w:pPr>
+              <w:jc w:val="right"/>
+              <w:bidi/>
+            </w:pPr>
+            <w:r>
+              <w:t>إشارة إلى المادة (08)</w:t>
+            </w:r>
+          </w:p>
+        </w:tc>
+        <w:tc>
+          <w:tcPr>
+            <w:tcW w:type="dxa" w:w="2160"/>
+          </w:tcPr>
+          <w:p>
+            <w:pPr>
+              <w:jc w:val="right"/>
+              <w:bidi/>
+            </w:pPr>
+            <w:r>
+              <w:t>08</w:t>
+            </w:r>
+          </w:p>
+        </w:tc>
+        <w:tc>
+          <w:tcPr>
+            <w:tcW w:type="dxa" w:w="2160"/>
+          </w:tcPr>
+          <w:p>
+            <w:pPr>
+              <w:jc w:val="right"/>
+              <w:bidi/>
+            </w:pPr>
+            <w:r>
+              <w:t>صك حكم نهائي الشيخ اسامة زيني ـ دعوى 42824717 - 25-08-1445 هـ رفض الالتماس.pdf</w:t>
+            </w:r>
+          </w:p>
+        </w:tc>
+        <w:tc>
+          <w:tcPr>
+            <w:tcW w:type="dxa" w:w="2160"/>
+          </w:tcPr>
+          <w:p>
+            <w:pPr>
+              <w:jc w:val="right"/>
+              <w:bidi/>
+            </w:pPr>
+            <w:r>
+              <w:t>يحتاج تحقق رسمي</w:t>
+            </w:r>
+          </w:p>
+        </w:tc>
+      </w:tr>
+      <w:tr>
+        <w:tc>
+          <w:tcPr>
+            <w:tcW w:type="dxa" w:w="2160"/>
+          </w:tcPr>
+          <w:p>
+            <w:pPr>
+              <w:jc w:val="right"/>
+              <w:bidi/>
+            </w:pPr>
+            <w:r>
+              <w:t>إشارة إلى المادة (47)</w:t>
+            </w:r>
+          </w:p>
+        </w:tc>
+        <w:tc>
+          <w:tcPr>
+            <w:tcW w:type="dxa" w:w="2160"/>
+          </w:tcPr>
+          <w:p>
+            <w:pPr>
+              <w:jc w:val="right"/>
+              <w:bidi/>
+            </w:pPr>
+            <w:r>
+              <w:t>47</w:t>
+            </w:r>
+          </w:p>
+        </w:tc>
+        <w:tc>
+          <w:tcPr>
+            <w:tcW w:type="dxa" w:w="2160"/>
+          </w:tcPr>
+          <w:p>
+            <w:pPr>
+              <w:jc w:val="right"/>
+              <w:bidi/>
+            </w:pPr>
+            <w:r>
+              <w:t>صك حكم نهائي الشيخ اسامة زيني ـ دعوى 42824717 - 25-08-1445 هـ رفض الالتماس.pdf</w:t>
+            </w:r>
+          </w:p>
+        </w:tc>
+        <w:tc>
+          <w:tcPr>
+            <w:tcW w:type="dxa" w:w="2160"/>
+          </w:tcPr>
+          <w:p>
+            <w:pPr>
+              <w:jc w:val="right"/>
+              <w:bidi/>
+            </w:pPr>
+            <w:r>
+              <w:t>يحتاج تحقق رسمي</w:t>
+            </w:r>
+          </w:p>
+        </w:tc>
+      </w:tr>
+      <w:tr>
+        <w:tc>
+          <w:tcPr>
+            <w:tcW w:type="dxa" w:w="2160"/>
+          </w:tcPr>
+          <w:p>
+            <w:pPr>
+              <w:jc w:val="right"/>
+              <w:bidi/>
+            </w:pPr>
+            <w:r>
+              <w:t>إشارة إلى المادة (51)</w:t>
+            </w:r>
+          </w:p>
+        </w:tc>
+        <w:tc>
+          <w:tcPr>
+            <w:tcW w:type="dxa" w:w="2160"/>
+          </w:tcPr>
+          <w:p>
+            <w:pPr>
+              <w:jc w:val="right"/>
+              <w:bidi/>
+            </w:pPr>
+            <w:r>
+              <w:t>51</w:t>
+            </w:r>
+          </w:p>
+        </w:tc>
+        <w:tc>
+          <w:tcPr>
+            <w:tcW w:type="dxa" w:w="2160"/>
+          </w:tcPr>
+          <w:p>
+            <w:pPr>
+              <w:jc w:val="right"/>
+              <w:bidi/>
+            </w:pPr>
+            <w:r>
+              <w:t>صك حكم نهائي الشيخ اسامة زيني ـ دعوى 42824717 - 25-08-1445 هـ رفض الالتماس.pdf</w:t>
+            </w:r>
+          </w:p>
+        </w:tc>
+        <w:tc>
+          <w:tcPr>
+            <w:tcW w:type="dxa" w:w="2160"/>
+          </w:tcPr>
+          <w:p>
+            <w:pPr>
+              <w:jc w:val="right"/>
+              <w:bidi/>
+            </w:pPr>
+            <w:r>
+              <w:t>يحتاج تحقق رسمي</w:t>
+            </w:r>
+          </w:p>
+        </w:tc>
+      </w:tr>
+      <w:tr>
+        <w:tc>
+          <w:tcPr>
+            <w:tcW w:type="dxa" w:w="2160"/>
+          </w:tcPr>
+          <w:p>
+            <w:pPr>
+              <w:jc w:val="right"/>
+              <w:bidi/>
+            </w:pPr>
+            <w:r>
+              <w:t>إشارة إلى المادة (69)</w:t>
+            </w:r>
+          </w:p>
+        </w:tc>
+        <w:tc>
+          <w:tcPr>
+            <w:tcW w:type="dxa" w:w="2160"/>
+          </w:tcPr>
+          <w:p>
+            <w:pPr>
+              <w:jc w:val="right"/>
+              <w:bidi/>
+            </w:pPr>
+            <w:r>
+              <w:t>69</w:t>
+            </w:r>
+          </w:p>
+        </w:tc>
+        <w:tc>
+          <w:tcPr>
+            <w:tcW w:type="dxa" w:w="2160"/>
+          </w:tcPr>
+          <w:p>
+            <w:pPr>
+              <w:jc w:val="right"/>
+              <w:bidi/>
+            </w:pPr>
+            <w:r>
+              <w:t>صك حكم نهائي الشيخ اسامة زيني ـ دعوى 42824717 - 25-08-1445 هـ رفض الالتماس.pdf</w:t>
+            </w:r>
+          </w:p>
+        </w:tc>
+        <w:tc>
+          <w:tcPr>
+            <w:tcW w:type="dxa" w:w="2160"/>
+          </w:tcPr>
+          <w:p>
+            <w:pPr>
+              <w:jc w:val="right"/>
+              <w:bidi/>
+            </w:pPr>
+            <w:r>
+              <w:t>يحتاج تحقق رسمي</w:t>
+            </w:r>
+          </w:p>
+        </w:tc>
+      </w:tr>
+      <w:tr>
+        <w:tc>
+          <w:tcPr>
+            <w:tcW w:type="dxa" w:w="2160"/>
+          </w:tcPr>
+          <w:p>
+            <w:pPr>
+              <w:jc w:val="right"/>
+              <w:bidi/>
+            </w:pPr>
+            <w:r>
+              <w:t>إشارة إلى المادة (86)</w:t>
+            </w:r>
+          </w:p>
+        </w:tc>
+        <w:tc>
+          <w:tcPr>
+            <w:tcW w:type="dxa" w:w="2160"/>
+          </w:tcPr>
+          <w:p>
+            <w:pPr>
+              <w:jc w:val="right"/>
+              <w:bidi/>
+            </w:pPr>
+            <w:r>
+              <w:t>86</w:t>
+            </w:r>
+          </w:p>
+        </w:tc>
+        <w:tc>
+          <w:tcPr>
+            <w:tcW w:type="dxa" w:w="2160"/>
+          </w:tcPr>
+          <w:p>
+            <w:pPr>
+              <w:jc w:val="right"/>
+              <w:bidi/>
+            </w:pPr>
+            <w:r>
+              <w:t>صك حكم نهائي الشيخ اسامة زيني ـ دعوى 42824717 - 25-08-1445 هـ رفض الالتماس.pdf</w:t>
             </w:r>
           </w:p>
         </w:tc>
@@ -2431,7 +4105,7 @@
               <w:bidi/>
             </w:pPr>
             <w:r>
-              <w:t>صك حكم نهائي الاستئناف الثانية رفض الالتماس ـ 42824717 - 18-06-1446 هـ.pdf</w:t>
+              <w:t>صك حكم نهائي الشيخ اسامة زيني ـ دعوى 42824717 - 25-08-1445 هـ رفض الالتماس.pdf</w:t>
             </w:r>
           </w:p>
         </w:tc>
@@ -2461,33 +4135,7 @@
               <w:bidi/>
             </w:pPr>
             <w:r>
-              <w:t>اللائحة التنفيذية</w:t>
-            </w:r>
-          </w:p>
-        </w:tc>
-        <w:tc>
-          <w:tcPr>
-            <w:tcW w:type="dxa" w:w="2160"/>
-          </w:tcPr>
-          <w:p>
-            <w:pPr>
-              <w:jc w:val="right"/>
-              <w:bidi/>
-            </w:pPr>
-            <w:r/>
-          </w:p>
-        </w:tc>
-        <w:tc>
-          <w:tcPr>
-            <w:tcW w:type="dxa" w:w="2160"/>
-          </w:tcPr>
-          <w:p>
-            <w:pPr>
-              <w:jc w:val="right"/>
-              <w:bidi/>
-            </w:pPr>
-            <w:r>
-              <w:t>الإيميل الوارد من الدكتور محمد البنا بشأن دراسة الحكمين في قضية 42824717.pdf</w:t>
+              <w:t>إشارة إلى المادة (201)</w:t>
             </w:r>
           </w:p>
         </w:tc>
@@ -2501,49 +4149,7 @@
               <w:bidi/>
             </w:pPr>
             <w:r>
-              <w:t>يحتاج تحقق رسمي</w:t>
-            </w:r>
-          </w:p>
-        </w:tc>
-      </w:tr>
-      <w:tr>
-        <w:tc>
-          <w:tcPr>
-            <w:tcW w:type="dxa" w:w="2160"/>
-          </w:tcPr>
-          <w:p>
-            <w:pPr>
-              <w:jc w:val="right"/>
-              <w:bidi/>
-            </w:pPr>
-            <w:r>
-              <w:t>نظام الاثبات</w:t>
-            </w:r>
-          </w:p>
-        </w:tc>
-        <w:tc>
-          <w:tcPr>
-            <w:tcW w:type="dxa" w:w="2160"/>
-          </w:tcPr>
-          <w:p>
-            <w:pPr>
-              <w:jc w:val="right"/>
-              <w:bidi/>
-            </w:pPr>
-            <w:r/>
-          </w:p>
-        </w:tc>
-        <w:tc>
-          <w:tcPr>
-            <w:tcW w:type="dxa" w:w="2160"/>
-          </w:tcPr>
-          <w:p>
-            <w:pPr>
-              <w:jc w:val="right"/>
-              <w:bidi/>
-            </w:pPr>
-            <w:r>
-              <w:t>الإيميل الوارد من الدكتور محمد البنا بشأن دراسة الحكمين في قضية 42824717.pdf</w:t>
+              <w:t>201</w:t>
             </w:r>
           </w:p>
         </w:tc>
@@ -2557,165 +4163,7 @@
               <w:bidi/>
             </w:pPr>
             <w:r>
-              <w:t>يحتاج تحقق رسمي</w:t>
-            </w:r>
-          </w:p>
-        </w:tc>
-      </w:tr>
-      <w:tr>
-        <w:tc>
-          <w:tcPr>
-            <w:tcW w:type="dxa" w:w="2160"/>
-          </w:tcPr>
-          <w:p>
-            <w:pPr>
-              <w:jc w:val="right"/>
-              <w:bidi/>
-            </w:pPr>
-            <w:r>
-              <w:t>نظام الإثبات</w:t>
-            </w:r>
-          </w:p>
-        </w:tc>
-        <w:tc>
-          <w:tcPr>
-            <w:tcW w:type="dxa" w:w="2160"/>
-          </w:tcPr>
-          <w:p>
-            <w:pPr>
-              <w:jc w:val="right"/>
-              <w:bidi/>
-            </w:pPr>
-            <w:r/>
-          </w:p>
-        </w:tc>
-        <w:tc>
-          <w:tcPr>
-            <w:tcW w:type="dxa" w:w="2160"/>
-          </w:tcPr>
-          <w:p>
-            <w:pPr>
-              <w:jc w:val="right"/>
-              <w:bidi/>
-            </w:pPr>
-            <w:r>
-              <w:t>الإيميل الوارد من الدكتور محمد البنا بشأن دراسة الحكمين في قضية 42824717.pdf</w:t>
-            </w:r>
-          </w:p>
-        </w:tc>
-        <w:tc>
-          <w:tcPr>
-            <w:tcW w:type="dxa" w:w="2160"/>
-          </w:tcPr>
-          <w:p>
-            <w:pPr>
-              <w:jc w:val="right"/>
-              <w:bidi/>
-            </w:pPr>
-            <w:r>
-              <w:t>يحتاج تحقق رسمي</w:t>
-            </w:r>
-          </w:p>
-        </w:tc>
-      </w:tr>
-      <w:tr>
-        <w:tc>
-          <w:tcPr>
-            <w:tcW w:type="dxa" w:w="2160"/>
-          </w:tcPr>
-          <w:p>
-            <w:pPr>
-              <w:jc w:val="right"/>
-              <w:bidi/>
-            </w:pPr>
-            <w:r>
-              <w:t>إشارة إلى المادة (26)</w:t>
-            </w:r>
-          </w:p>
-        </w:tc>
-        <w:tc>
-          <w:tcPr>
-            <w:tcW w:type="dxa" w:w="2160"/>
-          </w:tcPr>
-          <w:p>
-            <w:pPr>
-              <w:jc w:val="right"/>
-              <w:bidi/>
-            </w:pPr>
-            <w:r>
-              <w:t>26</w:t>
-            </w:r>
-          </w:p>
-        </w:tc>
-        <w:tc>
-          <w:tcPr>
-            <w:tcW w:type="dxa" w:w="2160"/>
-          </w:tcPr>
-          <w:p>
-            <w:pPr>
-              <w:jc w:val="right"/>
-              <w:bidi/>
-            </w:pPr>
-            <w:r>
-              <w:t>الإيميل الوارد من الدكتور محمد البنا بشأن دراسة الحكمين في قضية 42824717.pdf</w:t>
-            </w:r>
-          </w:p>
-        </w:tc>
-        <w:tc>
-          <w:tcPr>
-            <w:tcW w:type="dxa" w:w="2160"/>
-          </w:tcPr>
-          <w:p>
-            <w:pPr>
-              <w:jc w:val="right"/>
-              <w:bidi/>
-            </w:pPr>
-            <w:r>
-              <w:t>يحتاج تحقق رسمي</w:t>
-            </w:r>
-          </w:p>
-        </w:tc>
-      </w:tr>
-      <w:tr>
-        <w:tc>
-          <w:tcPr>
-            <w:tcW w:type="dxa" w:w="2160"/>
-          </w:tcPr>
-          <w:p>
-            <w:pPr>
-              <w:jc w:val="right"/>
-              <w:bidi/>
-            </w:pPr>
-            <w:r>
-              <w:t>إشارة إلى المادة (78)</w:t>
-            </w:r>
-          </w:p>
-        </w:tc>
-        <w:tc>
-          <w:tcPr>
-            <w:tcW w:type="dxa" w:w="2160"/>
-          </w:tcPr>
-          <w:p>
-            <w:pPr>
-              <w:jc w:val="right"/>
-              <w:bidi/>
-            </w:pPr>
-            <w:r>
-              <w:t>78</w:t>
-            </w:r>
-          </w:p>
-        </w:tc>
-        <w:tc>
-          <w:tcPr>
-            <w:tcW w:type="dxa" w:w="2160"/>
-          </w:tcPr>
-          <w:p>
-            <w:pPr>
-              <w:jc w:val="right"/>
-              <w:bidi/>
-            </w:pPr>
-            <w:r>
-              <w:t>الإيميل الوارد من الدكتور محمد البنا بشأن دراسة الحكمين في قضية 42824717.pdf</w:t>
+              <w:t>صك حكم نهائي الشيخ اسامة زيني ـ دعوى 42824717 - 25-08-1445 هـ رفض الالتماس.pdf</w:t>
             </w:r>
           </w:p>
         </w:tc>
@@ -2774,62 +4222,6 @@
             </w:pPr>
             <w:r>
               <w:t>الإيميل الوارد من الدكتور محمد البنا بشأن دراسة الحكمين في قضية 42824717.pdf</w:t>
-            </w:r>
-          </w:p>
-        </w:tc>
-        <w:tc>
-          <w:tcPr>
-            <w:tcW w:type="dxa" w:w="2160"/>
-          </w:tcPr>
-          <w:p>
-            <w:pPr>
-              <w:jc w:val="right"/>
-              <w:bidi/>
-            </w:pPr>
-            <w:r>
-              <w:t>يحتاج تحقق رسمي</w:t>
-            </w:r>
-          </w:p>
-        </w:tc>
-      </w:tr>
-      <w:tr>
-        <w:tc>
-          <w:tcPr>
-            <w:tcW w:type="dxa" w:w="2160"/>
-          </w:tcPr>
-          <w:p>
-            <w:pPr>
-              <w:jc w:val="right"/>
-              <w:bidi/>
-            </w:pPr>
-            <w:r>
-              <w:t>نظام المحاكم التجارية</w:t>
-            </w:r>
-          </w:p>
-        </w:tc>
-        <w:tc>
-          <w:tcPr>
-            <w:tcW w:type="dxa" w:w="2160"/>
-          </w:tcPr>
-          <w:p>
-            <w:pPr>
-              <w:jc w:val="right"/>
-              <w:bidi/>
-            </w:pPr>
-            <w:r/>
-          </w:p>
-        </w:tc>
-        <w:tc>
-          <w:tcPr>
-            <w:tcW w:type="dxa" w:w="2160"/>
-          </w:tcPr>
-          <w:p>
-            <w:pPr>
-              <w:jc w:val="right"/>
-              <w:bidi/>
-            </w:pPr>
-            <w:r>
-              <w:t>تقرير عن اسباب رفض النقض قضية 42824717 عدنان زيني ضد الشيخ أسامة زيني 17-04-2025.pdf</w:t>
             </w:r>
           </w:p>
         </w:tc>
@@ -2946,64 +4338,6 @@
             </w:pPr>
             <w:r>
               <w:t>تقرير عن اسباب رفض النقض قضية 42824717 عدنان زيني ضد الشيخ أسامة زيني 17-04-2025.pdf</w:t>
-            </w:r>
-          </w:p>
-        </w:tc>
-        <w:tc>
-          <w:tcPr>
-            <w:tcW w:type="dxa" w:w="2160"/>
-          </w:tcPr>
-          <w:p>
-            <w:pPr>
-              <w:jc w:val="right"/>
-              <w:bidi/>
-            </w:pPr>
-            <w:r>
-              <w:t>يحتاج تحقق رسمي</w:t>
-            </w:r>
-          </w:p>
-        </w:tc>
-      </w:tr>
-      <w:tr>
-        <w:tc>
-          <w:tcPr>
-            <w:tcW w:type="dxa" w:w="2160"/>
-          </w:tcPr>
-          <w:p>
-            <w:pPr>
-              <w:jc w:val="right"/>
-              <w:bidi/>
-            </w:pPr>
-            <w:r>
-              <w:t>إشارة إلى المادة (1)</w:t>
-            </w:r>
-          </w:p>
-        </w:tc>
-        <w:tc>
-          <w:tcPr>
-            <w:tcW w:type="dxa" w:w="2160"/>
-          </w:tcPr>
-          <w:p>
-            <w:pPr>
-              <w:jc w:val="right"/>
-              <w:bidi/>
-            </w:pPr>
-            <w:r>
-              <w:t>1</w:t>
-            </w:r>
-          </w:p>
-        </w:tc>
-        <w:tc>
-          <w:tcPr>
-            <w:tcW w:type="dxa" w:w="2160"/>
-          </w:tcPr>
-          <w:p>
-            <w:pPr>
-              <w:jc w:val="right"/>
-              <w:bidi/>
-            </w:pPr>
-            <w:r>
-              <w:t>حكم الولاية على الشيخ أحمد زيني من القاضي الزايدي مصدق من الاستئناف - 26-07-1434.pdf</w:t>
             </w:r>
           </w:p>
         </w:tc>
@@ -3196,1338 +4530,6 @@
           </w:p>
         </w:tc>
       </w:tr>
-      <w:tr>
-        <w:tc>
-          <w:tcPr>
-            <w:tcW w:type="dxa" w:w="2160"/>
-          </w:tcPr>
-          <w:p>
-            <w:pPr>
-              <w:jc w:val="right"/>
-              <w:bidi/>
-            </w:pPr>
-            <w:r>
-              <w:t>إشارة إلى المادة (239)</w:t>
-            </w:r>
-          </w:p>
-        </w:tc>
-        <w:tc>
-          <w:tcPr>
-            <w:tcW w:type="dxa" w:w="2160"/>
-          </w:tcPr>
-          <w:p>
-            <w:pPr>
-              <w:jc w:val="right"/>
-              <w:bidi/>
-            </w:pPr>
-            <w:r>
-              <w:t>239</w:t>
-            </w:r>
-          </w:p>
-        </w:tc>
-        <w:tc>
-          <w:tcPr>
-            <w:tcW w:type="dxa" w:w="2160"/>
-          </w:tcPr>
-          <w:p>
-            <w:pPr>
-              <w:jc w:val="right"/>
-              <w:bidi/>
-            </w:pPr>
-            <w:r>
-              <w:t>حكم برفض الولاية على الشيخ أحمد زيني من القاضي اللحيدان ـ 08-06-1433هـ.pdf</w:t>
-            </w:r>
-          </w:p>
-        </w:tc>
-        <w:tc>
-          <w:tcPr>
-            <w:tcW w:type="dxa" w:w="2160"/>
-          </w:tcPr>
-          <w:p>
-            <w:pPr>
-              <w:jc w:val="right"/>
-              <w:bidi/>
-            </w:pPr>
-            <w:r>
-              <w:t>يحتاج تحقق رسمي</w:t>
-            </w:r>
-          </w:p>
-        </w:tc>
-      </w:tr>
-      <w:tr>
-        <w:tc>
-          <w:tcPr>
-            <w:tcW w:type="dxa" w:w="2160"/>
-          </w:tcPr>
-          <w:p>
-            <w:pPr>
-              <w:jc w:val="right"/>
-              <w:bidi/>
-            </w:pPr>
-            <w:r>
-              <w:t>إشارة إلى المادة (95)</w:t>
-            </w:r>
-          </w:p>
-        </w:tc>
-        <w:tc>
-          <w:tcPr>
-            <w:tcW w:type="dxa" w:w="2160"/>
-          </w:tcPr>
-          <w:p>
-            <w:pPr>
-              <w:jc w:val="right"/>
-              <w:bidi/>
-            </w:pPr>
-            <w:r>
-              <w:t>95</w:t>
-            </w:r>
-          </w:p>
-        </w:tc>
-        <w:tc>
-          <w:tcPr>
-            <w:tcW w:type="dxa" w:w="2160"/>
-          </w:tcPr>
-          <w:p>
-            <w:pPr>
-              <w:jc w:val="right"/>
-              <w:bidi/>
-            </w:pPr>
-            <w:r>
-              <w:t>شكوى التفتيش القضائي قضية 42824717 ـ 16-07-2025 ـ موقع.PDF</w:t>
-            </w:r>
-          </w:p>
-        </w:tc>
-        <w:tc>
-          <w:tcPr>
-            <w:tcW w:type="dxa" w:w="2160"/>
-          </w:tcPr>
-          <w:p>
-            <w:pPr>
-              <w:jc w:val="right"/>
-              <w:bidi/>
-            </w:pPr>
-            <w:r>
-              <w:t>يحتاج تحقق رسمي</w:t>
-            </w:r>
-          </w:p>
-        </w:tc>
-      </w:tr>
-      <w:tr>
-        <w:tc>
-          <w:tcPr>
-            <w:tcW w:type="dxa" w:w="2160"/>
-          </w:tcPr>
-          <w:p>
-            <w:pPr>
-              <w:jc w:val="right"/>
-              <w:bidi/>
-            </w:pPr>
-            <w:r>
-              <w:t>إشارة إلى المادة (16)</w:t>
-            </w:r>
-          </w:p>
-        </w:tc>
-        <w:tc>
-          <w:tcPr>
-            <w:tcW w:type="dxa" w:w="2160"/>
-          </w:tcPr>
-          <w:p>
-            <w:pPr>
-              <w:jc w:val="right"/>
-              <w:bidi/>
-            </w:pPr>
-            <w:r>
-              <w:t>16</w:t>
-            </w:r>
-          </w:p>
-        </w:tc>
-        <w:tc>
-          <w:tcPr>
-            <w:tcW w:type="dxa" w:w="2160"/>
-          </w:tcPr>
-          <w:p>
-            <w:pPr>
-              <w:jc w:val="right"/>
-              <w:bidi/>
-            </w:pPr>
-            <w:r>
-              <w:t>التماس الشيخ أسامه زيني ـ القضية 42824717 ـ من المستشار.docx</w:t>
-            </w:r>
-          </w:p>
-        </w:tc>
-        <w:tc>
-          <w:tcPr>
-            <w:tcW w:type="dxa" w:w="2160"/>
-          </w:tcPr>
-          <w:p>
-            <w:pPr>
-              <w:jc w:val="right"/>
-              <w:bidi/>
-            </w:pPr>
-            <w:r>
-              <w:t>يحتاج تحقق رسمي</w:t>
-            </w:r>
-          </w:p>
-        </w:tc>
-      </w:tr>
-      <w:tr>
-        <w:tc>
-          <w:tcPr>
-            <w:tcW w:type="dxa" w:w="2160"/>
-          </w:tcPr>
-          <w:p>
-            <w:pPr>
-              <w:jc w:val="right"/>
-              <w:bidi/>
-            </w:pPr>
-            <w:r>
-              <w:t>إشارة إلى المادة (17)</w:t>
-            </w:r>
-          </w:p>
-        </w:tc>
-        <w:tc>
-          <w:tcPr>
-            <w:tcW w:type="dxa" w:w="2160"/>
-          </w:tcPr>
-          <w:p>
-            <w:pPr>
-              <w:jc w:val="right"/>
-              <w:bidi/>
-            </w:pPr>
-            <w:r>
-              <w:t>17</w:t>
-            </w:r>
-          </w:p>
-        </w:tc>
-        <w:tc>
-          <w:tcPr>
-            <w:tcW w:type="dxa" w:w="2160"/>
-          </w:tcPr>
-          <w:p>
-            <w:pPr>
-              <w:jc w:val="right"/>
-              <w:bidi/>
-            </w:pPr>
-            <w:r>
-              <w:t>التماس الشيخ أسامه زيني ـ القضية 42824717 ـ من المستشار.docx</w:t>
-            </w:r>
-          </w:p>
-        </w:tc>
-        <w:tc>
-          <w:tcPr>
-            <w:tcW w:type="dxa" w:w="2160"/>
-          </w:tcPr>
-          <w:p>
-            <w:pPr>
-              <w:jc w:val="right"/>
-              <w:bidi/>
-            </w:pPr>
-            <w:r>
-              <w:t>يحتاج تحقق رسمي</w:t>
-            </w:r>
-          </w:p>
-        </w:tc>
-      </w:tr>
-      <w:tr>
-        <w:tc>
-          <w:tcPr>
-            <w:tcW w:type="dxa" w:w="2160"/>
-          </w:tcPr>
-          <w:p>
-            <w:pPr>
-              <w:jc w:val="right"/>
-              <w:bidi/>
-            </w:pPr>
-            <w:r>
-              <w:t>إشارة إلى المادة (18)</w:t>
-            </w:r>
-          </w:p>
-        </w:tc>
-        <w:tc>
-          <w:tcPr>
-            <w:tcW w:type="dxa" w:w="2160"/>
-          </w:tcPr>
-          <w:p>
-            <w:pPr>
-              <w:jc w:val="right"/>
-              <w:bidi/>
-            </w:pPr>
-            <w:r>
-              <w:t>18</w:t>
-            </w:r>
-          </w:p>
-        </w:tc>
-        <w:tc>
-          <w:tcPr>
-            <w:tcW w:type="dxa" w:w="2160"/>
-          </w:tcPr>
-          <w:p>
-            <w:pPr>
-              <w:jc w:val="right"/>
-              <w:bidi/>
-            </w:pPr>
-            <w:r>
-              <w:t>التماس الشيخ أسامه زيني ـ القضية 42824717 ـ من المستشار.docx</w:t>
-            </w:r>
-          </w:p>
-        </w:tc>
-        <w:tc>
-          <w:tcPr>
-            <w:tcW w:type="dxa" w:w="2160"/>
-          </w:tcPr>
-          <w:p>
-            <w:pPr>
-              <w:jc w:val="right"/>
-              <w:bidi/>
-            </w:pPr>
-            <w:r>
-              <w:t>يحتاج تحقق رسمي</w:t>
-            </w:r>
-          </w:p>
-        </w:tc>
-      </w:tr>
-      <w:tr>
-        <w:tc>
-          <w:tcPr>
-            <w:tcW w:type="dxa" w:w="2160"/>
-          </w:tcPr>
-          <w:p>
-            <w:pPr>
-              <w:jc w:val="right"/>
-              <w:bidi/>
-            </w:pPr>
-            <w:r>
-              <w:t>إشارة إلى المادة (76)</w:t>
-            </w:r>
-          </w:p>
-        </w:tc>
-        <w:tc>
-          <w:tcPr>
-            <w:tcW w:type="dxa" w:w="2160"/>
-          </w:tcPr>
-          <w:p>
-            <w:pPr>
-              <w:jc w:val="right"/>
-              <w:bidi/>
-            </w:pPr>
-            <w:r>
-              <w:t>76</w:t>
-            </w:r>
-          </w:p>
-        </w:tc>
-        <w:tc>
-          <w:tcPr>
-            <w:tcW w:type="dxa" w:w="2160"/>
-          </w:tcPr>
-          <w:p>
-            <w:pPr>
-              <w:jc w:val="right"/>
-              <w:bidi/>
-            </w:pPr>
-            <w:r>
-              <w:t>التماس الشيخ أسامه زيني ـ القضية 42824717 ـ من المستشار.docx</w:t>
-            </w:r>
-          </w:p>
-        </w:tc>
-        <w:tc>
-          <w:tcPr>
-            <w:tcW w:type="dxa" w:w="2160"/>
-          </w:tcPr>
-          <w:p>
-            <w:pPr>
-              <w:jc w:val="right"/>
-              <w:bidi/>
-            </w:pPr>
-            <w:r>
-              <w:t>يحتاج تحقق رسمي</w:t>
-            </w:r>
-          </w:p>
-        </w:tc>
-      </w:tr>
-      <w:tr>
-        <w:tc>
-          <w:tcPr>
-            <w:tcW w:type="dxa" w:w="2160"/>
-          </w:tcPr>
-          <w:p>
-            <w:pPr>
-              <w:jc w:val="right"/>
-              <w:bidi/>
-            </w:pPr>
-            <w:r>
-              <w:t>إشارة إلى المادة (86)</w:t>
-            </w:r>
-          </w:p>
-        </w:tc>
-        <w:tc>
-          <w:tcPr>
-            <w:tcW w:type="dxa" w:w="2160"/>
-          </w:tcPr>
-          <w:p>
-            <w:pPr>
-              <w:jc w:val="right"/>
-              <w:bidi/>
-            </w:pPr>
-            <w:r>
-              <w:t>86</w:t>
-            </w:r>
-          </w:p>
-        </w:tc>
-        <w:tc>
-          <w:tcPr>
-            <w:tcW w:type="dxa" w:w="2160"/>
-          </w:tcPr>
-          <w:p>
-            <w:pPr>
-              <w:jc w:val="right"/>
-              <w:bidi/>
-            </w:pPr>
-            <w:r>
-              <w:t>التماس الشيخ أسامه زيني ـ القضية 42824717 ـ من المستشار.docx</w:t>
-            </w:r>
-          </w:p>
-        </w:tc>
-        <w:tc>
-          <w:tcPr>
-            <w:tcW w:type="dxa" w:w="2160"/>
-          </w:tcPr>
-          <w:p>
-            <w:pPr>
-              <w:jc w:val="right"/>
-              <w:bidi/>
-            </w:pPr>
-            <w:r>
-              <w:t>يحتاج تحقق رسمي</w:t>
-            </w:r>
-          </w:p>
-        </w:tc>
-      </w:tr>
-      <w:tr>
-        <w:tc>
-          <w:tcPr>
-            <w:tcW w:type="dxa" w:w="2160"/>
-          </w:tcPr>
-          <w:p>
-            <w:pPr>
-              <w:jc w:val="right"/>
-              <w:bidi/>
-            </w:pPr>
-            <w:r>
-              <w:t>إشارة إلى المادة (89)</w:t>
-            </w:r>
-          </w:p>
-        </w:tc>
-        <w:tc>
-          <w:tcPr>
-            <w:tcW w:type="dxa" w:w="2160"/>
-          </w:tcPr>
-          <w:p>
-            <w:pPr>
-              <w:jc w:val="right"/>
-              <w:bidi/>
-            </w:pPr>
-            <w:r>
-              <w:t>89</w:t>
-            </w:r>
-          </w:p>
-        </w:tc>
-        <w:tc>
-          <w:tcPr>
-            <w:tcW w:type="dxa" w:w="2160"/>
-          </w:tcPr>
-          <w:p>
-            <w:pPr>
-              <w:jc w:val="right"/>
-              <w:bidi/>
-            </w:pPr>
-            <w:r>
-              <w:t>التماس الشيخ أسامه زيني ـ القضية 42824717 ـ من المستشار.docx</w:t>
-            </w:r>
-          </w:p>
-        </w:tc>
-        <w:tc>
-          <w:tcPr>
-            <w:tcW w:type="dxa" w:w="2160"/>
-          </w:tcPr>
-          <w:p>
-            <w:pPr>
-              <w:jc w:val="right"/>
-              <w:bidi/>
-            </w:pPr>
-            <w:r>
-              <w:t>يحتاج تحقق رسمي</w:t>
-            </w:r>
-          </w:p>
-        </w:tc>
-      </w:tr>
-      <w:tr>
-        <w:tc>
-          <w:tcPr>
-            <w:tcW w:type="dxa" w:w="2160"/>
-          </w:tcPr>
-          <w:p>
-            <w:pPr>
-              <w:jc w:val="right"/>
-              <w:bidi/>
-            </w:pPr>
-            <w:r>
-              <w:t>إشارة إلى المادة (94)</w:t>
-            </w:r>
-          </w:p>
-        </w:tc>
-        <w:tc>
-          <w:tcPr>
-            <w:tcW w:type="dxa" w:w="2160"/>
-          </w:tcPr>
-          <w:p>
-            <w:pPr>
-              <w:jc w:val="right"/>
-              <w:bidi/>
-            </w:pPr>
-            <w:r>
-              <w:t>94</w:t>
-            </w:r>
-          </w:p>
-        </w:tc>
-        <w:tc>
-          <w:tcPr>
-            <w:tcW w:type="dxa" w:w="2160"/>
-          </w:tcPr>
-          <w:p>
-            <w:pPr>
-              <w:jc w:val="right"/>
-              <w:bidi/>
-            </w:pPr>
-            <w:r>
-              <w:t>التماس الشيخ أسامه زيني ـ القضية 42824717 ـ من المستشار.docx</w:t>
-            </w:r>
-          </w:p>
-        </w:tc>
-        <w:tc>
-          <w:tcPr>
-            <w:tcW w:type="dxa" w:w="2160"/>
-          </w:tcPr>
-          <w:p>
-            <w:pPr>
-              <w:jc w:val="right"/>
-              <w:bidi/>
-            </w:pPr>
-            <w:r>
-              <w:t>يحتاج تحقق رسمي</w:t>
-            </w:r>
-          </w:p>
-        </w:tc>
-      </w:tr>
-      <w:tr>
-        <w:tc>
-          <w:tcPr>
-            <w:tcW w:type="dxa" w:w="2160"/>
-          </w:tcPr>
-          <w:p>
-            <w:pPr>
-              <w:jc w:val="right"/>
-              <w:bidi/>
-            </w:pPr>
-            <w:r>
-              <w:t>نظام الشركات</w:t>
-            </w:r>
-          </w:p>
-        </w:tc>
-        <w:tc>
-          <w:tcPr>
-            <w:tcW w:type="dxa" w:w="2160"/>
-          </w:tcPr>
-          <w:p>
-            <w:pPr>
-              <w:jc w:val="right"/>
-              <w:bidi/>
-            </w:pPr>
-            <w:r/>
-          </w:p>
-        </w:tc>
-        <w:tc>
-          <w:tcPr>
-            <w:tcW w:type="dxa" w:w="2160"/>
-          </w:tcPr>
-          <w:p>
-            <w:pPr>
-              <w:jc w:val="right"/>
-              <w:bidi/>
-            </w:pPr>
-            <w:r>
-              <w:t>مرفقات المدعي عدنان زيني في الدعوى رقم 42824717.pdf</w:t>
-            </w:r>
-          </w:p>
-        </w:tc>
-        <w:tc>
-          <w:tcPr>
-            <w:tcW w:type="dxa" w:w="2160"/>
-          </w:tcPr>
-          <w:p>
-            <w:pPr>
-              <w:jc w:val="right"/>
-              <w:bidi/>
-            </w:pPr>
-            <w:r>
-              <w:t>يحتاج تحقق رسمي</w:t>
-            </w:r>
-          </w:p>
-        </w:tc>
-      </w:tr>
-      <w:tr>
-        <w:tc>
-          <w:tcPr>
-            <w:tcW w:type="dxa" w:w="2160"/>
-          </w:tcPr>
-          <w:p>
-            <w:pPr>
-              <w:jc w:val="right"/>
-              <w:bidi/>
-            </w:pPr>
-            <w:r>
-              <w:t>إشارة إلى المادة (170)</w:t>
-            </w:r>
-          </w:p>
-        </w:tc>
-        <w:tc>
-          <w:tcPr>
-            <w:tcW w:type="dxa" w:w="2160"/>
-          </w:tcPr>
-          <w:p>
-            <w:pPr>
-              <w:jc w:val="right"/>
-              <w:bidi/>
-            </w:pPr>
-            <w:r>
-              <w:t>170</w:t>
-            </w:r>
-          </w:p>
-        </w:tc>
-        <w:tc>
-          <w:tcPr>
-            <w:tcW w:type="dxa" w:w="2160"/>
-          </w:tcPr>
-          <w:p>
-            <w:pPr>
-              <w:jc w:val="right"/>
-              <w:bidi/>
-            </w:pPr>
-            <w:r>
-              <w:t>طلب اعادة فتح شكوى رقم 199058 المجلس الأعلى للقضاء ـ في 13-11-1445 ـ 21-05-2024.pdf</w:t>
-            </w:r>
-          </w:p>
-        </w:tc>
-        <w:tc>
-          <w:tcPr>
-            <w:tcW w:type="dxa" w:w="2160"/>
-          </w:tcPr>
-          <w:p>
-            <w:pPr>
-              <w:jc w:val="right"/>
-              <w:bidi/>
-            </w:pPr>
-            <w:r>
-              <w:t>يحتاج تحقق رسمي</w:t>
-            </w:r>
-          </w:p>
-        </w:tc>
-      </w:tr>
-      <w:tr>
-        <w:tc>
-          <w:tcPr>
-            <w:tcW w:type="dxa" w:w="2160"/>
-          </w:tcPr>
-          <w:p>
-            <w:pPr>
-              <w:jc w:val="right"/>
-              <w:bidi/>
-            </w:pPr>
-            <w:r>
-              <w:t>إشارة إلى المادة (25)</w:t>
-            </w:r>
-          </w:p>
-        </w:tc>
-        <w:tc>
-          <w:tcPr>
-            <w:tcW w:type="dxa" w:w="2160"/>
-          </w:tcPr>
-          <w:p>
-            <w:pPr>
-              <w:jc w:val="right"/>
-              <w:bidi/>
-            </w:pPr>
-            <w:r>
-              <w:t>25</w:t>
-            </w:r>
-          </w:p>
-        </w:tc>
-        <w:tc>
-          <w:tcPr>
-            <w:tcW w:type="dxa" w:w="2160"/>
-          </w:tcPr>
-          <w:p>
-            <w:pPr>
-              <w:jc w:val="right"/>
-              <w:bidi/>
-            </w:pPr>
-            <w:r>
-              <w:t>4257FF~1.DOC (مذكرة قديمة بترميز تالف)</w:t>
-            </w:r>
-          </w:p>
-        </w:tc>
-        <w:tc>
-          <w:tcPr>
-            <w:tcW w:type="dxa" w:w="2160"/>
-          </w:tcPr>
-          <w:p>
-            <w:pPr>
-              <w:jc w:val="right"/>
-              <w:bidi/>
-            </w:pPr>
-            <w:r>
-              <w:t>يحتاج تحقق رسمي</w:t>
-            </w:r>
-          </w:p>
-        </w:tc>
-      </w:tr>
-      <w:tr>
-        <w:tc>
-          <w:tcPr>
-            <w:tcW w:type="dxa" w:w="2160"/>
-          </w:tcPr>
-          <w:p>
-            <w:pPr>
-              <w:jc w:val="right"/>
-              <w:bidi/>
-            </w:pPr>
-            <w:r>
-              <w:t>إشارة إلى المادة (93)</w:t>
-            </w:r>
-          </w:p>
-        </w:tc>
-        <w:tc>
-          <w:tcPr>
-            <w:tcW w:type="dxa" w:w="2160"/>
-          </w:tcPr>
-          <w:p>
-            <w:pPr>
-              <w:jc w:val="right"/>
-              <w:bidi/>
-            </w:pPr>
-            <w:r>
-              <w:t>93</w:t>
-            </w:r>
-          </w:p>
-        </w:tc>
-        <w:tc>
-          <w:tcPr>
-            <w:tcW w:type="dxa" w:w="2160"/>
-          </w:tcPr>
-          <w:p>
-            <w:pPr>
-              <w:jc w:val="right"/>
-              <w:bidi/>
-            </w:pPr>
-            <w:r>
-              <w:t>4257FF~1.DOC (مذكرة قديمة بترميز تالف)</w:t>
-            </w:r>
-          </w:p>
-        </w:tc>
-        <w:tc>
-          <w:tcPr>
-            <w:tcW w:type="dxa" w:w="2160"/>
-          </w:tcPr>
-          <w:p>
-            <w:pPr>
-              <w:jc w:val="right"/>
-              <w:bidi/>
-            </w:pPr>
-            <w:r>
-              <w:t>يحتاج تحقق رسمي</w:t>
-            </w:r>
-          </w:p>
-        </w:tc>
-      </w:tr>
-      <w:tr>
-        <w:tc>
-          <w:tcPr>
-            <w:tcW w:type="dxa" w:w="2160"/>
-          </w:tcPr>
-          <w:p>
-            <w:pPr>
-              <w:jc w:val="right"/>
-              <w:bidi/>
-            </w:pPr>
-            <w:r>
-              <w:t>إشارة إلى المادة (194)</w:t>
-            </w:r>
-          </w:p>
-        </w:tc>
-        <w:tc>
-          <w:tcPr>
-            <w:tcW w:type="dxa" w:w="2160"/>
-          </w:tcPr>
-          <w:p>
-            <w:pPr>
-              <w:jc w:val="right"/>
-              <w:bidi/>
-            </w:pPr>
-            <w:r>
-              <w:t>194</w:t>
-            </w:r>
-          </w:p>
-        </w:tc>
-        <w:tc>
-          <w:tcPr>
-            <w:tcW w:type="dxa" w:w="2160"/>
-          </w:tcPr>
-          <w:p>
-            <w:pPr>
-              <w:jc w:val="right"/>
-              <w:bidi/>
-            </w:pPr>
-            <w:r>
-              <w:t>4257FF~1.DOC (مذكرة قديمة بترميز تالف)</w:t>
-            </w:r>
-          </w:p>
-        </w:tc>
-        <w:tc>
-          <w:tcPr>
-            <w:tcW w:type="dxa" w:w="2160"/>
-          </w:tcPr>
-          <w:p>
-            <w:pPr>
-              <w:jc w:val="right"/>
-              <w:bidi/>
-            </w:pPr>
-            <w:r>
-              <w:t>يحتاج تحقق رسمي</w:t>
-            </w:r>
-          </w:p>
-        </w:tc>
-      </w:tr>
-      <w:tr>
-        <w:tc>
-          <w:tcPr>
-            <w:tcW w:type="dxa" w:w="2160"/>
-          </w:tcPr>
-          <w:p>
-            <w:pPr>
-              <w:jc w:val="right"/>
-              <w:bidi/>
-            </w:pPr>
-            <w:r>
-              <w:t>إشارة إلى المادة (58)</w:t>
-            </w:r>
-          </w:p>
-        </w:tc>
-        <w:tc>
-          <w:tcPr>
-            <w:tcW w:type="dxa" w:w="2160"/>
-          </w:tcPr>
-          <w:p>
-            <w:pPr>
-              <w:jc w:val="right"/>
-              <w:bidi/>
-            </w:pPr>
-            <w:r>
-              <w:t>58</w:t>
-            </w:r>
-          </w:p>
-        </w:tc>
-        <w:tc>
-          <w:tcPr>
-            <w:tcW w:type="dxa" w:w="2160"/>
-          </w:tcPr>
-          <w:p>
-            <w:pPr>
-              <w:jc w:val="right"/>
-              <w:bidi/>
-            </w:pPr>
-            <w:r>
-              <w:t>التماس على الحكم النهائي ـ دائرة الاستئناف الثانية</w:t>
-            </w:r>
-          </w:p>
-        </w:tc>
-        <w:tc>
-          <w:tcPr>
-            <w:tcW w:type="dxa" w:w="2160"/>
-          </w:tcPr>
-          <w:p>
-            <w:pPr>
-              <w:jc w:val="right"/>
-              <w:bidi/>
-            </w:pPr>
-            <w:r>
-              <w:t>يحتاج تحقق رسمي</w:t>
-            </w:r>
-          </w:p>
-        </w:tc>
-      </w:tr>
-      <w:tr>
-        <w:tc>
-          <w:tcPr>
-            <w:tcW w:type="dxa" w:w="2160"/>
-          </w:tcPr>
-          <w:p>
-            <w:pPr>
-              <w:jc w:val="right"/>
-              <w:bidi/>
-            </w:pPr>
-            <w:r>
-              <w:t>إشارة إلى المادة (201)</w:t>
-            </w:r>
-          </w:p>
-        </w:tc>
-        <w:tc>
-          <w:tcPr>
-            <w:tcW w:type="dxa" w:w="2160"/>
-          </w:tcPr>
-          <w:p>
-            <w:pPr>
-              <w:jc w:val="right"/>
-              <w:bidi/>
-            </w:pPr>
-            <w:r>
-              <w:t>201</w:t>
-            </w:r>
-          </w:p>
-        </w:tc>
-        <w:tc>
-          <w:tcPr>
-            <w:tcW w:type="dxa" w:w="2160"/>
-          </w:tcPr>
-          <w:p>
-            <w:pPr>
-              <w:jc w:val="right"/>
-              <w:bidi/>
-            </w:pPr>
-            <w:r>
-              <w:t>التماس على الحكم النهائي ـ دائرة الاستئناف الثانية</w:t>
-            </w:r>
-          </w:p>
-        </w:tc>
-        <w:tc>
-          <w:tcPr>
-            <w:tcW w:type="dxa" w:w="2160"/>
-          </w:tcPr>
-          <w:p>
-            <w:pPr>
-              <w:jc w:val="right"/>
-              <w:bidi/>
-            </w:pPr>
-            <w:r>
-              <w:t>يحتاج تحقق رسمي</w:t>
-            </w:r>
-          </w:p>
-        </w:tc>
-      </w:tr>
-      <w:tr>
-        <w:tc>
-          <w:tcPr>
-            <w:tcW w:type="dxa" w:w="2160"/>
-          </w:tcPr>
-          <w:p>
-            <w:pPr>
-              <w:jc w:val="right"/>
-              <w:bidi/>
-            </w:pPr>
-            <w:r>
-              <w:t>إشارة إلى المادة (202)</w:t>
-            </w:r>
-          </w:p>
-        </w:tc>
-        <w:tc>
-          <w:tcPr>
-            <w:tcW w:type="dxa" w:w="2160"/>
-          </w:tcPr>
-          <w:p>
-            <w:pPr>
-              <w:jc w:val="right"/>
-              <w:bidi/>
-            </w:pPr>
-            <w:r>
-              <w:t>202</w:t>
-            </w:r>
-          </w:p>
-        </w:tc>
-        <w:tc>
-          <w:tcPr>
-            <w:tcW w:type="dxa" w:w="2160"/>
-          </w:tcPr>
-          <w:p>
-            <w:pPr>
-              <w:jc w:val="right"/>
-              <w:bidi/>
-            </w:pPr>
-            <w:r>
-              <w:t>التماس على الحكم النهائي ـ دائرة الاستئناف الثانية</w:t>
-            </w:r>
-          </w:p>
-        </w:tc>
-        <w:tc>
-          <w:tcPr>
-            <w:tcW w:type="dxa" w:w="2160"/>
-          </w:tcPr>
-          <w:p>
-            <w:pPr>
-              <w:jc w:val="right"/>
-              <w:bidi/>
-            </w:pPr>
-            <w:r>
-              <w:t>يحتاج تحقق رسمي</w:t>
-            </w:r>
-          </w:p>
-        </w:tc>
-      </w:tr>
-      <w:tr>
-        <w:tc>
-          <w:tcPr>
-            <w:tcW w:type="dxa" w:w="2160"/>
-          </w:tcPr>
-          <w:p>
-            <w:pPr>
-              <w:jc w:val="right"/>
-              <w:bidi/>
-            </w:pPr>
-            <w:r>
-              <w:t>إشارة إلى المادة (3)</w:t>
-            </w:r>
-          </w:p>
-        </w:tc>
-        <w:tc>
-          <w:tcPr>
-            <w:tcW w:type="dxa" w:w="2160"/>
-          </w:tcPr>
-          <w:p>
-            <w:pPr>
-              <w:jc w:val="right"/>
-              <w:bidi/>
-            </w:pPr>
-            <w:r>
-              <w:t>3</w:t>
-            </w:r>
-          </w:p>
-        </w:tc>
-        <w:tc>
-          <w:tcPr>
-            <w:tcW w:type="dxa" w:w="2160"/>
-          </w:tcPr>
-          <w:p>
-            <w:pPr>
-              <w:jc w:val="right"/>
-              <w:bidi/>
-            </w:pPr>
-            <w:r>
-              <w:t>طلب النقض على صك الاستئناف الثانية</w:t>
-            </w:r>
-          </w:p>
-        </w:tc>
-        <w:tc>
-          <w:tcPr>
-            <w:tcW w:type="dxa" w:w="2160"/>
-          </w:tcPr>
-          <w:p>
-            <w:pPr>
-              <w:jc w:val="right"/>
-              <w:bidi/>
-            </w:pPr>
-            <w:r>
-              <w:t>يحتاج تحقق رسمي</w:t>
-            </w:r>
-          </w:p>
-        </w:tc>
-      </w:tr>
-      <w:tr>
-        <w:tc>
-          <w:tcPr>
-            <w:tcW w:type="dxa" w:w="2160"/>
-          </w:tcPr>
-          <w:p>
-            <w:pPr>
-              <w:jc w:val="right"/>
-              <w:bidi/>
-            </w:pPr>
-            <w:r>
-              <w:t>إشارة إلى المادة (21)</w:t>
-            </w:r>
-          </w:p>
-        </w:tc>
-        <w:tc>
-          <w:tcPr>
-            <w:tcW w:type="dxa" w:w="2160"/>
-          </w:tcPr>
-          <w:p>
-            <w:pPr>
-              <w:jc w:val="right"/>
-              <w:bidi/>
-            </w:pPr>
-            <w:r>
-              <w:t>21</w:t>
-            </w:r>
-          </w:p>
-        </w:tc>
-        <w:tc>
-          <w:tcPr>
-            <w:tcW w:type="dxa" w:w="2160"/>
-          </w:tcPr>
-          <w:p>
-            <w:pPr>
-              <w:jc w:val="right"/>
-              <w:bidi/>
-            </w:pPr>
-            <w:r>
-              <w:t>طلب النقض على صك الاستئناف الثانية</w:t>
-            </w:r>
-          </w:p>
-        </w:tc>
-        <w:tc>
-          <w:tcPr>
-            <w:tcW w:type="dxa" w:w="2160"/>
-          </w:tcPr>
-          <w:p>
-            <w:pPr>
-              <w:jc w:val="right"/>
-              <w:bidi/>
-            </w:pPr>
-            <w:r>
-              <w:t>يحتاج تحقق رسمي</w:t>
-            </w:r>
-          </w:p>
-        </w:tc>
-      </w:tr>
-      <w:tr>
-        <w:tc>
-          <w:tcPr>
-            <w:tcW w:type="dxa" w:w="2160"/>
-          </w:tcPr>
-          <w:p>
-            <w:pPr>
-              <w:jc w:val="right"/>
-              <w:bidi/>
-            </w:pPr>
-            <w:r>
-              <w:t>إشارة إلى المادة (85)</w:t>
-            </w:r>
-          </w:p>
-        </w:tc>
-        <w:tc>
-          <w:tcPr>
-            <w:tcW w:type="dxa" w:w="2160"/>
-          </w:tcPr>
-          <w:p>
-            <w:pPr>
-              <w:jc w:val="right"/>
-              <w:bidi/>
-            </w:pPr>
-            <w:r>
-              <w:t>85</w:t>
-            </w:r>
-          </w:p>
-        </w:tc>
-        <w:tc>
-          <w:tcPr>
-            <w:tcW w:type="dxa" w:w="2160"/>
-          </w:tcPr>
-          <w:p>
-            <w:pPr>
-              <w:jc w:val="right"/>
-              <w:bidi/>
-            </w:pPr>
-            <w:r>
-              <w:t>طلب النقض على صك الاستئناف الثانية</w:t>
-            </w:r>
-          </w:p>
-        </w:tc>
-        <w:tc>
-          <w:tcPr>
-            <w:tcW w:type="dxa" w:w="2160"/>
-          </w:tcPr>
-          <w:p>
-            <w:pPr>
-              <w:jc w:val="right"/>
-              <w:bidi/>
-            </w:pPr>
-            <w:r>
-              <w:t>يحتاج تحقق رسمي</w:t>
-            </w:r>
-          </w:p>
-        </w:tc>
-      </w:tr>
-      <w:tr>
-        <w:tc>
-          <w:tcPr>
-            <w:tcW w:type="dxa" w:w="2160"/>
-          </w:tcPr>
-          <w:p>
-            <w:pPr>
-              <w:jc w:val="right"/>
-              <w:bidi/>
-            </w:pPr>
-            <w:r>
-              <w:t>إشارة إلى المادة (47)</w:t>
-            </w:r>
-          </w:p>
-        </w:tc>
-        <w:tc>
-          <w:tcPr>
-            <w:tcW w:type="dxa" w:w="2160"/>
-          </w:tcPr>
-          <w:p>
-            <w:pPr>
-              <w:jc w:val="right"/>
-              <w:bidi/>
-            </w:pPr>
-            <w:r>
-              <w:t>47</w:t>
-            </w:r>
-          </w:p>
-        </w:tc>
-        <w:tc>
-          <w:tcPr>
-            <w:tcW w:type="dxa" w:w="2160"/>
-          </w:tcPr>
-          <w:p>
-            <w:pPr>
-              <w:jc w:val="right"/>
-              <w:bidi/>
-            </w:pPr>
-            <w:r>
-              <w:t>مذكرة التماس الحاقية في 8-8-1445 ـ على الحكم النهائي ـ دائرة الاستئناف الثانية ضد الشيخ اسامة زيني ـ 42824717.pdf</w:t>
-            </w:r>
-          </w:p>
-        </w:tc>
-        <w:tc>
-          <w:tcPr>
-            <w:tcW w:type="dxa" w:w="2160"/>
-          </w:tcPr>
-          <w:p>
-            <w:pPr>
-              <w:jc w:val="right"/>
-              <w:bidi/>
-            </w:pPr>
-            <w:r>
-              <w:t>يحتاج تحقق رسمي</w:t>
-            </w:r>
-          </w:p>
-        </w:tc>
-      </w:tr>
-      <w:tr>
-        <w:tc>
-          <w:tcPr>
-            <w:tcW w:type="dxa" w:w="2160"/>
-          </w:tcPr>
-          <w:p>
-            <w:pPr>
-              <w:jc w:val="right"/>
-              <w:bidi/>
-            </w:pPr>
-            <w:r>
-              <w:t>إشارة إلى المادة (69)</w:t>
-            </w:r>
-          </w:p>
-        </w:tc>
-        <w:tc>
-          <w:tcPr>
-            <w:tcW w:type="dxa" w:w="2160"/>
-          </w:tcPr>
-          <w:p>
-            <w:pPr>
-              <w:jc w:val="right"/>
-              <w:bidi/>
-            </w:pPr>
-            <w:r>
-              <w:t>69</w:t>
-            </w:r>
-          </w:p>
-        </w:tc>
-        <w:tc>
-          <w:tcPr>
-            <w:tcW w:type="dxa" w:w="2160"/>
-          </w:tcPr>
-          <w:p>
-            <w:pPr>
-              <w:jc w:val="right"/>
-              <w:bidi/>
-            </w:pPr>
-            <w:r>
-              <w:t>مذكرة التماس الحاقية في 8-8-1445 ـ على الحكم النهائي ـ دائرة الاستئناف الثانية ضد الشيخ اسامة زيني ـ 42824717.pdf</w:t>
-            </w:r>
-          </w:p>
-        </w:tc>
-        <w:tc>
-          <w:tcPr>
-            <w:tcW w:type="dxa" w:w="2160"/>
-          </w:tcPr>
-          <w:p>
-            <w:pPr>
-              <w:jc w:val="right"/>
-              <w:bidi/>
-            </w:pPr>
-            <w:r>
-              <w:t>يحتاج تحقق رسمي</w:t>
-            </w:r>
-          </w:p>
-        </w:tc>
-      </w:tr>
-      <w:tr>
-        <w:tc>
-          <w:tcPr>
-            <w:tcW w:type="dxa" w:w="2160"/>
-          </w:tcPr>
-          <w:p>
-            <w:pPr>
-              <w:jc w:val="right"/>
-              <w:bidi/>
-            </w:pPr>
-            <w:r>
-              <w:t>إشارة إلى المادة (185)</w:t>
-            </w:r>
-          </w:p>
-        </w:tc>
-        <w:tc>
-          <w:tcPr>
-            <w:tcW w:type="dxa" w:w="2160"/>
-          </w:tcPr>
-          <w:p>
-            <w:pPr>
-              <w:jc w:val="right"/>
-              <w:bidi/>
-            </w:pPr>
-            <w:r>
-              <w:t>185</w:t>
-            </w:r>
-          </w:p>
-        </w:tc>
-        <w:tc>
-          <w:tcPr>
-            <w:tcW w:type="dxa" w:w="2160"/>
-          </w:tcPr>
-          <w:p>
-            <w:pPr>
-              <w:jc w:val="right"/>
-              <w:bidi/>
-            </w:pPr>
-            <w:r>
-              <w:t>مذكرة التماس الحاقية في 8-8-1445 ـ على الحكم النهائي ـ دائرة الاستئناف الثانية ضد الشيخ اسامة زيني ـ 42824717.pdf</w:t>
-            </w:r>
-          </w:p>
-        </w:tc>
-        <w:tc>
-          <w:tcPr>
-            <w:tcW w:type="dxa" w:w="2160"/>
-          </w:tcPr>
-          <w:p>
-            <w:pPr>
-              <w:jc w:val="right"/>
-              <w:bidi/>
-            </w:pPr>
-            <w:r>
-              <w:t>يحتاج تحقق رسمي</w:t>
-            </w:r>
-          </w:p>
-        </w:tc>
-      </w:tr>
     </w:tbl>
     <w:p>
       <w:pPr>
@@ -4563,7 +4565,7 @@
           <w:b w:val="0"/>
           <w:i w:val="0"/>
         </w:rPr>
-        <w:t>عدد المخرجات الآلية المرشّحة: 122 — انظر `outputs/excel/07_central_and_new_outputs.xlsx` و`outputs/csv/new_script_outputs.csv`.</w:t>
+        <w:t>عدد المخرجات الآلية المرشّحة: 112 — انظر `outputs/excel/07_central_and_new_outputs.xlsx` و`outputs/csv/new_script_outputs.csv`.</w:t>
       </w:r>
     </w:p>
     <w:p>

--- a/zaini_case_audit_output/outputs/word/01_تقرير_الفحص_الأولي.docx
+++ b/zaini_case_audit_output/outputs/word/01_تقرير_الفحص_الأولي.docx
@@ -66,7 +66,7 @@
         <w:bidi/>
       </w:pPr>
       <w:r>
-        <w:t>تاريخ التشغيل: 2026-06-15T09:43:56.265500</w:t>
+        <w:t>تاريخ التشغيل: 2026-06-16T12:01:36.364735</w:t>
       </w:r>
     </w:p>
     <w:p>

--- a/zaini_case_audit_output/outputs/word/01_تقرير_الفحص_الأولي.docx
+++ b/zaini_case_audit_output/outputs/word/01_تقرير_الفحص_الأولي.docx
@@ -66,7 +66,7 @@
         <w:bidi/>
       </w:pPr>
       <w:r>
-        <w:t>تاريخ التشغيل: 2026-06-16T12:01:36.364735</w:t>
+        <w:t>تاريخ التشغيل: 2026-06-16T12:41:19.863713</w:t>
       </w:r>
     </w:p>
     <w:p>
@@ -299,7 +299,7 @@
           <w:b w:val="0"/>
           <w:i w:val="0"/>
         </w:rPr>
-        <w:t>أرقام قضايا: 42824717(88)</w:t>
+        <w:t>أرقام قضايا: 42824717(84)</w:t>
       </w:r>
     </w:p>
     <w:p>
@@ -312,7 +312,7 @@
           <w:b w:val="0"/>
           <w:i w:val="0"/>
         </w:rPr>
-        <w:t>صكوك معروفة (من قائمة التكليف) ظهرت آلياً: 4530241622(44)، 4431025114(7)، 4630548401(5)، 4530828230(3)</w:t>
+        <w:t>صكوك معروفة (من قائمة التكليف) ظهرت آلياً: 4530241622(43)، 4630548401(5)، 4431025114(5)، 4530828230(3)</w:t>
       </w:r>
     </w:p>
     <w:p>
@@ -325,7 +325,7 @@
           <w:b w:val="0"/>
           <w:i w:val="0"/>
         </w:rPr>
-        <w:t>أرقام طويلة أخرى (مؤشرات صكوك/سجلات تحتاج مراجعة): 42824717(88)، 1008017301(70)، 4530241622(44)، 1017092733(36)، 4030196102(36)، 1007056847(32)، 38391575(31)، 43281449(30)، 3855849(29)، 4030169102(28)، 33286392(24)، 401024501240718(23)، 3218883(20)، 1098908278(19)، 599139(18)، 599140(18)، 96779270(18)، 1064274077(18)، 229014721194320022(17)، 401024501215577(17)</w:t>
+        <w:t>أرقام طويلة أخرى (مؤشرات صكوك/سجلات تحتاج مراجعة): 42824717(84)، 1008017301(69)، 4530241622(43)، 4030196102(37)، 1017092733(35)، 38391575(33)، 43281449(32)، 1007056847(32)، 3855849(30)، 4030169102(28)، 33286392(24)، 401024501240718(23)، 3218883(20)، 1098908278(19)، 599139(18)، 599140(18)، 96779270(18)، 1064274077(18)، 1007056839(17)، 34281449(17)</w:t>
       </w:r>
     </w:p>
     <w:p>
@@ -345,7 +345,7 @@
         <w:bidi/>
       </w:pPr>
       <w:r>
-        <w:t>أسامة زيني: 145</w:t>
+        <w:t>أسامة زيني: 146</w:t>
       </w:r>
     </w:p>
     <w:p>
@@ -355,7 +355,7 @@
         <w:bidi/>
       </w:pPr>
       <w:r>
-        <w:t>أحمد زيني (المورّث): 123</w:t>
+        <w:t>أحمد زيني (المورّث): 126</w:t>
       </w:r>
     </w:p>
     <w:p>
@@ -365,7 +365,7 @@
         <w:bidi/>
       </w:pPr>
       <w:r>
-        <w:t>عدنان زيني: 104</w:t>
+        <w:t>عدنان زيني: 105</w:t>
       </w:r>
     </w:p>
     <w:p>
@@ -385,7 +385,7 @@
         <w:bidi/>
       </w:pPr>
       <w:r>
-        <w:t>(طرف/وكيل) محمد الثعلي (وكيل): 33</w:t>
+        <w:t>(طرف/وكيل) محمد الثعلي (وكيل): 34</w:t>
       </w:r>
     </w:p>
     <w:p>
@@ -395,7 +395,7 @@
         <w:bidi/>
       </w:pPr>
       <w:r>
-        <w:t>(طرف/وكيل) القاضي الزايدي: 22</w:t>
+        <w:t>(طرف/وكيل) القاضي الزايدي: 25</w:t>
       </w:r>
     </w:p>
     <w:p>
@@ -425,7 +425,7 @@
         <w:bidi/>
       </w:pPr>
       <w:r>
-        <w:t>(طرف/وكيل) القاضي اللحيدان: 11</w:t>
+        <w:t>(طرف/وكيل) القاضي اللحيدان: 12</w:t>
       </w:r>
     </w:p>
     <w:p>
@@ -465,7 +465,37 @@
         <w:bidi/>
       </w:pPr>
       <w:r>
+        <w:t>71,218,857,178 ريال (تكرار 1)</w:t>
+      </w:r>
+    </w:p>
+    <w:p>
+      <w:pPr>
+        <w:pStyle w:val="ListBullet"/>
+        <w:jc w:val="right"/>
+        <w:bidi/>
+      </w:pPr>
+      <w:r>
+        <w:t>50,484,843,715 ريال (تكرار 1)</w:t>
+      </w:r>
+    </w:p>
+    <w:p>
+      <w:pPr>
+        <w:pStyle w:val="ListBullet"/>
+        <w:jc w:val="right"/>
+        <w:bidi/>
+      </w:pPr>
+      <w:r>
         <w:t>36,816,064,891 ريال (تكرار 1)</w:t>
+      </w:r>
+    </w:p>
+    <w:p>
+      <w:pPr>
+        <w:pStyle w:val="ListBullet"/>
+        <w:jc w:val="right"/>
+        <w:bidi/>
+      </w:pPr>
+      <w:r>
+        <w:t>8,849,447,678 ريال (تكرار 1)</w:t>
       </w:r>
     </w:p>
     <w:p>
@@ -555,7 +585,7 @@
         <w:bidi/>
       </w:pPr>
       <w:r>
-        <w:t>372,426,828 ريال (تكرار 1)</w:t>
+        <w:t>372,426,828 ريال (تكرار 2)</w:t>
       </w:r>
     </w:p>
     <w:p>
@@ -605,16 +635,6 @@
         <w:bidi/>
       </w:pPr>
       <w:r>
-        <w:t>335,184,145 ريال (تكرار 1)</w:t>
-      </w:r>
-    </w:p>
-    <w:p>
-      <w:pPr>
-        <w:pStyle w:val="ListBullet"/>
-        <w:jc w:val="right"/>
-        <w:bidi/>
-      </w:pPr>
-      <w:r>
         <w:t>331,882,138 ريال (تكرار 4)</w:t>
       </w:r>
     </w:p>
@@ -626,26 +646,6 @@
       </w:pPr>
       <w:r>
         <w:t>250,000,000 ريال (تكرار 1)</w:t>
-      </w:r>
-    </w:p>
-    <w:p>
-      <w:pPr>
-        <w:pStyle w:val="ListBullet"/>
-        <w:jc w:val="right"/>
-        <w:bidi/>
-      </w:pPr>
-      <w:r>
-        <w:t>217,250,000 ريال (تكرار 1)</w:t>
-      </w:r>
-    </w:p>
-    <w:p>
-      <w:pPr>
-        <w:pStyle w:val="ListBullet"/>
-        <w:jc w:val="right"/>
-        <w:bidi/>
-      </w:pPr>
-      <w:r>
-        <w:t>172,613,467 ريال (تكرار 1)</w:t>
       </w:r>
     </w:p>
     <w:p>
@@ -668,7 +668,7 @@
           <w:b w:val="0"/>
           <w:i w:val="0"/>
         </w:rPr>
-        <w:t>هجرية: 26/7/1434(15)، 4/3/1432(15)، 18/11/1393(14)، 08/04/1445(14)، 1445/04/08(14)، 26/11/1431(14)، 1445-02-20(13)، 20/09/1431(13)، 8/6/1433(13)، 1445-4-7(13)، 1445-3-13(13)، 1445/03/16(13)، 16/03/1445(13)، 1445/03/20(13)، 1446/03/20(13)، 1431/09/20(13)، 1445-03-04(12)، 1434/11/24(12)، 10/2/1434(12)، 12/5/1438(12)</w:t>
+        <w:t>هجرية: 26/7/1434(15)، 4/3/1432(15)، 18/11/1393(14)، 08/04/1445(14)، 1445/04/08(14)، 26/11/1431(14)، 1445-02-20(13)، 20/09/1431(13)، 8/6/1433(13)، 1445-4-7(13)، 1445-3-13(13)، 1445/03/16(13)، 16/03/1445(13)، 1445/03/20(13)، 1446/03/20(13)، 1431/09/20(13)، 1445-03-04(12)، 1434/11/24(12)، 12/5/1438(12)، 1423/02/20(11)</w:t>
       </w:r>
     </w:p>
     <w:p>
@@ -711,7 +711,7 @@
         <w:bidi/>
       </w:pPr>
       <w:r>
-        <w:t>محكمة الاستئناف / دائرة الاستئناف: 65</w:t>
+        <w:t>محكمة الاستئناف / دائرة الاستئناف: 67</w:t>
       </w:r>
     </w:p>
     <w:p>
@@ -721,7 +721,7 @@
         <w:bidi/>
       </w:pPr>
       <w:r>
-        <w:t>المحكمة العامة بجدة: 51</w:t>
+        <w:t>المحكمة العامة بجدة: 54</w:t>
       </w:r>
     </w:p>
     <w:p>
@@ -731,7 +731,7 @@
         <w:bidi/>
       </w:pPr>
       <w:r>
-        <w:t>ديوان المظالم: 46</w:t>
+        <w:t>ديوان المظالم: 49</w:t>
       </w:r>
     </w:p>
     <w:p>
@@ -751,7 +751,7 @@
         <w:bidi/>
       </w:pPr>
       <w:r>
-        <w:t>الدائرة الأولى التجارية: 22</w:t>
+        <w:t>الدائرة الأولى التجارية: 24</w:t>
       </w:r>
     </w:p>
     <w:p>
@@ -1088,64 +1088,6 @@
               <w:bidi/>
             </w:pPr>
             <w:r>
-              <w:t>مذكرة جوابية في 16-8-1445 ـ على الحكم النهائي ـ دائرة الاستئناف الثانية ضد الشيخ اسامة زيني ـ 42824717.pdf</w:t>
-            </w:r>
-          </w:p>
-        </w:tc>
-        <w:tc>
-          <w:tcPr>
-            <w:tcW w:type="dxa" w:w="2160"/>
-          </w:tcPr>
-          <w:p>
-            <w:pPr>
-              <w:jc w:val="right"/>
-              <w:bidi/>
-            </w:pPr>
-            <w:r>
-              <w:t>حكم / صك</w:t>
-            </w:r>
-          </w:p>
-        </w:tc>
-        <w:tc>
-          <w:tcPr>
-            <w:tcW w:type="dxa" w:w="2160"/>
-          </w:tcPr>
-          <w:p>
-            <w:pPr>
-              <w:jc w:val="right"/>
-              <w:bidi/>
-            </w:pPr>
-            <w:r>
-              <w:t>12</w:t>
-            </w:r>
-          </w:p>
-        </w:tc>
-        <w:tc>
-          <w:tcPr>
-            <w:tcW w:type="dxa" w:w="2160"/>
-          </w:tcPr>
-          <w:p>
-            <w:pPr>
-              <w:jc w:val="right"/>
-              <w:bidi/>
-            </w:pPr>
-            <w:r>
-              <w:t>عدنان زيني؛ أسامة زيني؛ عاتقة الحرازي</w:t>
-            </w:r>
-          </w:p>
-        </w:tc>
-      </w:tr>
-      <w:tr>
-        <w:tc>
-          <w:tcPr>
-            <w:tcW w:type="dxa" w:w="2160"/>
-          </w:tcPr>
-          <w:p>
-            <w:pPr>
-              <w:jc w:val="right"/>
-              <w:bidi/>
-            </w:pPr>
-            <w:r>
               <w:t>مذكرة طلب النقض على الحكم النهائي</w:t>
             </w:r>
           </w:p>
@@ -1436,64 +1378,6 @@
               <w:bidi/>
             </w:pPr>
             <w:r>
-              <w:t>صك حكم ابتدائي ضد الشيخ اسامة زيني في القضية رقم 42824717 في 01-01-1445 هـ.pdf</w:t>
-            </w:r>
-          </w:p>
-        </w:tc>
-        <w:tc>
-          <w:tcPr>
-            <w:tcW w:type="dxa" w:w="2160"/>
-          </w:tcPr>
-          <w:p>
-            <w:pPr>
-              <w:jc w:val="right"/>
-              <w:bidi/>
-            </w:pPr>
-            <w:r>
-              <w:t>حكم / صك</w:t>
-            </w:r>
-          </w:p>
-        </w:tc>
-        <w:tc>
-          <w:tcPr>
-            <w:tcW w:type="dxa" w:w="2160"/>
-          </w:tcPr>
-          <w:p>
-            <w:pPr>
-              <w:jc w:val="right"/>
-              <w:bidi/>
-            </w:pPr>
-            <w:r>
-              <w:t>11</w:t>
-            </w:r>
-          </w:p>
-        </w:tc>
-        <w:tc>
-          <w:tcPr>
-            <w:tcW w:type="dxa" w:w="2160"/>
-          </w:tcPr>
-          <w:p>
-            <w:pPr>
-              <w:jc w:val="right"/>
-              <w:bidi/>
-            </w:pPr>
-            <w:r>
-              <w:t>عدنان زيني؛ أسامة زيني؛ أحمد زيني (المورّث)؛ عاتقة الحرازي</w:t>
-            </w:r>
-          </w:p>
-        </w:tc>
-      </w:tr>
-      <w:tr>
-        <w:tc>
-          <w:tcPr>
-            <w:tcW w:type="dxa" w:w="2160"/>
-          </w:tcPr>
-          <w:p>
-            <w:pPr>
-              <w:jc w:val="right"/>
-              <w:bidi/>
-            </w:pPr>
-            <w:r>
               <w:t>صك حكم نهائي الاستئناف الثانية رفض الالتماس ـ 42824717 - 18-06-1446 هـ.pdf</w:t>
             </w:r>
           </w:p>
@@ -1611,6 +1495,64 @@
             </w:pPr>
             <w:r>
               <w:t>حكم نهائي بإبراء ذمة الشيخ من تنفيذ عاتقة ـ 13-04-1447</w:t>
+            </w:r>
+          </w:p>
+        </w:tc>
+        <w:tc>
+          <w:tcPr>
+            <w:tcW w:type="dxa" w:w="2160"/>
+          </w:tcPr>
+          <w:p>
+            <w:pPr>
+              <w:jc w:val="right"/>
+              <w:bidi/>
+            </w:pPr>
+            <w:r>
+              <w:t>حكم / صك</w:t>
+            </w:r>
+          </w:p>
+        </w:tc>
+        <w:tc>
+          <w:tcPr>
+            <w:tcW w:type="dxa" w:w="2160"/>
+          </w:tcPr>
+          <w:p>
+            <w:pPr>
+              <w:jc w:val="right"/>
+              <w:bidi/>
+            </w:pPr>
+            <w:r>
+              <w:t>11</w:t>
+            </w:r>
+          </w:p>
+        </w:tc>
+        <w:tc>
+          <w:tcPr>
+            <w:tcW w:type="dxa" w:w="2160"/>
+          </w:tcPr>
+          <w:p>
+            <w:pPr>
+              <w:jc w:val="right"/>
+              <w:bidi/>
+            </w:pPr>
+            <w:r>
+              <w:t>عدنان زيني؛ أسامة زيني؛ أحمد زيني (المورّث)؛ عاتقة الحرازي</w:t>
+            </w:r>
+          </w:p>
+        </w:tc>
+      </w:tr>
+      <w:tr>
+        <w:tc>
+          <w:tcPr>
+            <w:tcW w:type="dxa" w:w="2160"/>
+          </w:tcPr>
+          <w:p>
+            <w:pPr>
+              <w:jc w:val="right"/>
+              <w:bidi/>
+            </w:pPr>
+            <w:r>
+              <w:t>مذكرة جوابية في 16-8-1445 ـ على الحكم النهائي ـ دائرة الاستئناف الثانية ضد الشيخ اسامة زيني ـ 42824717.pdf</w:t>
             </w:r>
           </w:p>
         </w:tc>
@@ -2005,6 +1947,64 @@
           </w:p>
         </w:tc>
       </w:tr>
+      <w:tr>
+        <w:tc>
+          <w:tcPr>
+            <w:tcW w:type="dxa" w:w="2160"/>
+          </w:tcPr>
+          <w:p>
+            <w:pPr>
+              <w:jc w:val="right"/>
+              <w:bidi/>
+            </w:pPr>
+            <w:r>
+              <w:t>صك حكم نهائي ضد الشيخ اسامة زيني ـ دعوى 42824717 - 13-03-1445 هـ.pdf</w:t>
+            </w:r>
+          </w:p>
+        </w:tc>
+        <w:tc>
+          <w:tcPr>
+            <w:tcW w:type="dxa" w:w="2160"/>
+          </w:tcPr>
+          <w:p>
+            <w:pPr>
+              <w:jc w:val="right"/>
+              <w:bidi/>
+            </w:pPr>
+            <w:r>
+              <w:t>حكم / صك</w:t>
+            </w:r>
+          </w:p>
+        </w:tc>
+        <w:tc>
+          <w:tcPr>
+            <w:tcW w:type="dxa" w:w="2160"/>
+          </w:tcPr>
+          <w:p>
+            <w:pPr>
+              <w:jc w:val="right"/>
+              <w:bidi/>
+            </w:pPr>
+            <w:r>
+              <w:t>9</w:t>
+            </w:r>
+          </w:p>
+        </w:tc>
+        <w:tc>
+          <w:tcPr>
+            <w:tcW w:type="dxa" w:w="2160"/>
+          </w:tcPr>
+          <w:p>
+            <w:pPr>
+              <w:jc w:val="right"/>
+              <w:bidi/>
+            </w:pPr>
+            <w:r>
+              <w:t>عدنان زيني؛ أسامة زيني؛ أحمد زيني (المورّث)؛ عاتقة الحرازي</w:t>
+            </w:r>
+          </w:p>
+        </w:tc>
+      </w:tr>
     </w:tbl>
     <w:p>
       <w:pPr>
@@ -2235,7 +2235,7 @@
               <w:bidi/>
             </w:pPr>
             <w:r>
-              <w:t>نظام المرافعات الشرعية</w:t>
+              <w:t>نظام المحاكم التجارية</w:t>
             </w:r>
           </w:p>
         </w:tc>
@@ -2261,7 +2261,7 @@
               <w:bidi/>
             </w:pPr>
             <w:r>
-              <w:t>صك حكم نهائي ضد الشيخ اسامة زيني ـ دعوى 42824717 - 13-03-1445 هـ.pdf</w:t>
+              <w:t>صك حكم ابتدائي ضد الشيخ اسامة زيني في القضية رقم 42824717 في 01-01-1445 هـ.pdf</w:t>
             </w:r>
           </w:p>
         </w:tc>
@@ -2291,7 +2291,65 @@
               <w:bidi/>
             </w:pPr>
             <w:r>
-              <w:t>نظام المحاكم التجارية</w:t>
+              <w:t>إشارة إلى المادة (17)</w:t>
+            </w:r>
+          </w:p>
+        </w:tc>
+        <w:tc>
+          <w:tcPr>
+            <w:tcW w:type="dxa" w:w="2160"/>
+          </w:tcPr>
+          <w:p>
+            <w:pPr>
+              <w:jc w:val="right"/>
+              <w:bidi/>
+            </w:pPr>
+            <w:r>
+              <w:t>17</w:t>
+            </w:r>
+          </w:p>
+        </w:tc>
+        <w:tc>
+          <w:tcPr>
+            <w:tcW w:type="dxa" w:w="2160"/>
+          </w:tcPr>
+          <w:p>
+            <w:pPr>
+              <w:jc w:val="right"/>
+              <w:bidi/>
+            </w:pPr>
+            <w:r>
+              <w:t>صك حكم ابتدائي ضد الشيخ اسامة زيني في القضية رقم 42824717 في 01-01-1445 هـ.pdf</w:t>
+            </w:r>
+          </w:p>
+        </w:tc>
+        <w:tc>
+          <w:tcPr>
+            <w:tcW w:type="dxa" w:w="2160"/>
+          </w:tcPr>
+          <w:p>
+            <w:pPr>
+              <w:jc w:val="right"/>
+              <w:bidi/>
+            </w:pPr>
+            <w:r>
+              <w:t>يحتاج تحقق رسمي</w:t>
+            </w:r>
+          </w:p>
+        </w:tc>
+      </w:tr>
+      <w:tr>
+        <w:tc>
+          <w:tcPr>
+            <w:tcW w:type="dxa" w:w="2160"/>
+          </w:tcPr>
+          <w:p>
+            <w:pPr>
+              <w:jc w:val="right"/>
+              <w:bidi/>
+            </w:pPr>
+            <w:r>
+              <w:t>نظام المرافعات الشرعية</w:t>
             </w:r>
           </w:p>
         </w:tc>
@@ -4472,64 +4530,6 @@
           </w:p>
         </w:tc>
       </w:tr>
-      <w:tr>
-        <w:tc>
-          <w:tcPr>
-            <w:tcW w:type="dxa" w:w="2160"/>
-          </w:tcPr>
-          <w:p>
-            <w:pPr>
-              <w:jc w:val="right"/>
-              <w:bidi/>
-            </w:pPr>
-            <w:r>
-              <w:t>إشارة إلى المادة (79)</w:t>
-            </w:r>
-          </w:p>
-        </w:tc>
-        <w:tc>
-          <w:tcPr>
-            <w:tcW w:type="dxa" w:w="2160"/>
-          </w:tcPr>
-          <w:p>
-            <w:pPr>
-              <w:jc w:val="right"/>
-              <w:bidi/>
-            </w:pPr>
-            <w:r>
-              <w:t>79</w:t>
-            </w:r>
-          </w:p>
-        </w:tc>
-        <w:tc>
-          <w:tcPr>
-            <w:tcW w:type="dxa" w:w="2160"/>
-          </w:tcPr>
-          <w:p>
-            <w:pPr>
-              <w:jc w:val="right"/>
-              <w:bidi/>
-            </w:pPr>
-            <w:r>
-              <w:t>حكم برفض الولاية على الشيخ أحمد زيني من القاضي اللحيدان ـ 08-06-1433هـ.pdf</w:t>
-            </w:r>
-          </w:p>
-        </w:tc>
-        <w:tc>
-          <w:tcPr>
-            <w:tcW w:type="dxa" w:w="2160"/>
-          </w:tcPr>
-          <w:p>
-            <w:pPr>
-              <w:jc w:val="right"/>
-              <w:bidi/>
-            </w:pPr>
-            <w:r>
-              <w:t>يحتاج تحقق رسمي</w:t>
-            </w:r>
-          </w:p>
-        </w:tc>
-      </w:tr>
     </w:tbl>
     <w:p>
       <w:pPr>

--- a/zaini_case_audit_output/outputs/word/01_تقرير_الفحص_الأولي.docx
+++ b/zaini_case_audit_output/outputs/word/01_تقرير_الفحص_الأولي.docx
@@ -66,7 +66,7 @@
         <w:bidi/>
       </w:pPr>
       <w:r>
-        <w:t>تاريخ التشغيل: 2026-06-16T12:41:19.863713</w:t>
+        <w:t>تاريخ التشغيل: 2026-06-16T13:04:54.560541</w:t>
       </w:r>
     </w:p>
     <w:p>
@@ -299,7 +299,7 @@
           <w:b w:val="0"/>
           <w:i w:val="0"/>
         </w:rPr>
-        <w:t>أرقام قضايا: 42824717(84)</w:t>
+        <w:t>أرقام قضايا: 42824717(83)</w:t>
       </w:r>
     </w:p>
     <w:p>
@@ -312,7 +312,7 @@
           <w:b w:val="0"/>
           <w:i w:val="0"/>
         </w:rPr>
-        <w:t>صكوك معروفة (من قائمة التكليف) ظهرت آلياً: 4530241622(43)، 4630548401(5)، 4431025114(5)، 4530828230(3)</w:t>
+        <w:t>صكوك معروفة (من قائمة التكليف) ظهرت آلياً: 4530241622(43)، 4431025114(5)، 4630548401(4)، 4530828230(2)</w:t>
       </w:r>
     </w:p>
     <w:p>
@@ -325,7 +325,7 @@
           <w:b w:val="0"/>
           <w:i w:val="0"/>
         </w:rPr>
-        <w:t>أرقام طويلة أخرى (مؤشرات صكوك/سجلات تحتاج مراجعة): 42824717(84)، 1008017301(69)، 4530241622(43)، 4030196102(37)، 1017092733(35)، 38391575(33)، 43281449(32)، 1007056847(32)، 3855849(30)، 4030169102(28)، 33286392(24)، 401024501240718(23)، 3218883(20)، 1098908278(19)، 599139(18)، 599140(18)، 96779270(18)، 1064274077(18)، 1007056839(17)، 34281449(17)</w:t>
+        <w:t>أرقام طويلة أخرى (مؤشرات صكوك/سجلات تحتاج مراجعة): 42824717(83)، 1008017301(69)، 4530241622(43)، 4030196102(37)، 1017092733(35)، 38391575(33)، 43281449(32)، 1007056847(32)، 3855849(30)، 4030169102(29)، 33286392(24)، 401024501240718(23)، 3218883(20)، 1098908278(19)، 599139(18)، 599140(18)، 96779270(18)، 1064274077(18)، 1007056839(17)، 34281449(17)</w:t>
       </w:r>
     </w:p>
     <w:p>
@@ -415,7 +415,7 @@
         <w:bidi/>
       </w:pPr>
       <w:r>
-        <w:t>(طرف/وكيل) المحامي الشهري: 16</w:t>
+        <w:t>(طرف/وكيل) المحامي الشهري: 14</w:t>
       </w:r>
     </w:p>
     <w:p>
@@ -425,7 +425,7 @@
         <w:bidi/>
       </w:pPr>
       <w:r>
-        <w:t>(طرف/وكيل) القاضي اللحيدان: 12</w:t>
+        <w:t>(طرف/وكيل) القاضي اللحيدان: 14</w:t>
       </w:r>
     </w:p>
     <w:p>
@@ -435,7 +435,7 @@
         <w:bidi/>
       </w:pPr>
       <w:r>
-        <w:t>(طرف/وكيل) د. محمد البنا: 10</w:t>
+        <w:t>(طرف/وكيل) د. محمد البنا: 11</w:t>
       </w:r>
     </w:p>
     <w:p>
@@ -575,7 +575,7 @@
         <w:bidi/>
       </w:pPr>
       <w:r>
-        <w:t>478,757,110 ريال (تكرار 1)</w:t>
+        <w:t>478,757,110 ريال (تكرار 2)</w:t>
       </w:r>
     </w:p>
     <w:p>
@@ -681,7 +681,7 @@
           <w:b w:val="0"/>
           <w:i w:val="0"/>
         </w:rPr>
-        <w:t>ميلادية: 2013/09/30(12)، 2012/12/15(11)، 2013/06/26(11)، 03-11-2010(10)، 2010/11/03(10)، 2013/05/02(10)، 2014/01/20(10)، 2014/02/26(10)، 2016/05/03(10)، 2016/06/26(10)، 2017/01/26(10)، 2017/06/08(10)، 2024-1-25(10)، 2024/1/23(10)، 2014/01/01(8)، 2014/2/26(8)، 2018/05/28(8)، 2024/01/16(8)، 2024/1/21(8)، 2012/10/07(5)</w:t>
+        <w:t>ميلادية: 2013/09/30(12)، 2012/12/15(11)، 2013/06/26(11)، 03-11-2010(10)، 2010/11/03(10)، 2013/05/02(10)، 2014/01/20(10)، 2014/02/26(10)، 2016/05/03(10)، 2016/06/26(10)، 2017/01/26(10)، 2017/06/08(10)، 2024-1-25(10)، 2024/1/23(10)، 2014/01/01(8)، 2014/2/26(8)، 2018/05/28(8)، 2024/01/16(8)، 2024/1/21(8)، 2010/10/04(5)</w:t>
       </w:r>
     </w:p>
     <w:p>
@@ -721,7 +721,7 @@
         <w:bidi/>
       </w:pPr>
       <w:r>
-        <w:t>المحكمة العامة بجدة: 54</w:t>
+        <w:t>المحكمة العامة بجدة: 55</w:t>
       </w:r>
     </w:p>
     <w:p>
@@ -731,7 +731,7 @@
         <w:bidi/>
       </w:pPr>
       <w:r>
-        <w:t>ديوان المظالم: 49</w:t>
+        <w:t>ديوان المظالم: 51</w:t>
       </w:r>
     </w:p>
     <w:p>
@@ -957,64 +957,6 @@
             </w:pPr>
             <w:r>
               <w:t>عدنان زيني؛ أسامة زيني؛ أحمد زيني (المورّث)</w:t>
-            </w:r>
-          </w:p>
-        </w:tc>
-      </w:tr>
-      <w:tr>
-        <w:tc>
-          <w:tcPr>
-            <w:tcW w:type="dxa" w:w="2160"/>
-          </w:tcPr>
-          <w:p>
-            <w:pPr>
-              <w:jc w:val="right"/>
-              <w:bidi/>
-            </w:pPr>
-            <w:r>
-              <w:t>مذكرة التماس الحاقية في 8-8-1445 ـ على الحكم النهائي ـ دائرة الاستئناف الثانية ضد الشيخ اسامة زيني ـ 42824717.pdf</w:t>
-            </w:r>
-          </w:p>
-        </w:tc>
-        <w:tc>
-          <w:tcPr>
-            <w:tcW w:type="dxa" w:w="2160"/>
-          </w:tcPr>
-          <w:p>
-            <w:pPr>
-              <w:jc w:val="right"/>
-              <w:bidi/>
-            </w:pPr>
-            <w:r>
-              <w:t>حكم / صك</w:t>
-            </w:r>
-          </w:p>
-        </w:tc>
-        <w:tc>
-          <w:tcPr>
-            <w:tcW w:type="dxa" w:w="2160"/>
-          </w:tcPr>
-          <w:p>
-            <w:pPr>
-              <w:jc w:val="right"/>
-              <w:bidi/>
-            </w:pPr>
-            <w:r>
-              <w:t>12</w:t>
-            </w:r>
-          </w:p>
-        </w:tc>
-        <w:tc>
-          <w:tcPr>
-            <w:tcW w:type="dxa" w:w="2160"/>
-          </w:tcPr>
-          <w:p>
-            <w:pPr>
-              <w:jc w:val="right"/>
-              <w:bidi/>
-            </w:pPr>
-            <w:r>
-              <w:t>عدنان زيني؛ أسامة زيني؛ أحمد زيني (المورّث)؛ عاتقة الحرازي</w:t>
             </w:r>
           </w:p>
         </w:tc>
@@ -1378,64 +1320,6 @@
               <w:bidi/>
             </w:pPr>
             <w:r>
-              <w:t>صك حكم نهائي الاستئناف الثانية رفض الالتماس ـ 42824717 - 18-06-1446 هـ.pdf</w:t>
-            </w:r>
-          </w:p>
-        </w:tc>
-        <w:tc>
-          <w:tcPr>
-            <w:tcW w:type="dxa" w:w="2160"/>
-          </w:tcPr>
-          <w:p>
-            <w:pPr>
-              <w:jc w:val="right"/>
-              <w:bidi/>
-            </w:pPr>
-            <w:r>
-              <w:t>حكم / صك</w:t>
-            </w:r>
-          </w:p>
-        </w:tc>
-        <w:tc>
-          <w:tcPr>
-            <w:tcW w:type="dxa" w:w="2160"/>
-          </w:tcPr>
-          <w:p>
-            <w:pPr>
-              <w:jc w:val="right"/>
-              <w:bidi/>
-            </w:pPr>
-            <w:r>
-              <w:t>11</w:t>
-            </w:r>
-          </w:p>
-        </w:tc>
-        <w:tc>
-          <w:tcPr>
-            <w:tcW w:type="dxa" w:w="2160"/>
-          </w:tcPr>
-          <w:p>
-            <w:pPr>
-              <w:jc w:val="right"/>
-              <w:bidi/>
-            </w:pPr>
-            <w:r>
-              <w:t>عدنان زيني؛ أسامة زيني؛ أحمد زيني (المورّث)؛ عاتقة الحرازي</w:t>
-            </w:r>
-          </w:p>
-        </w:tc>
-      </w:tr>
-      <w:tr>
-        <w:tc>
-          <w:tcPr>
-            <w:tcW w:type="dxa" w:w="2160"/>
-          </w:tcPr>
-          <w:p>
-            <w:pPr>
-              <w:jc w:val="right"/>
-              <w:bidi/>
-            </w:pPr>
-            <w:r>
               <w:t>سند براءة ذمة من السيدة/ عاتقة مؤرخ في 25/08/1445هـ الموافق 06/03/2024م بخصوص المبلغ المستحق لها بموجب صك الحكم رقم (4530241622) وتاريخ 13/03/1445هـ، وقدره (27,651,219) ريال. ـ 25/</w:t>
             </w:r>
           </w:p>
@@ -1552,7 +1436,7 @@
               <w:bidi/>
             </w:pPr>
             <w:r>
-              <w:t>مذكرة جوابية في 16-8-1445 ـ على الحكم النهائي ـ دائرة الاستئناف الثانية ضد الشيخ اسامة زيني ـ 42824717.pdf</w:t>
+              <w:t>مذكرة التماس الحاقية في 8-8-1445 ـ على الحكم النهائي ـ دائرة الاستئناف الثانية ضد الشيخ اسامة زيني ـ 42824717.pdf</w:t>
             </w:r>
           </w:p>
         </w:tc>
@@ -1610,7 +1494,7 @@
               <w:bidi/>
             </w:pPr>
             <w:r>
-              <w:t>حكم نهائي الشيخ اسامة زيني ـ 42824717 - 25-08-1445 رفض الالتماس.pdf</w:t>
+              <w:t>مذكرة جوابية في 16-8-1445 ـ على الحكم النهائي ـ دائرة الاستئناف الثانية ضد الشيخ اسامة زيني ـ 42824717.pdf</w:t>
             </w:r>
           </w:p>
         </w:tc>
@@ -2001,6 +1885,122 @@
             </w:pPr>
             <w:r>
               <w:t>عدنان زيني؛ أسامة زيني؛ أحمد زيني (المورّث)؛ عاتقة الحرازي</w:t>
+            </w:r>
+          </w:p>
+        </w:tc>
+      </w:tr>
+      <w:tr>
+        <w:tc>
+          <w:tcPr>
+            <w:tcW w:type="dxa" w:w="2160"/>
+          </w:tcPr>
+          <w:p>
+            <w:pPr>
+              <w:jc w:val="right"/>
+              <w:bidi/>
+            </w:pPr>
+            <w:r>
+              <w:t>صك حكم نهائي الشيخ اسامة زيني ـ دعوى 42824717 - 25-08-1445 هـ رفض الالتماس.pdf</w:t>
+            </w:r>
+          </w:p>
+        </w:tc>
+        <w:tc>
+          <w:tcPr>
+            <w:tcW w:type="dxa" w:w="2160"/>
+          </w:tcPr>
+          <w:p>
+            <w:pPr>
+              <w:jc w:val="right"/>
+              <w:bidi/>
+            </w:pPr>
+            <w:r>
+              <w:t>حكم / صك</w:t>
+            </w:r>
+          </w:p>
+        </w:tc>
+        <w:tc>
+          <w:tcPr>
+            <w:tcW w:type="dxa" w:w="2160"/>
+          </w:tcPr>
+          <w:p>
+            <w:pPr>
+              <w:jc w:val="right"/>
+              <w:bidi/>
+            </w:pPr>
+            <w:r>
+              <w:t>9</w:t>
+            </w:r>
+          </w:p>
+        </w:tc>
+        <w:tc>
+          <w:tcPr>
+            <w:tcW w:type="dxa" w:w="2160"/>
+          </w:tcPr>
+          <w:p>
+            <w:pPr>
+              <w:jc w:val="right"/>
+              <w:bidi/>
+            </w:pPr>
+            <w:r>
+              <w:t>عدنان زيني؛ أسامة زيني؛ أحمد زيني (المورّث)؛ عاتقة الحرازي</w:t>
+            </w:r>
+          </w:p>
+        </w:tc>
+      </w:tr>
+      <w:tr>
+        <w:tc>
+          <w:tcPr>
+            <w:tcW w:type="dxa" w:w="2160"/>
+          </w:tcPr>
+          <w:p>
+            <w:pPr>
+              <w:jc w:val="right"/>
+              <w:bidi/>
+            </w:pPr>
+            <w:r>
+              <w:t>الإيميل الوارد من الدكتور محمد البنا بشأن دراسة الحكمين في قضية 42824717.pdf</w:t>
+            </w:r>
+          </w:p>
+        </w:tc>
+        <w:tc>
+          <w:tcPr>
+            <w:tcW w:type="dxa" w:w="2160"/>
+          </w:tcPr>
+          <w:p>
+            <w:pPr>
+              <w:jc w:val="right"/>
+              <w:bidi/>
+            </w:pPr>
+            <w:r>
+              <w:t>حكم / صك</w:t>
+            </w:r>
+          </w:p>
+        </w:tc>
+        <w:tc>
+          <w:tcPr>
+            <w:tcW w:type="dxa" w:w="2160"/>
+          </w:tcPr>
+          <w:p>
+            <w:pPr>
+              <w:jc w:val="right"/>
+              <w:bidi/>
+            </w:pPr>
+            <w:r>
+              <w:t>9</w:t>
+            </w:r>
+          </w:p>
+        </w:tc>
+        <w:tc>
+          <w:tcPr>
+            <w:tcW w:type="dxa" w:w="2160"/>
+          </w:tcPr>
+          <w:p>
+            <w:pPr>
+              <w:jc w:val="right"/>
+              <w:bidi/>
+            </w:pPr>
+            <w:r>
+              <w:t>أسامة زيني؛ أحمد زيني (المورّث)؛ عاتقة الحرازي</w:t>
             </w:r>
           </w:p>
         </w:tc>

--- a/zaini_case_audit_output/outputs/word/01_تقرير_الفحص_الأولي.docx
+++ b/zaini_case_audit_output/outputs/word/01_تقرير_الفحص_الأولي.docx
@@ -66,7 +66,7 @@
         <w:bidi/>
       </w:pPr>
       <w:r>
-        <w:t>تاريخ التشغيل: 2026-06-16T13:04:54.560541</w:t>
+        <w:t>تاريخ التشغيل: 2026-06-16T13:29:51.177510</w:t>
       </w:r>
     </w:p>
     <w:p>

--- a/zaini_case_audit_output/outputs/word/01_تقرير_الفحص_الأولي.docx
+++ b/zaini_case_audit_output/outputs/word/01_تقرير_الفحص_الأولي.docx
@@ -66,7 +66,7 @@
         <w:bidi/>
       </w:pPr>
       <w:r>
-        <w:t>تاريخ التشغيل: 2026-06-16T13:29:51.177510</w:t>
+        <w:t>تاريخ التشغيل: 2026-06-16T13:42:39.888160</w:t>
       </w:r>
     </w:p>
     <w:p>
@@ -565,6 +565,16 @@
         <w:bidi/>
       </w:pPr>
       <w:r>
+        <w:t>1,037,259,019 ريال (تكرار 1)</w:t>
+      </w:r>
+    </w:p>
+    <w:p>
+      <w:pPr>
+        <w:pStyle w:val="ListBullet"/>
+        <w:jc w:val="right"/>
+        <w:bidi/>
+      </w:pPr>
+      <w:r>
         <w:t>884,943,025 ريال (تكرار 1)</w:t>
       </w:r>
     </w:p>
@@ -605,7 +615,7 @@
         <w:bidi/>
       </w:pPr>
       <w:r>
-        <w:t>368,757,931 ريال (تكرار 15)</w:t>
+        <w:t>368,757,931 ريال (تكرار 18)</w:t>
       </w:r>
     </w:p>
     <w:p>
@@ -635,17 +645,7 @@
         <w:bidi/>
       </w:pPr>
       <w:r>
-        <w:t>331,882,138 ريال (تكرار 4)</w:t>
-      </w:r>
-    </w:p>
-    <w:p>
-      <w:pPr>
-        <w:pStyle w:val="ListBullet"/>
-        <w:jc w:val="right"/>
-        <w:bidi/>
-      </w:pPr>
-      <w:r>
-        <w:t>250,000,000 ريال (تكرار 1)</w:t>
+        <w:t>331,882,138 ريال (تكرار 14)</w:t>
       </w:r>
     </w:p>
     <w:p>
@@ -668,7 +668,7 @@
           <w:b w:val="0"/>
           <w:i w:val="0"/>
         </w:rPr>
-        <w:t>هجرية: 26/7/1434(15)، 4/3/1432(15)، 18/11/1393(14)، 08/04/1445(14)، 1445/04/08(14)، 26/11/1431(14)، 1445-02-20(13)، 20/09/1431(13)، 8/6/1433(13)، 1445-4-7(13)، 1445-3-13(13)، 1445/03/16(13)، 16/03/1445(13)، 1445/03/20(13)، 1446/03/20(13)، 1431/09/20(13)، 1445-03-04(12)، 1434/11/24(12)، 12/5/1438(12)، 1423/02/20(11)</w:t>
+        <w:t>هجرية: 26/7/1434(15)، 4/3/1432(15)، 18/11/1393(14)، 08/04/1445(14)، 1445/04/08(14)، 26/11/1431(14)، 1445-02-20(13)، 20/09/1431(13)، 8/6/1433(13)، 1445-4-7(13)، 1445-3-13(13)، 1445/03/16(13)، 16/03/1445(13)، 1445/03/20(13)، 1446/03/20(13)، 1445/03/13(13)، 1431/09/20(13)، 1445-03-04(12)، 1434/11/24(12)، 12/5/1438(12)</w:t>
       </w:r>
     </w:p>
     <w:p>
@@ -681,7 +681,7 @@
           <w:b w:val="0"/>
           <w:i w:val="0"/>
         </w:rPr>
-        <w:t>ميلادية: 2013/09/30(12)، 2012/12/15(11)، 2013/06/26(11)، 03-11-2010(10)، 2010/11/03(10)، 2013/05/02(10)، 2014/01/20(10)، 2014/02/26(10)، 2016/05/03(10)، 2016/06/26(10)، 2017/01/26(10)، 2017/06/08(10)، 2024-1-25(10)، 2024/1/23(10)، 2014/01/01(8)، 2014/2/26(8)، 2018/05/28(8)، 2024/01/16(8)، 2024/1/21(8)، 2010/10/04(5)</w:t>
+        <w:t>ميلادية: 2013/09/30(12)، 2011/12/15(11)، 2012/12/1(11)، 2012/12/15(11)، 2013/06/26(11)، 03-11-2010(10)، 2010/11/03(10)، 2013/05/02(10)، 2014/01/20(10)، 2014/02/26(10)، 2016/05/03(10)، 2016/06/26(10)، 2017/01/26(10)، 2017/06/08(10)، 2024-1-25(10)، 2024/1/23(10)، 2014/01/01(8)، 2014/2/26(8)، 2018/05/28(8)، 2024/01/16(8)</w:t>
       </w:r>
     </w:p>
     <w:p>
@@ -3555,6 +3555,64 @@
               <w:bidi/>
             </w:pPr>
             <w:r>
+              <w:t>إشارة إلى المادة (86)</w:t>
+            </w:r>
+          </w:p>
+        </w:tc>
+        <w:tc>
+          <w:tcPr>
+            <w:tcW w:type="dxa" w:w="2160"/>
+          </w:tcPr>
+          <w:p>
+            <w:pPr>
+              <w:jc w:val="right"/>
+              <w:bidi/>
+            </w:pPr>
+            <w:r>
+              <w:t>86</w:t>
+            </w:r>
+          </w:p>
+        </w:tc>
+        <w:tc>
+          <w:tcPr>
+            <w:tcW w:type="dxa" w:w="2160"/>
+          </w:tcPr>
+          <w:p>
+            <w:pPr>
+              <w:jc w:val="right"/>
+              <w:bidi/>
+            </w:pPr>
+            <w:r>
+              <w:t>صك حكم نهائي ضد الشيخ اسامة زيني ـ دعوى 42824717 - 13-03-1445 هـ.pdf</w:t>
+            </w:r>
+          </w:p>
+        </w:tc>
+        <w:tc>
+          <w:tcPr>
+            <w:tcW w:type="dxa" w:w="2160"/>
+          </w:tcPr>
+          <w:p>
+            <w:pPr>
+              <w:jc w:val="right"/>
+              <w:bidi/>
+            </w:pPr>
+            <w:r>
+              <w:t>يحتاج تحقق رسمي</w:t>
+            </w:r>
+          </w:p>
+        </w:tc>
+      </w:tr>
+      <w:tr>
+        <w:tc>
+          <w:tcPr>
+            <w:tcW w:type="dxa" w:w="2160"/>
+          </w:tcPr>
+          <w:p>
+            <w:pPr>
+              <w:jc w:val="right"/>
+              <w:bidi/>
+            </w:pPr>
+            <w:r>
               <w:t>إشارة إلى المادة (87)</w:t>
             </w:r>
           </w:p>
@@ -4077,64 +4135,6 @@
               <w:bidi/>
             </w:pPr>
             <w:r>
-              <w:t>إشارة إلى المادة (86)</w:t>
-            </w:r>
-          </w:p>
-        </w:tc>
-        <w:tc>
-          <w:tcPr>
-            <w:tcW w:type="dxa" w:w="2160"/>
-          </w:tcPr>
-          <w:p>
-            <w:pPr>
-              <w:jc w:val="right"/>
-              <w:bidi/>
-            </w:pPr>
-            <w:r>
-              <w:t>86</w:t>
-            </w:r>
-          </w:p>
-        </w:tc>
-        <w:tc>
-          <w:tcPr>
-            <w:tcW w:type="dxa" w:w="2160"/>
-          </w:tcPr>
-          <w:p>
-            <w:pPr>
-              <w:jc w:val="right"/>
-              <w:bidi/>
-            </w:pPr>
-            <w:r>
-              <w:t>صك حكم نهائي الشيخ اسامة زيني ـ دعوى 42824717 - 25-08-1445 هـ رفض الالتماس.pdf</w:t>
-            </w:r>
-          </w:p>
-        </w:tc>
-        <w:tc>
-          <w:tcPr>
-            <w:tcW w:type="dxa" w:w="2160"/>
-          </w:tcPr>
-          <w:p>
-            <w:pPr>
-              <w:jc w:val="right"/>
-              <w:bidi/>
-            </w:pPr>
-            <w:r>
-              <w:t>يحتاج تحقق رسمي</w:t>
-            </w:r>
-          </w:p>
-        </w:tc>
-      </w:tr>
-      <w:tr>
-        <w:tc>
-          <w:tcPr>
-            <w:tcW w:type="dxa" w:w="2160"/>
-          </w:tcPr>
-          <w:p>
-            <w:pPr>
-              <w:jc w:val="right"/>
-              <w:bidi/>
-            </w:pPr>
-            <w:r>
               <w:t>إشارة إلى المادة (200)</w:t>
             </w:r>
           </w:p>
@@ -4565,7 +4565,7 @@
           <w:b w:val="0"/>
           <w:i w:val="0"/>
         </w:rPr>
-        <w:t>عدد المخرجات الآلية المرشّحة: 112 — انظر `outputs/excel/07_central_and_new_outputs.xlsx` و`outputs/csv/new_script_outputs.csv`.</w:t>
+        <w:t>عدد المخرجات الآلية المرشّحة: 117 — انظر `outputs/excel/07_central_and_new_outputs.xlsx` و`outputs/csv/new_script_outputs.csv`.</w:t>
       </w:r>
     </w:p>
     <w:p>

--- a/zaini_case_audit_output/outputs/word/01_تقرير_الفحص_الأولي.docx
+++ b/zaini_case_audit_output/outputs/word/01_تقرير_الفحص_الأولي.docx
@@ -66,7 +66,7 @@
         <w:bidi/>
       </w:pPr>
       <w:r>
-        <w:t>تاريخ التشغيل: 2026-06-16T13:42:39.888160</w:t>
+        <w:t>تاريخ التشغيل: 2026-06-17T02:04:41.500042</w:t>
       </w:r>
     </w:p>
     <w:p>
@@ -4565,7 +4565,7 @@
           <w:b w:val="0"/>
           <w:i w:val="0"/>
         </w:rPr>
-        <w:t>عدد المخرجات الآلية المرشّحة: 117 — انظر `outputs/excel/07_central_and_new_outputs.xlsx` و`outputs/csv/new_script_outputs.csv`.</w:t>
+        <w:t>عدد المخرجات الآلية المرشّحة: 116 — انظر `outputs/excel/07_central_and_new_outputs.xlsx` و`outputs/csv/new_script_outputs.csv`.</w:t>
       </w:r>
     </w:p>
     <w:p>

--- a/zaini_case_audit_output/outputs/word/01_تقرير_الفحص_الأولي.docx
+++ b/zaini_case_audit_output/outputs/word/01_تقرير_الفحص_الأولي.docx
@@ -66,7 +66,7 @@
         <w:bidi/>
       </w:pPr>
       <w:r>
-        <w:t>تاريخ التشغيل: 2026-06-17T02:04:41.500042</w:t>
+        <w:t>تاريخ التشغيل: 2026-06-17T10:32:13.177674</w:t>
       </w:r>
     </w:p>
     <w:p>
@@ -106,7 +106,7 @@
         <w:bidi/>
       </w:pPr>
       <w:r>
-        <w:t>إجمالي العناصر المرصودة: 192 (ملفات: 192، مجلدات: 0)</w:t>
+        <w:t>إجمالي العناصر المرصودة: 203 (ملفات: 195، مجلدات: 8)</w:t>
       </w:r>
     </w:p>
     <w:p>
@@ -116,7 +116,7 @@
         <w:bidi/>
       </w:pPr>
       <w:r>
-        <w:t>ملفات مقروءة: 179</w:t>
+        <w:t>ملفات مقروءة: 182</w:t>
       </w:r>
     </w:p>
     <w:p>
@@ -156,7 +156,7 @@
         <w:bidi/>
       </w:pPr>
       <w:r>
-        <w:t>حكم / صك: 44</w:t>
+        <w:t>حكم / صك: 45</w:t>
       </w:r>
     </w:p>
     <w:p>
@@ -186,7 +186,7 @@
         <w:bidi/>
       </w:pPr>
       <w:r>
-        <w:t>عقد / اتفاقية: 20</w:t>
+        <w:t>عقد / اتفاقية: 21</w:t>
       </w:r>
     </w:p>
     <w:p>
@@ -246,7 +246,7 @@
         <w:bidi/>
       </w:pPr>
       <w:r>
-        <w:t>وكالة: 3</w:t>
+        <w:t>وكالة: 4</w:t>
       </w:r>
     </w:p>
     <w:p>
@@ -325,7 +325,7 @@
           <w:b w:val="0"/>
           <w:i w:val="0"/>
         </w:rPr>
-        <w:t>أرقام طويلة أخرى (مؤشرات صكوك/سجلات تحتاج مراجعة): 42824717(83)، 1008017301(69)، 4530241622(43)، 4030196102(37)، 1017092733(35)، 38391575(33)، 43281449(32)، 1007056847(32)، 3855849(30)، 4030169102(29)، 33286392(24)، 401024501240718(23)، 3218883(20)، 1098908278(19)، 599139(18)، 599140(18)، 96779270(18)، 1064274077(18)، 1007056839(17)، 34281449(17)</w:t>
+        <w:t>أرقام طويلة أخرى (مؤشرات صكوك/سجلات تحتاج مراجعة): 42824717(83)، 1008017301(70)، 4530241622(43)، 4030196102(37)، 1017092733(36)، 38391575(33)، 43281449(32)، 1007056847(32)، 3855849(30)، 4030169102(29)، 33286392(24)، 401024501240718(23)، 3218883(20)، 1098908278(19)، 34281449(18)، 229014721194320022(18)، 599139(18)، 599140(18)، 96779270(18)، 1064274077(18)</w:t>
       </w:r>
     </w:p>
     <w:p>
@@ -345,7 +345,7 @@
         <w:bidi/>
       </w:pPr>
       <w:r>
-        <w:t>أسامة زيني: 146</w:t>
+        <w:t>أسامة زيني: 149</w:t>
       </w:r>
     </w:p>
     <w:p>
@@ -355,7 +355,7 @@
         <w:bidi/>
       </w:pPr>
       <w:r>
-        <w:t>أحمد زيني (المورّث): 126</w:t>
+        <w:t>أحمد زيني (المورّث): 127</w:t>
       </w:r>
     </w:p>
     <w:p>
@@ -365,7 +365,7 @@
         <w:bidi/>
       </w:pPr>
       <w:r>
-        <w:t>عدنان زيني: 105</w:t>
+        <w:t>عدنان زيني: 108</w:t>
       </w:r>
     </w:p>
     <w:p>
@@ -375,7 +375,7 @@
         <w:bidi/>
       </w:pPr>
       <w:r>
-        <w:t>عاتقة الحرازي: 70</w:t>
+        <w:t>عاتقة الحرازي: 72</w:t>
       </w:r>
     </w:p>
     <w:p>
@@ -395,7 +395,7 @@
         <w:bidi/>
       </w:pPr>
       <w:r>
-        <w:t>(طرف/وكيل) القاضي الزايدي: 25</w:t>
+        <w:t>(طرف/وكيل) القاضي الزايدي: 27</w:t>
       </w:r>
     </w:p>
     <w:p>
@@ -415,6 +415,16 @@
         <w:bidi/>
       </w:pPr>
       <w:r>
+        <w:t>(طرف/وكيل) القاضي اللحيدان: 15</w:t>
+      </w:r>
+    </w:p>
+    <w:p>
+      <w:pPr>
+        <w:pStyle w:val="ListBullet"/>
+        <w:jc w:val="right"/>
+        <w:bidi/>
+      </w:pPr>
+      <w:r>
         <w:t>(طرف/وكيل) المحامي الشهري: 14</w:t>
       </w:r>
     </w:p>
@@ -425,17 +435,7 @@
         <w:bidi/>
       </w:pPr>
       <w:r>
-        <w:t>(طرف/وكيل) القاضي اللحيدان: 14</w:t>
-      </w:r>
-    </w:p>
-    <w:p>
-      <w:pPr>
-        <w:pStyle w:val="ListBullet"/>
-        <w:jc w:val="right"/>
-        <w:bidi/>
-      </w:pPr>
-      <w:r>
-        <w:t>(طرف/وكيل) د. محمد البنا: 11</w:t>
+        <w:t>(طرف/وكيل) د. محمد البنا: 12</w:t>
       </w:r>
     </w:p>
     <w:p>
@@ -668,7 +668,7 @@
           <w:b w:val="0"/>
           <w:i w:val="0"/>
         </w:rPr>
-        <w:t>هجرية: 26/7/1434(15)، 4/3/1432(15)، 18/11/1393(14)، 08/04/1445(14)، 1445/04/08(14)، 26/11/1431(14)، 1445-02-20(13)، 20/09/1431(13)، 8/6/1433(13)، 1445-4-7(13)، 1445-3-13(13)، 1445/03/16(13)، 16/03/1445(13)، 1445/03/20(13)، 1446/03/20(13)، 1445/03/13(13)، 1431/09/20(13)، 1445-03-04(12)، 1434/11/24(12)، 12/5/1438(12)</w:t>
+        <w:t>هجرية: 26/7/1434(16)، 4/3/1432(15)، 18/11/1393(14)، 08/04/1445(14)، 1445/04/08(14)، 26/11/1431(14)، 1445-02-20(13)، 20/09/1431(13)، 8/6/1433(13)، 1445-4-7(13)، 1445-3-13(13)، 1445/03/16(13)، 16/03/1445(13)، 1445/03/20(13)، 1446/03/20(13)، 1445/03/13(13)، 1431/09/20(13)، 1445-03-04(12)، 1434/11/24(12)، 12/5/1438(12)</w:t>
       </w:r>
     </w:p>
     <w:p>
@@ -711,7 +711,7 @@
         <w:bidi/>
       </w:pPr>
       <w:r>
-        <w:t>محكمة الاستئناف / دائرة الاستئناف: 67</w:t>
+        <w:t>محكمة الاستئناف / دائرة الاستئناف: 68</w:t>
       </w:r>
     </w:p>
     <w:p>
@@ -2026,7 +2026,7 @@
           <w:b w:val="0"/>
           <w:i w:val="0"/>
         </w:rPr>
-        <w:t>عدد روابط ملفات الدراسة المباشرة: 192 ملفاً عبر 18 قسماً — جرى جردها بالكامل بالمعرّفات؛ استُخرج نصها آلياً: 179؛ لم يُستخرج نصها (صور/ملفات مضغوطة/تحتاج OCR): 13.</w:t>
+        <w:t>عدد روابط ملفات الدراسة المباشرة: 192 ملفاً عبر 18 قسماً — جرى جردها بالكامل بالمعرّفات؛ استُخرج نصها آلياً: 182؛ لم يُستخرج نصها (صور/ملفات مضغوطة/تحتاج OCR): 13.</w:t>
       </w:r>
     </w:p>
     <w:p>
@@ -2141,6 +2141,36 @@
       </w:pPr>
       <w:r>
         <w:t>10) المستندات الموجودة وغير المذكورة في الدراسة</w:t>
+      </w:r>
+    </w:p>
+    <w:p>
+      <w:pPr>
+        <w:pStyle w:val="ListBullet"/>
+        <w:jc w:val="right"/>
+        <w:bidi/>
+      </w:pPr>
+      <w:r>
+        <w:t>مستند_جديد_1_14041442.pdf</w:t>
+      </w:r>
+    </w:p>
+    <w:p>
+      <w:pPr>
+        <w:pStyle w:val="ListBullet"/>
+        <w:jc w:val="right"/>
+        <w:bidi/>
+      </w:pPr>
+      <w:r>
+        <w:t>مستند_جديد_3_18121427.pdf</w:t>
+      </w:r>
+    </w:p>
+    <w:p>
+      <w:pPr>
+        <w:pStyle w:val="ListBullet"/>
+        <w:jc w:val="right"/>
+        <w:bidi/>
+      </w:pPr>
+      <w:r>
+        <w:t>مستند_جديد_2_427036.pdf</w:t>
       </w:r>
     </w:p>
     <w:p>

--- a/zaini_case_audit_output/outputs/word/01_تقرير_الفحص_الأولي.docx
+++ b/zaini_case_audit_output/outputs/word/01_تقرير_الفحص_الأولي.docx
@@ -66,7 +66,7 @@
         <w:bidi/>
       </w:pPr>
       <w:r>
-        <w:t>تاريخ التشغيل: 2026-06-17T10:32:13.177674</w:t>
+        <w:t>تاريخ التشغيل: 2026-06-18T02:48:40.969120</w:t>
       </w:r>
     </w:p>
     <w:p>
